--- a/Sistem-Kendali-Cerdas/Modul-Word/Modul-6-Perancangan-Kontrol-melalui-Komputer.docx
+++ b/Sistem-Kendali-Cerdas/Modul-Word/Modul-6-Perancangan-Kontrol-melalui-Komputer.docx
@@ -2767,52 +2767,52 @@
           <w:i w:val="0"/>
           <w:sz w:val="22"/>
         </w:rPr>
-        <w:t xml:space="preserve">Controller yang berjalan di komputer tidak mengamati sinyal secara terus-menerus. Ia mencuplik keluaran pada selang tetap, menghitung, lalu menahan keluarannya sampai cuplikan berikutnya. Tiga kegiatan itu memasukkan sifat yang tidak ada pada rancangan kontinu, dan mengabaikannya adalah sumber kegagalan yang paling sering terjadi pada penerapan pertama.</w:t>
-      </w:r>
-    </w:p>
-    <w:p>
-      <w:pPr>
-        <w:spacing w:line="360" w:lineRule="auto" w:after="120"/>
-        <w:jc w:val="both"/>
-      </w:pPr>
-      <w:r>
-        <w:rPr>
-          <w:rFonts w:ascii="Arial" w:hAnsi="Arial" w:cs="Arial"/>
-          <w:b w:val="0"/>
-          <w:i w:val="0"/>
-          <w:sz w:val="22"/>
-        </w:rPr>
-        <w:t xml:space="preserve">Penahanan orde nol membuat sinyal kendali berbentuk tangga. Terhadap plant, tangga tersebut setara dengan tundaan rata-rata sebesar setengah waktu cacah. Tundaan mengurangi margin fase, dan margin fase yang menipis berarti sistem lebih dekat ke ambang ketidakstabilan meskipun penguatannya tidak diubah sama sekali.</w:t>
-      </w:r>
-    </w:p>
-    <w:p>
-      <w:pPr>
-        <w:spacing w:line="360" w:lineRule="auto" w:after="120"/>
-        <w:jc w:val="both"/>
-      </w:pPr>
-      <w:r>
-        <w:rPr>
-          <w:rFonts w:ascii="Arial" w:hAnsi="Arial" w:cs="Arial"/>
-          <w:b w:val="0"/>
-          <w:i w:val="0"/>
-          <w:sz w:val="22"/>
-        </w:rPr>
-        <w:t xml:space="preserve">Pemilihan waktu cacah karena itu bukan urusan kenyamanan perangkat, melainkan bagian dari perancangan kontrol. Aturan praktis yang lazim menuntut sekitar dua puluh sampai empat puluh cuplikan sepanjang waktu naik sistem tertutup. Terlalu jarang membuat sistem tidak stabil; terlalu rapat memboroskan sumber daya dan memperkuat derau pada aksi turunan.</w:t>
-      </w:r>
-    </w:p>
-    <w:p>
-      <w:pPr>
-        <w:spacing w:line="360" w:lineRule="auto" w:after="120"/>
-        <w:jc w:val="both"/>
-      </w:pPr>
-      <w:r>
-        <w:rPr>
-          <w:rFonts w:ascii="Arial" w:hAnsi="Arial" w:cs="Arial"/>
-          <w:b w:val="0"/>
-          <w:i w:val="0"/>
-          <w:sz w:val="22"/>
-        </w:rPr>
-        <w:t xml:space="preserve">Selain waktu cacah, aritmetika terbatas ikut berperan. Bilangan pecahan terbatas menimbulkan pembulatan yang dapat menumpuk pada aksi integral, dan pada perangkat kecil dengan bilangan bulat berskala, pemilihan skala menentukan apakah controller masih berperilaku seperti rancangannya.</w:t>
+        <w:t xml:space="preserve">Controller yang berjalan di komputer tidak mengamati sinyal secara terus-menerus. Ia mengambil sampel dari keluaran pada selang tetap, menghitung, lalu menahan keluarannya sampai sampel berikutnya. Tiga kegiatan itu memasukkan sifat yang tidak ada pada rancangan kontinu, dan mengabaikannya adalah sumber kegagalan yang paling sering terjadi pada penerapan pertama.</w:t>
+      </w:r>
+    </w:p>
+    <w:p>
+      <w:pPr>
+        <w:spacing w:line="360" w:lineRule="auto" w:after="120"/>
+        <w:jc w:val="both"/>
+      </w:pPr>
+      <w:r>
+        <w:rPr>
+          <w:rFonts w:ascii="Arial" w:hAnsi="Arial" w:cs="Arial"/>
+          <w:b w:val="0"/>
+          <w:i w:val="0"/>
+          <w:sz w:val="22"/>
+        </w:rPr>
+        <w:t xml:space="preserve">Penahanan orde nol membuat sinyal kendali berbentuk tangga. Terhadap plant, tangga tersebut setara dengan tundaan rata-rata sebesar setengah waktu sampling. Tundaan mengurangi margin fase, dan margin fase yang menipis berarti sistem lebih dekat ke ambang ketidakstabilan meskipun penguatannya tidak diubah sama sekali.</w:t>
+      </w:r>
+    </w:p>
+    <w:p>
+      <w:pPr>
+        <w:spacing w:line="360" w:lineRule="auto" w:after="120"/>
+        <w:jc w:val="both"/>
+      </w:pPr>
+      <w:r>
+        <w:rPr>
+          <w:rFonts w:ascii="Arial" w:hAnsi="Arial" w:cs="Arial"/>
+          <w:b w:val="0"/>
+          <w:i w:val="0"/>
+          <w:sz w:val="22"/>
+        </w:rPr>
+        <w:t xml:space="preserve">Pemilihan waktu sampling karena itu bukan urusan kenyamanan perangkat, melainkan bagian dari perancangan kontrol. Aturan praktis yang lazim menuntut sekitar dua puluh sampai empat puluh sampel sepanjang waktu naik sistem tertutup. Terlalu jarang membuat sistem tidak stabil; terlalu rapat memboroskan sumber daya dan memperkuat derau pada aksi turunan.</w:t>
+      </w:r>
+    </w:p>
+    <w:p>
+      <w:pPr>
+        <w:spacing w:line="360" w:lineRule="auto" w:after="120"/>
+        <w:jc w:val="both"/>
+      </w:pPr>
+      <w:r>
+        <w:rPr>
+          <w:rFonts w:ascii="Arial" w:hAnsi="Arial" w:cs="Arial"/>
+          <w:b w:val="0"/>
+          <w:i w:val="0"/>
+          <w:sz w:val="22"/>
+        </w:rPr>
+        <w:t xml:space="preserve">Selain waktu sampling, aritmetika terbatas ikut berperan. Bilangan pecahan terbatas menimbulkan pembulatan yang dapat menumpuk pada aksi integral, dan pada perangkat kecil dengan bilangan bulat berskala, pemilihan skala menentukan apakah controller masih berperilaku seperti rancangannya.</w:t>
       </w:r>
     </w:p>
     <w:p>
@@ -2828,7 +2828,7 @@
           <w:color w:val="305496"/>
           <w:sz w:val="22"/>
         </w:rPr>
-        <w:t xml:space="preserve">penahanan orde nol ~ tundaan T/2   |   20 sampai 40 cuplikan per waktu naik</w:t>
+        <w:t xml:space="preserve">penahanan orde nol ~ tundaan T/2   |   20 sampai 40 sampel per waktu naik</w:t>
       </w:r>
     </w:p>
     <w:p>
@@ -2889,22 +2889,22 @@
           <w:i w:val="0"/>
           <w:sz w:val="22"/>
         </w:rPr>
-        <w:t xml:space="preserve">Untuk aksi integral, terjemahan yang lazim menambahkan hasil kali error dengan waktu cacah pada akumulator. Untuk aksi turunan, terjemahan yang lazim membagi selisih dua cuplikan dengan waktu cacah, dan bentuk mentah ini hampir selalu tidak dapat dipakai langsung karena memperkuat derau secara berlebihan.</w:t>
-      </w:r>
-    </w:p>
-    <w:p>
-      <w:pPr>
-        <w:spacing w:line="360" w:lineRule="auto" w:after="120"/>
-        <w:jc w:val="both"/>
-      </w:pPr>
-      <w:r>
-        <w:rPr>
-          <w:rFonts w:ascii="Arial" w:hAnsi="Arial" w:cs="Arial"/>
-          <w:b w:val="0"/>
-          <w:i w:val="0"/>
-          <w:sz w:val="22"/>
-        </w:rPr>
-        <w:t xml:space="preserve">Alternatif yang lebih baik adalah merancang langsung di domain diskret. Model plant diubah lebih dahulu menjadi bentuk diskret yang memperhitungkan penahanan orde nol, lalu controller dirancang atas model itu. Cara ini menghindari kekeliruan akibat terjemahan dan memperlihatkan pengaruh waktu cacah sejak awal perancangan.</w:t>
+        <w:t xml:space="preserve">Untuk aksi integral, terjemahan yang lazim menambahkan hasil kali error dengan waktu sampling pada akumulator. Untuk aksi turunan, terjemahan yang lazim membagi selisih dua sampel dengan waktu sampling, dan bentuk mentah ini hampir selalu tidak dapat dipakai langsung karena memperkuat derau secara berlebihan.</w:t>
+      </w:r>
+    </w:p>
+    <w:p>
+      <w:pPr>
+        <w:spacing w:line="360" w:lineRule="auto" w:after="120"/>
+        <w:jc w:val="both"/>
+      </w:pPr>
+      <w:r>
+        <w:rPr>
+          <w:rFonts w:ascii="Arial" w:hAnsi="Arial" w:cs="Arial"/>
+          <w:b w:val="0"/>
+          <w:i w:val="0"/>
+          <w:sz w:val="22"/>
+        </w:rPr>
+        <w:t xml:space="preserve">Alternatif yang lebih baik adalah merancang langsung di domain diskret. Model plant diubah lebih dahulu menjadi bentuk diskret yang memperhitungkan penahanan orde nol, lalu controller dirancang atas model itu. Cara ini menghindari kekeliruan akibat terjemahan dan memperlihatkan pengaruh waktu sampling sejak awal perancangan.</w:t>
       </w:r>
     </w:p>
     <w:p>
@@ -2920,7 +2920,7 @@
           <w:color w:val="305496"/>
           <w:sz w:val="22"/>
         </w:rPr>
-        <w:t xml:space="preserve">integral: I += Ki*e*T   |   turunan: D = Kd*(e - e_lalu)/T, wajib ditapis</w:t>
+        <w:t xml:space="preserve">integral: I += Ki*e*T   |   turunan: D = Kd*(e - e_lalu)/T, wajib difilter</w:t>
       </w:r>
     </w:p>
     <w:p>
@@ -3115,22 +3115,22 @@
           <w:i w:val="0"/>
           <w:sz w:val="22"/>
         </w:rPr>
-        <w:t xml:space="preserve">Controller digital harus menyelesaikan perhitungannya sebelum cuplikan berikutnya tiba. Yang menentukan bukan waktu hitung rata-rata melainkan waktu hitung terburuk, karena satu keterlambatan saja dapat menggeser perilaku sistem. Karena itu tugas kontrol biasanya diberi prioritas tertinggi dan dijauhkan dari kegiatan yang waktunya tidak dapat diperkirakan.</w:t>
-      </w:r>
-    </w:p>
-    <w:p>
-      <w:pPr>
-        <w:spacing w:line="360" w:lineRule="auto" w:after="120"/>
-        <w:jc w:val="both"/>
-      </w:pPr>
-      <w:r>
-        <w:rPr>
-          <w:rFonts w:ascii="Arial" w:hAnsi="Arial" w:cs="Arial"/>
-          <w:b w:val="0"/>
-          <w:i w:val="0"/>
-          <w:sz w:val="22"/>
-        </w:rPr>
-        <w:t xml:space="preserve">Ketidakteraturan selang cuplikan sama merusaknya dengan tundaan. Selang yang berubah-ubah membuat aksi integral dan turunan salah menghitung, karena keduanya bergantung langsung pada waktu cacah. Bila selang tidak dapat dijamin tetap, waktu sesungguhnya harus diukur dan dipakai pada perhitungan alih-alih memakai nilai nominal.</w:t>
+        <w:t xml:space="preserve">Controller digital harus menyelesaikan perhitungannya sebelum sampel berikutnya tiba. Yang menentukan bukan waktu hitung rata-rata melainkan waktu hitung terburuk, karena satu keterlambatan saja dapat menggeser perilaku sistem. Karena itu tugas kontrol biasanya diberi prioritas tertinggi dan dijauhkan dari kegiatan yang waktunya tidak dapat diperkirakan.</w:t>
+      </w:r>
+    </w:p>
+    <w:p>
+      <w:pPr>
+        <w:spacing w:line="360" w:lineRule="auto" w:after="120"/>
+        <w:jc w:val="both"/>
+      </w:pPr>
+      <w:r>
+        <w:rPr>
+          <w:rFonts w:ascii="Arial" w:hAnsi="Arial" w:cs="Arial"/>
+          <w:b w:val="0"/>
+          <w:i w:val="0"/>
+          <w:sz w:val="22"/>
+        </w:rPr>
+        <w:t xml:space="preserve">Ketidakteraturan selang sampling sama merusaknya dengan tundaan. Selang yang berubah-ubah membuat aksi integral dan turunan salah menghitung, karena keduanya bergantung langsung pada waktu sampling. Bila selang tidak dapat dijamin tetap, waktu sesungguhnya harus diukur dan dipakai pada perhitungan alih-alih memakai nilai nominal.</w:t>
       </w:r>
     </w:p>
     <w:p>
@@ -3222,7 +3222,7 @@
           <w:i w:val="0"/>
           <w:sz w:val="22"/>
         </w:rPr>
-        <w:t xml:space="preserve">Pengujian yang paling berharga justru pada keadaan tepi: error nol, error sangat besar, keluaran mentok di kedua arah, waktu cacah berubah, dan perpindahan mode. Keadaan inilah yang jarang muncul di simulasi normal namun sering muncul di lapangan.</w:t>
+        <w:t xml:space="preserve">Pengujian yang paling berharga justru pada keadaan tepi: error nol, error sangat besar, keluaran mentok di kedua arah, waktu sampling berubah, dan perpindahan mode. Keadaan inilah yang jarang muncul di simulasi normal namun sering muncul di lapangan.</w:t>
       </w:r>
     </w:p>
     <w:p>
@@ -3356,52 +3356,52 @@
           <w:color w:val="2E4A7A"/>
           <w:sz w:val="24"/>
         </w:rPr>
-        <w:t xml:space="preserve">Aliasing: Komponen yang Menyamar Setelah Dicuplik</w:t>
-      </w:r>
-    </w:p>
-    <w:p>
-      <w:pPr>
-        <w:spacing w:line="360" w:lineRule="auto" w:after="120"/>
-        <w:jc w:val="both"/>
-      </w:pPr>
-      <w:r>
-        <w:rPr>
-          <w:rFonts w:ascii="Arial" w:hAnsi="Arial" w:cs="Arial"/>
-          <w:b w:val="0"/>
-          <w:i w:val="0"/>
-          <w:sz w:val="22"/>
-        </w:rPr>
-        <w:t xml:space="preserve">Pencuplikan tidak hanya memperlambat pengamatan; ia juga dapat mengubah komponen berfrekuensi tinggi menjadi komponen berfrekuensi rendah palsu. Gejala inilah yang disebut aliasing, dan begitu terjadi, tidak ada perangkat lunak yang dapat memulihkannya.</w:t>
-      </w:r>
-    </w:p>
-    <w:p>
-      <w:pPr>
-        <w:spacing w:line="360" w:lineRule="auto" w:after="120"/>
-        <w:jc w:val="both"/>
-      </w:pPr>
-      <w:r>
-        <w:rPr>
-          <w:rFonts w:ascii="Arial" w:hAnsi="Arial" w:cs="Arial"/>
-          <w:b w:val="0"/>
-          <w:i w:val="0"/>
-          <w:sz w:val="22"/>
-        </w:rPr>
-        <w:t xml:space="preserve">Batas yang menentukan adalah setengah frekuensi cuplikan. Komponen di bawah batas itu terekam apa adanya; komponen di atasnya muncul kembali sebagai frekuensi lain yang lebih rendah dan tidak dapat dibedakan dari sinyal asli. Karena tidak dapat dibedakan, ia akan diperlakukan controller sebagai gangguan sungguhan dan ditanggapi.</w:t>
-      </w:r>
-    </w:p>
-    <w:p>
-      <w:pPr>
-        <w:spacing w:line="360" w:lineRule="auto" w:after="120"/>
-        <w:jc w:val="both"/>
-      </w:pPr>
-      <w:r>
-        <w:rPr>
-          <w:rFonts w:ascii="Arial" w:hAnsi="Arial" w:cs="Arial"/>
-          <w:b w:val="0"/>
-          <w:i w:val="0"/>
-          <w:sz w:val="22"/>
-        </w:rPr>
-        <w:t xml:space="preserve">Pencegahannya harus dilakukan sebelum pencuplikan, yaitu dengan penapis analog yang meredam komponen di atas batas tersebut. Penapis digital sesudahnya tidak menolong sama sekali, karena kerusakan sudah terjadi saat sinyal diubah menjadi cuplikan.</w:t>
+        <w:t xml:space="preserve">Aliasing: Komponen yang Menyamar Setelah Di-sampling</w:t>
+      </w:r>
+    </w:p>
+    <w:p>
+      <w:pPr>
+        <w:spacing w:line="360" w:lineRule="auto" w:after="120"/>
+        <w:jc w:val="both"/>
+      </w:pPr>
+      <w:r>
+        <w:rPr>
+          <w:rFonts w:ascii="Arial" w:hAnsi="Arial" w:cs="Arial"/>
+          <w:b w:val="0"/>
+          <w:i w:val="0"/>
+          <w:sz w:val="22"/>
+        </w:rPr>
+        <w:t xml:space="preserve">Sampling tidak hanya memperlambat pengamatan; ia juga dapat mengubah komponen berfrekuensi tinggi menjadi komponen berfrekuensi rendah palsu. Gejala inilah yang disebut aliasing, dan begitu terjadi, tidak ada perangkat lunak yang dapat memulihkannya.</w:t>
+      </w:r>
+    </w:p>
+    <w:p>
+      <w:pPr>
+        <w:spacing w:line="360" w:lineRule="auto" w:after="120"/>
+        <w:jc w:val="both"/>
+      </w:pPr>
+      <w:r>
+        <w:rPr>
+          <w:rFonts w:ascii="Arial" w:hAnsi="Arial" w:cs="Arial"/>
+          <w:b w:val="0"/>
+          <w:i w:val="0"/>
+          <w:sz w:val="22"/>
+        </w:rPr>
+        <w:t xml:space="preserve">Batas yang menentukan adalah setengah frekuensi sampling. Komponen di bawah batas itu terekam apa adanya; komponen di atasnya muncul kembali sebagai frekuensi lain yang lebih rendah dan tidak dapat dibedakan dari sinyal asli. Karena tidak dapat dibedakan, ia akan diperlakukan controller sebagai gangguan sungguhan dan ditanggapi.</w:t>
+      </w:r>
+    </w:p>
+    <w:p>
+      <w:pPr>
+        <w:spacing w:line="360" w:lineRule="auto" w:after="120"/>
+        <w:jc w:val="both"/>
+      </w:pPr>
+      <w:r>
+        <w:rPr>
+          <w:rFonts w:ascii="Arial" w:hAnsi="Arial" w:cs="Arial"/>
+          <w:b w:val="0"/>
+          <w:i w:val="0"/>
+          <w:sz w:val="22"/>
+        </w:rPr>
+        <w:t xml:space="preserve">Pencegahannya harus dilakukan sebelum sampling, yaitu dengan filter analog yang meredam komponen di atas batas tersebut. Filter digital sesudahnya tidak menolong sama sekali, karena kerusakan sudah terjadi saat sinyal diubah menjadi sampel.</w:t>
       </w:r>
     </w:p>
     <w:p>
@@ -3432,7 +3432,7 @@
           <w:color w:val="305496"/>
           <w:sz w:val="22"/>
         </w:rPr>
-        <w:t xml:space="preserve">batas = setengah frekuensi cuplikan   |   penapis harus analog, sebelum pencuplikan</w:t>
+        <w:t xml:space="preserve">batas = setengah frekuensi sampling   |   filter harus analog, sebelum sampling</w:t>
       </w:r>
     </w:p>
     <w:p>
@@ -3478,7 +3478,7 @@
           <w:i w:val="0"/>
           <w:sz w:val="22"/>
         </w:rPr>
-        <w:t xml:space="preserve">Akibat yang paling sering muncul berkaitan dengan aksi integral. Bila tambahan per cacah jauh lebih kecil daripada resolusi bilangan yang dipakai, tambahan itu hilang akibat pembulatan dan akumulator tidak pernah bertambah. Gejalanya khas: error tunak yang tidak pernah hilang meskipun aksi integral tampak aktif.</w:t>
+        <w:t xml:space="preserve">Akibat yang paling sering muncul berkaitan dengan aksi integral. Bila tambahan per langkah sampling jauh lebih kecil daripada resolusi bilangan yang dipakai, tambahan itu hilang akibat pembulatan dan akumulator tidak pernah bertambah. Gejalanya khas: error tunak yang tidak pernah hilang meskipun aksi integral tampak aktif.</w:t>
       </w:r>
     </w:p>
     <w:p>
@@ -3555,7 +3555,7 @@
           <w:i w:val="0"/>
           <w:sz w:val="22"/>
         </w:rPr>
-        <w:t xml:space="preserve">Struktur program yang tertib membuat perilaku controller mudah diperiksa dan mudah diubah. Urutan yang lazim dalam satu cacah: baca sensor, periksa keabsahan data, hitung error, hitung keluaran controller, batasi keluaran, kirim ke actuator, lalu perbarui keadaan internal.</w:t>
+        <w:t xml:space="preserve">Struktur program yang tertib membuat perilaku controller mudah diperiksa dan mudah diubah. Urutan yang lazim dalam satu langkah sampling: baca sensor, periksa keabsahan data, hitung error, hitung keluaran controller, batasi keluaran, kirim ke actuator, lalu perbarui keadaan internal.</w:t>
       </w:r>
     </w:p>
     <w:p>
@@ -3585,7 +3585,7 @@
           <w:i w:val="0"/>
           <w:sz w:val="22"/>
         </w:rPr>
-        <w:t xml:space="preserve">Pemeriksaan keabsahan data perlu dilakukan sebelum perhitungan, bukan sesudah. Nilai sensor di luar rentang wajar atau yang tidak berubah sama sekali selama beberapa cacah menandakan kegagalan, dan controller harus memiliki perilaku yang ditetapkan untuk keadaan itu alih-alih menghitung atas data yang tidak sahih.</w:t>
+        <w:t xml:space="preserve">Pemeriksaan keabsahan data perlu dilakukan sebelum perhitungan, bukan sesudah. Nilai sensor di luar rentang wajar atau yang tidak berubah sama sekali selama beberapa langkah sampling menandakan kegagalan, dan controller harus memiliki perilaku yang ditetapkan untuk keadaan itu alih-alih menghitung atas data yang tidak sahih.</w:t>
       </w:r>
     </w:p>
     <w:p>
@@ -3734,7 +3734,7 @@
           <w:i w:val="0"/>
           <w:sz w:val="22"/>
         </w:rPr>
-        <w:t xml:space="preserve">Pemeriksaan pertama adalah keteraturan waktu cacah. Merekam selang antarcacah selama beberapa menit menampakkan apakah penjadwalnya tertib. Selang yang berubah-ubah menjelaskan banyak gejala sekaligus, karena aksi integral dan turunan sama-sama bergantung padanya.</w:t>
+        <w:t xml:space="preserve">Pemeriksaan pertama adalah keteraturan waktu sampling. Merekam selang antar-sampling selama beberapa menit menampakkan apakah penjadwalnya tertib. Selang yang berubah-ubah menjelaskan banyak gejala sekaligus, karena aksi integral dan turunan sama-sama bergantung padanya.</w:t>
       </w:r>
     </w:p>
     <w:p>
@@ -3764,7 +3764,7 @@
           <w:i w:val="0"/>
           <w:sz w:val="22"/>
         </w:rPr>
-        <w:t xml:space="preserve">Pemeriksaan ketiga adalah perbandingan terhadap simulasi memakai kode yang sama. Bila perilaku di perangkat menyimpang jauh dari simulasi yang memakai kode identik, selisihnya berasal dari hal yang tidak ada di simulasi: waktu cacah, aritmetika, derau, atau perangkat. Menyempitkan penyebab dengan cara ini jauh lebih cepat daripada menebak.</w:t>
+        <w:t xml:space="preserve">Pemeriksaan ketiga adalah perbandingan terhadap simulasi memakai kode yang sama. Bila perilaku di perangkat menyimpang jauh dari simulasi yang memakai kode identik, selisihnya berasal dari hal yang tidak ada di simulasi: waktu sampling, aritmetika, derau, atau perangkat. Menyempitkan penyebab dengan cara ini jauh lebih cepat daripada menebak.</w:t>
       </w:r>
     </w:p>
     <w:p>
@@ -3780,7 +3780,7 @@
           <w:color w:val="305496"/>
           <w:sz w:val="22"/>
         </w:rPr>
-        <w:t xml:space="preserve">telusuri: keteraturan cacah -&gt; sinyal kendali -&gt; banding dengan simulasi</w:t>
+        <w:t xml:space="preserve">telusuri: keteraturan sampling -&gt; sinyal kendali -&gt; banding dengan simulasi</w:t>
       </w:r>
     </w:p>
     <w:p>
@@ -3956,7 +3956,7 @@
           <w:i w:val="0"/>
           <w:sz w:val="22"/>
         </w:rPr>
-        <w:t xml:space="preserve">Selisih dua cuplikan berurutan dibagi selang waktunya.</w:t>
+        <w:t xml:space="preserve">Selisih dua sampel berurutan dibagi selang waktunya.</w:t>
       </w:r>
     </w:p>
     <w:p>
@@ -4109,7 +4109,7 @@
           <w:i w:val="0"/>
           <w:sz w:val="22"/>
         </w:rPr>
-        <w:t xml:space="preserve">Bentuk kenaikan lebih disukai pada penerapan industri karena perpindahan mode menjadi mulus dengan sendirinya dan pembatasan keluaran sekaligus berperan sebagai anti-windup. Aksi turunan pada kedua bentuk tetap memerlukan penapis agar derau sensor tidak diperkuat.</w:t>
+        <w:t xml:space="preserve">Bentuk kenaikan lebih disukai pada penerapan industri karena perpindahan mode menjadi mulus dengan sendirinya dan pembatasan keluaran sekaligus berperan sebagai anti-windup. Aksi turunan pada kedua bentuk tetap memerlukan filter agar derau sensor tidak diperkuat.</w:t>
       </w:r>
     </w:p>
     <w:p>
@@ -4132,7 +4132,7 @@
           <w:color w:val="1F3864"/>
           <w:sz w:val="28"/>
         </w:rPr>
-        <w:t xml:space="preserve">CONTOH TERHITUNG: MEMILIH WAKTU CACAH</w:t>
+        <w:t xml:space="preserve">CONTOH TERHITUNG: MEMILIH WAKTU SAMPLING</w:t>
       </w:r>
     </w:p>
     <w:p>
@@ -4162,7 +4162,7 @@
           <w:i w:val="0"/>
           <w:sz w:val="22"/>
         </w:rPr>
-        <w:t xml:space="preserve">1. Terapkan aturan cuplikan</w:t>
+        <w:t xml:space="preserve">1. Terapkan aturan sampling</w:t>
       </w:r>
     </w:p>
     <w:p>
@@ -4193,22 +4193,22 @@
           <w:i w:val="0"/>
           <w:sz w:val="22"/>
         </w:rPr>
-        <w:t xml:space="preserve">Diambil tiga puluh cuplikan sepanjang waktu naik, di tengah rentang anjuran.</w:t>
-      </w:r>
-    </w:p>
-    <w:p>
-      <w:pPr>
-        <w:spacing w:line="360" w:lineRule="auto" w:after="120"/>
-        <w:jc w:val="both"/>
-      </w:pPr>
-      <w:r>
-        <w:rPr>
-          <w:rFonts w:ascii="Arial" w:hAnsi="Arial" w:cs="Arial"/>
-          <w:b w:val="0"/>
-          <w:i w:val="0"/>
-          <w:sz w:val="22"/>
-        </w:rPr>
-        <w:t xml:space="preserve">2. Hitung waktu cacah</w:t>
+        <w:t xml:space="preserve">Diambil tiga puluh sampel sepanjang waktu naik, di tengah rentang anjuran.</w:t>
+      </w:r>
+    </w:p>
+    <w:p>
+      <w:pPr>
+        <w:spacing w:line="360" w:lineRule="auto" w:after="120"/>
+        <w:jc w:val="both"/>
+      </w:pPr>
+      <w:r>
+        <w:rPr>
+          <w:rFonts w:ascii="Arial" w:hAnsi="Arial" w:cs="Arial"/>
+          <w:b w:val="0"/>
+          <w:i w:val="0"/>
+          <w:sz w:val="22"/>
+        </w:rPr>
+        <w:t xml:space="preserve">2. Hitung waktu sampling</w:t>
       </w:r>
     </w:p>
     <w:p>
@@ -4285,7 +4285,7 @@
           <w:i w:val="0"/>
           <w:sz w:val="22"/>
         </w:rPr>
-        <w:t xml:space="preserve">Penahanan orde nol setara tundaan setengah waktu cacah.</w:t>
+        <w:t xml:space="preserve">Penahanan orde nol setara tundaan setengah waktu sampling.</w:t>
       </w:r>
     </w:p>
     <w:p>
@@ -4392,7 +4392,7 @@
           <w:i w:val="0"/>
           <w:sz w:val="22"/>
         </w:rPr>
-        <w:t xml:space="preserve">Jawaban. Waktu cacah 0,01 detik memadai: cukup rapat sehingga susut fase akibat penahanan hanya sekitar 1,4 derajat, dan tidak terlalu rapat sehingga aksi turunan tidak memperkuat derau secara berlebihan. Penapis turunan dengan frekuensi potong sekitar sepuluh kali bandwidth tertutup dapat ditambahkan tanpa mengganggu kinerja.</w:t>
+        <w:t xml:space="preserve">Jawaban. Waktu sampling 0,01 detik memadai: cukup rapat sehingga susut fase akibat penahanan hanya sekitar 1,4 derajat, dan tidak terlalu rapat sehingga aksi turunan tidak memperkuat derau secara berlebihan. Filter turunan dengan frekuensi potong sekitar sepuluh kali bandwidth tertutup dapat ditambahkan tanpa mengganggu kinerja.</w:t>
       </w:r>
     </w:p>
     <w:p>
@@ -4430,22 +4430,22 @@
           <w:i w:val="0"/>
           <w:sz w:val="22"/>
         </w:rPr>
-        <w:t xml:space="preserve">•  Memakai penguatan rancangan kontinu tanpa memeriksa waktu cacah — Tundaan akibat penahanan mengurangi margin fase. Sistem yang stabil di atas kertas dapat berosilasi saat diprogram.</w:t>
-      </w:r>
-    </w:p>
-    <w:p>
-      <w:pPr>
-        <w:spacing w:line="360" w:lineRule="auto" w:after="120"/>
-        <w:jc w:val="both"/>
-      </w:pPr>
-      <w:r>
-        <w:rPr>
-          <w:rFonts w:ascii="Arial" w:hAnsi="Arial" w:cs="Arial"/>
-          <w:b w:val="0"/>
-          <w:i w:val="0"/>
-          <w:sz w:val="22"/>
-        </w:rPr>
-        <w:t xml:space="preserve">•  Menerapkan aksi turunan tanpa penapis — Selisih dua cuplikan memperkuat derau sensor. Actuator akan bergetar terus-menerus dan cepat aus.</w:t>
+        <w:t xml:space="preserve">•  Memakai penguatan rancangan kontinu tanpa memeriksa waktu sampling — Tundaan akibat penahanan mengurangi margin fase. Sistem yang stabil di atas kertas dapat berosilasi saat diprogram.</w:t>
+      </w:r>
+    </w:p>
+    <w:p>
+      <w:pPr>
+        <w:spacing w:line="360" w:lineRule="auto" w:after="120"/>
+        <w:jc w:val="both"/>
+      </w:pPr>
+      <w:r>
+        <w:rPr>
+          <w:rFonts w:ascii="Arial" w:hAnsi="Arial" w:cs="Arial"/>
+          <w:b w:val="0"/>
+          <w:i w:val="0"/>
+          <w:sz w:val="22"/>
+        </w:rPr>
+        <w:t xml:space="preserve">•  Menerapkan aksi turunan tanpa filter — Selisih dua sampel memperkuat derau sensor. Actuator akan bergetar terus-menerus dan cepat aus.</w:t>
       </w:r>
     </w:p>
     <w:p>
@@ -4475,7 +4475,7 @@
           <w:i w:val="0"/>
           <w:sz w:val="22"/>
         </w:rPr>
-        <w:t xml:space="preserve">•  Membiarkan selang cuplikan tidak teratur — Aksi integral dan turunan bergantung langsung pada T. Selang yang berubah membuat keduanya salah hitung.</w:t>
+        <w:t xml:space="preserve">•  Membiarkan selang sampling tidak teratur — Aksi integral dan turunan bergantung langsung pada T. Selang yang berubah membuat keduanya salah hitung.</w:t>
       </w:r>
     </w:p>
     <w:p>
@@ -4528,7 +4528,7 @@
           <w:i w:val="0"/>
           <w:sz w:val="22"/>
         </w:rPr>
-        <w:t xml:space="preserve">☐  Waktu cacah dipilih dari waktu naik target, bukan dari kemudahan perangkat</w:t>
+        <w:t xml:space="preserve">☐  Waktu sampling dipilih dari waktu naik target, bukan dari kemudahan perangkat</w:t>
       </w:r>
     </w:p>
     <w:p>
@@ -4558,7 +4558,7 @@
           <w:i w:val="0"/>
           <w:sz w:val="22"/>
         </w:rPr>
-        <w:t xml:space="preserve">☐  Aksi turunan dilengkapi penapis dan pembatasan penguatan</w:t>
+        <w:t xml:space="preserve">☐  Aksi turunan dilengkapi filter dan pembatasan penguatan</w:t>
       </w:r>
     </w:p>
     <w:p>
@@ -4603,7 +4603,7 @@
           <w:i w:val="0"/>
           <w:sz w:val="22"/>
         </w:rPr>
-        <w:t xml:space="preserve">☐  Waktu hitung terburuk diukur dan lebih kecil daripada waktu cacah</w:t>
+        <w:t xml:space="preserve">☐  Waktu hitung terburuk diukur dan lebih kecil daripada waktu sampling</w:t>
       </w:r>
     </w:p>
     <w:p>
@@ -4732,22 +4732,22 @@
           <w:i w:val="0"/>
           <w:sz w:val="22"/>
         </w:rPr>
-        <w:t xml:space="preserve">     B. Tundaan rata-rata sebesar setengah waktu cacah</w:t>
-      </w:r>
-    </w:p>
-    <w:p>
-      <w:pPr>
-        <w:spacing w:line="360" w:lineRule="auto" w:after="120"/>
-        <w:jc w:val="both"/>
-      </w:pPr>
-      <w:r>
-        <w:rPr>
-          <w:rFonts w:ascii="Arial" w:hAnsi="Arial" w:cs="Arial"/>
-          <w:b w:val="0"/>
-          <w:i w:val="0"/>
-          <w:sz w:val="22"/>
-        </w:rPr>
-        <w:t xml:space="preserve">     C. Penapis lolos tinggi</w:t>
+        <w:t xml:space="preserve">     B. Tundaan rata-rata sebesar setengah waktu sampling</w:t>
+      </w:r>
+    </w:p>
+    <w:p>
+      <w:pPr>
+        <w:spacing w:line="360" w:lineRule="auto" w:after="120"/>
+        <w:jc w:val="both"/>
+      </w:pPr>
+      <w:r>
+        <w:rPr>
+          <w:rFonts w:ascii="Arial" w:hAnsi="Arial" w:cs="Arial"/>
+          <w:b w:val="0"/>
+          <w:i w:val="0"/>
+          <w:sz w:val="22"/>
+        </w:rPr>
+        <w:t xml:space="preserve">     C. Filter lolos tinggi</w:t>
       </w:r>
     </w:p>
     <w:p>
@@ -4777,82 +4777,82 @@
           <w:i w:val="0"/>
           <w:sz w:val="22"/>
         </w:rPr>
-        <w:t xml:space="preserve">2. Aturan praktis pemilihan waktu cacah menuntut sekitar...</w:t>
-      </w:r>
-    </w:p>
-    <w:p>
-      <w:pPr>
-        <w:spacing w:line="360" w:lineRule="auto" w:after="120"/>
-        <w:jc w:val="both"/>
-      </w:pPr>
-      <w:r>
-        <w:rPr>
-          <w:rFonts w:ascii="Arial" w:hAnsi="Arial" w:cs="Arial"/>
-          <w:b w:val="0"/>
-          <w:i w:val="0"/>
-          <w:sz w:val="22"/>
-        </w:rPr>
-        <w:t xml:space="preserve">     A. 2 sampai 5 cuplikan sepanjang waktu naik</w:t>
-      </w:r>
-    </w:p>
-    <w:p>
-      <w:pPr>
-        <w:spacing w:line="360" w:lineRule="auto" w:after="120"/>
-        <w:jc w:val="both"/>
-      </w:pPr>
-      <w:r>
-        <w:rPr>
-          <w:rFonts w:ascii="Arial" w:hAnsi="Arial" w:cs="Arial"/>
-          <w:b w:val="0"/>
-          <w:i w:val="0"/>
-          <w:sz w:val="22"/>
-        </w:rPr>
-        <w:t xml:space="preserve">     B. 20 sampai 40 cuplikan sepanjang waktu naik</w:t>
-      </w:r>
-    </w:p>
-    <w:p>
-      <w:pPr>
-        <w:spacing w:line="360" w:lineRule="auto" w:after="120"/>
-        <w:jc w:val="both"/>
-      </w:pPr>
-      <w:r>
-        <w:rPr>
-          <w:rFonts w:ascii="Arial" w:hAnsi="Arial" w:cs="Arial"/>
-          <w:b w:val="0"/>
-          <w:i w:val="0"/>
-          <w:sz w:val="22"/>
-        </w:rPr>
-        <w:t xml:space="preserve">     C. 100 cuplikan per detik berapa pun sistemnya</w:t>
-      </w:r>
-    </w:p>
-    <w:p>
-      <w:pPr>
-        <w:spacing w:line="360" w:lineRule="auto" w:after="120"/>
-        <w:jc w:val="both"/>
-      </w:pPr>
-      <w:r>
-        <w:rPr>
-          <w:rFonts w:ascii="Arial" w:hAnsi="Arial" w:cs="Arial"/>
-          <w:b w:val="0"/>
-          <w:i w:val="0"/>
-          <w:sz w:val="22"/>
-        </w:rPr>
-        <w:t xml:space="preserve">     D. Satu cuplikan per konstanta waktu plant</w:t>
-      </w:r>
-    </w:p>
-    <w:p>
-      <w:pPr>
-        <w:spacing w:line="360" w:lineRule="auto" w:after="120"/>
-        <w:jc w:val="both"/>
-      </w:pPr>
-      <w:r>
-        <w:rPr>
-          <w:rFonts w:ascii="Arial" w:hAnsi="Arial" w:cs="Arial"/>
-          <w:b w:val="0"/>
-          <w:i w:val="0"/>
-          <w:sz w:val="22"/>
-        </w:rPr>
-        <w:t xml:space="preserve">3. Aksi turunan diskret yang dihitung sebagai selisih dua cuplikan dibagi waktu cacah, tanpa penapis, hampir selalu menimbulkan...</w:t>
+        <w:t xml:space="preserve">2. Aturan praktis pemilihan waktu sampling menuntut sekitar...</w:t>
+      </w:r>
+    </w:p>
+    <w:p>
+      <w:pPr>
+        <w:spacing w:line="360" w:lineRule="auto" w:after="120"/>
+        <w:jc w:val="both"/>
+      </w:pPr>
+      <w:r>
+        <w:rPr>
+          <w:rFonts w:ascii="Arial" w:hAnsi="Arial" w:cs="Arial"/>
+          <w:b w:val="0"/>
+          <w:i w:val="0"/>
+          <w:sz w:val="22"/>
+        </w:rPr>
+        <w:t xml:space="preserve">     A. 2 sampai 5 sampel sepanjang waktu naik</w:t>
+      </w:r>
+    </w:p>
+    <w:p>
+      <w:pPr>
+        <w:spacing w:line="360" w:lineRule="auto" w:after="120"/>
+        <w:jc w:val="both"/>
+      </w:pPr>
+      <w:r>
+        <w:rPr>
+          <w:rFonts w:ascii="Arial" w:hAnsi="Arial" w:cs="Arial"/>
+          <w:b w:val="0"/>
+          <w:i w:val="0"/>
+          <w:sz w:val="22"/>
+        </w:rPr>
+        <w:t xml:space="preserve">     B. 20 sampai 40 sampel sepanjang waktu naik</w:t>
+      </w:r>
+    </w:p>
+    <w:p>
+      <w:pPr>
+        <w:spacing w:line="360" w:lineRule="auto" w:after="120"/>
+        <w:jc w:val="both"/>
+      </w:pPr>
+      <w:r>
+        <w:rPr>
+          <w:rFonts w:ascii="Arial" w:hAnsi="Arial" w:cs="Arial"/>
+          <w:b w:val="0"/>
+          <w:i w:val="0"/>
+          <w:sz w:val="22"/>
+        </w:rPr>
+        <w:t xml:space="preserve">     C. 100 sampel per detik berapa pun sistemnya</w:t>
+      </w:r>
+    </w:p>
+    <w:p>
+      <w:pPr>
+        <w:spacing w:line="360" w:lineRule="auto" w:after="120"/>
+        <w:jc w:val="both"/>
+      </w:pPr>
+      <w:r>
+        <w:rPr>
+          <w:rFonts w:ascii="Arial" w:hAnsi="Arial" w:cs="Arial"/>
+          <w:b w:val="0"/>
+          <w:i w:val="0"/>
+          <w:sz w:val="22"/>
+        </w:rPr>
+        <w:t xml:space="preserve">     D. Satu sampel per konstanta waktu plant</w:t>
+      </w:r>
+    </w:p>
+    <w:p>
+      <w:pPr>
+        <w:spacing w:line="360" w:lineRule="auto" w:after="120"/>
+        <w:jc w:val="both"/>
+      </w:pPr>
+      <w:r>
+        <w:rPr>
+          <w:rFonts w:ascii="Arial" w:hAnsi="Arial" w:cs="Arial"/>
+          <w:b w:val="0"/>
+          <w:i w:val="0"/>
+          <w:sz w:val="22"/>
+        </w:rPr>
+        <w:t xml:space="preserve">3. Aksi turunan diskret yang dihitung sebagai selisih dua sampel dibagi waktu sampling, tanpa filter, hampir selalu menimbulkan...</w:t>
       </w:r>
     </w:p>
     <w:p>
@@ -4987,22 +4987,22 @@
           <w:i w:val="0"/>
           <w:sz w:val="22"/>
         </w:rPr>
-        <w:t xml:space="preserve">     D. Tidak memerlukan waktu cacah tetap</w:t>
-      </w:r>
-    </w:p>
-    <w:p>
-      <w:pPr>
-        <w:spacing w:line="360" w:lineRule="auto" w:after="120"/>
-        <w:jc w:val="both"/>
-      </w:pPr>
-      <w:r>
-        <w:rPr>
-          <w:rFonts w:ascii="Arial" w:hAnsi="Arial" w:cs="Arial"/>
-          <w:b w:val="0"/>
-          <w:i w:val="0"/>
-          <w:sz w:val="22"/>
-        </w:rPr>
-        <w:t xml:space="preserve">5. Selang cuplikan yang tidak teratur merusak perhitungan terutama pada aksi...</w:t>
+        <w:t xml:space="preserve">     D. Tidak memerlukan waktu sampling tetap</w:t>
+      </w:r>
+    </w:p>
+    <w:p>
+      <w:pPr>
+        <w:spacing w:line="360" w:lineRule="auto" w:after="120"/>
+        <w:jc w:val="both"/>
+      </w:pPr>
+      <w:r>
+        <w:rPr>
+          <w:rFonts w:ascii="Arial" w:hAnsi="Arial" w:cs="Arial"/>
+          <w:b w:val="0"/>
+          <w:i w:val="0"/>
+          <w:sz w:val="22"/>
+        </w:rPr>
+        <w:t xml:space="preserve">5. Selang sampel yang tidak teratur merusak perhitungan terutama pada aksi...</w:t>
       </w:r>
     </w:p>
     <w:p>
@@ -5032,7 +5032,7 @@
           <w:i w:val="0"/>
           <w:sz w:val="22"/>
         </w:rPr>
-        <w:t xml:space="preserve">     B. Integral dan turunan, karena keduanya bergantung langsung pada waktu cacah</w:t>
+        <w:t xml:space="preserve">     B. Integral dan turunan, karena keduanya bergantung langsung pada waktu sampling</w:t>
       </w:r>
     </w:p>
     <w:p>
@@ -5287,7 +5287,7 @@
           <w:i w:val="0"/>
           <w:sz w:val="22"/>
         </w:rPr>
-        <w:t xml:space="preserve">     D. Memperbesar waktu cacah sementara</w:t>
+        <w:t xml:space="preserve">     D. Memperbesar waktu sampling sementara</w:t>
       </w:r>
     </w:p>
     <w:p>
@@ -5317,7 +5317,7 @@
           <w:i w:val="0"/>
           <w:sz w:val="22"/>
         </w:rPr>
-        <w:t xml:space="preserve">     A. Menghindari kekeliruan penerjemahan dan menampakkan pengaruh waktu cacah sejak awal perancangan</w:t>
+        <w:t xml:space="preserve">     A. Menghindari kekeliruan penerjemahan dan menampakkan pengaruh waktu sampling sejak awal perancangan</w:t>
       </w:r>
     </w:p>
     <w:p>
@@ -5468,7 +5468,7 @@
           <w:i w:val="0"/>
           <w:sz w:val="22"/>
         </w:rPr>
-        <w:t xml:space="preserve">Parameter acuan: Plant orde satu dengan K = 3 dan tau = 8 s dikendalikan PID digital. Rancangan menargetkan waktu naik loop tertutup 6 detik, dan waktu cacah dipilih dengan aturan 30 cuplikan sepanjang waktu naik. Gain loop rancangan L = 5. Cuplikan error terakhir: e_k = 2,0 ; e_(k-1) = 2,3 ; e_(k-2) = 2,5.</w:t>
+        <w:t xml:space="preserve">Parameter acuan: Plant orde satu dengan K = 3 dan tau = 8 s dikendalikan PID digital. Rancangan menargetkan waktu naik loop tertutup 6 detik, dan waktu sampling dipilih dengan aturan 30 sampel sepanjang waktu naik. Gain loop rancangan L = 5. Sampel error terakhir: e_k = 2,0 ; e_(k-1) = 2,3 ; e_(k-2) = 2,5.</w:t>
       </w:r>
     </w:p>
     <w:p>
@@ -5802,22 +5802,22 @@
           <w:i w:val="0"/>
           <w:sz w:val="22"/>
         </w:rPr>
-        <w:t xml:space="preserve">C1. Tentukan waktu cacah rancangan, dalam detik. Cetak: T.</w:t>
-      </w:r>
-    </w:p>
-    <w:p>
-      <w:pPr>
-        <w:spacing w:line="360" w:lineRule="auto" w:after="120"/>
-        <w:jc w:val="both"/>
-      </w:pPr>
-      <w:r>
-        <w:rPr>
-          <w:rFonts w:ascii="Arial" w:hAnsi="Arial" w:cs="Arial"/>
-          <w:b w:val="0"/>
-          <w:i w:val="0"/>
-          <w:sz w:val="22"/>
-        </w:rPr>
-        <w:t xml:space="preserve">–  PETUNJUK: Langkah: 1) ambil waktu naik target 6 detik. 2) pakai aturan 30 cuplikan sepanjang waktu naik. 3) T = t_r/30.</w:t>
+        <w:t xml:space="preserve">C1. Tentukan waktu sampling rancangan, dalam detik. Cetak: T.</w:t>
+      </w:r>
+    </w:p>
+    <w:p>
+      <w:pPr>
+        <w:spacing w:line="360" w:lineRule="auto" w:after="120"/>
+        <w:jc w:val="both"/>
+      </w:pPr>
+      <w:r>
+        <w:rPr>
+          <w:rFonts w:ascii="Arial" w:hAnsi="Arial" w:cs="Arial"/>
+          <w:b w:val="0"/>
+          <w:i w:val="0"/>
+          <w:sz w:val="22"/>
+        </w:rPr>
+        <w:t xml:space="preserve">–  PETUNJUK: Langkah: 1) ambil waktu naik target 6 detik. 2) pakai aturan 30 sampel sepanjang waktu naik. 3) T = t_r/30.</w:t>
       </w:r>
     </w:p>
     <w:p>
@@ -5847,7 +5847,7 @@
           <w:i w:val="0"/>
           <w:sz w:val="22"/>
         </w:rPr>
-        <w:t xml:space="preserve">–  PETUNJUK: Langkah: 1) peroleh T. 2) penahanan orde nol setara tundaan setengah waktu cacah. 3) hitung T/2.</w:t>
+        <w:t xml:space="preserve">–  PETUNJUK: Langkah: 1) peroleh T. 2) penahanan orde nol setara tundaan setengah waktu sampling. 3) hitung T/2.</w:t>
       </w:r>
     </w:p>
     <w:p>
@@ -5892,37 +5892,37 @@
           <w:i w:val="0"/>
           <w:sz w:val="22"/>
         </w:rPr>
-        <w:t xml:space="preserve">C4. Bila waktu cacah dinaikkan menjadi 0,3 detik, hitung berapa cuplikan yang terjadi sepanjang waktu naik. Cetak: jumlah cuplikan.</w:t>
-      </w:r>
-    </w:p>
-    <w:p>
-      <w:pPr>
-        <w:spacing w:line="360" w:lineRule="auto" w:after="120"/>
-        <w:jc w:val="both"/>
-      </w:pPr>
-      <w:r>
-        <w:rPr>
-          <w:rFonts w:ascii="Arial" w:hAnsi="Arial" w:cs="Arial"/>
-          <w:b w:val="0"/>
-          <w:i w:val="0"/>
-          <w:sz w:val="22"/>
-        </w:rPr>
-        <w:t xml:space="preserve">–  PETUNJUK: Langkah: 1) ambil waktu naik target. 2) ambil waktu cacah baru. 3) bagi keduanya. 4) bandingkan dengan anjuran 20 sampai 40 cuplikan.</w:t>
-      </w:r>
-    </w:p>
-    <w:p>
-      <w:pPr>
-        <w:spacing w:line="360" w:lineRule="auto" w:after="120"/>
-        <w:jc w:val="both"/>
-      </w:pPr>
-      <w:r>
-        <w:rPr>
-          <w:rFonts w:ascii="Arial" w:hAnsi="Arial" w:cs="Arial"/>
-          <w:b w:val="0"/>
-          <w:i w:val="0"/>
-          <w:sz w:val="22"/>
-        </w:rPr>
-        <w:t xml:space="preserve">C5. Hitung tambahan akumulator integral pada satu cacah untuk error saat ini. Cetak: tambahan integral.</w:t>
+        <w:t xml:space="preserve">C4. Bila waktu sampling dinaikkan menjadi 0,3 detik, hitung berapa sampel yang terjadi sepanjang waktu naik. Cetak: jumlah sampel.</w:t>
+      </w:r>
+    </w:p>
+    <w:p>
+      <w:pPr>
+        <w:spacing w:line="360" w:lineRule="auto" w:after="120"/>
+        <w:jc w:val="both"/>
+      </w:pPr>
+      <w:r>
+        <w:rPr>
+          <w:rFonts w:ascii="Arial" w:hAnsi="Arial" w:cs="Arial"/>
+          <w:b w:val="0"/>
+          <w:i w:val="0"/>
+          <w:sz w:val="22"/>
+        </w:rPr>
+        <w:t xml:space="preserve">–  PETUNJUK: Langkah: 1) ambil waktu naik target. 2) ambil waktu sampling baru. 3) bagi keduanya. 4) bandingkan dengan anjuran 20 sampai 40 sampel.</w:t>
+      </w:r>
+    </w:p>
+    <w:p>
+      <w:pPr>
+        <w:spacing w:line="360" w:lineRule="auto" w:after="120"/>
+        <w:jc w:val="both"/>
+      </w:pPr>
+      <w:r>
+        <w:rPr>
+          <w:rFonts w:ascii="Arial" w:hAnsi="Arial" w:cs="Arial"/>
+          <w:b w:val="0"/>
+          <w:i w:val="0"/>
+          <w:sz w:val="22"/>
+        </w:rPr>
+        <w:t xml:space="preserve">C5. Hitung tambahan akumulator integral pada satu langkah sampling untuk error saat ini. Cetak: tambahan integral.</w:t>
       </w:r>
     </w:p>
     <w:p>
@@ -5952,7 +5952,7 @@
           <w:i w:val="0"/>
           <w:sz w:val="22"/>
         </w:rPr>
-        <w:t xml:space="preserve">C6. Hitung aksi turunan diskret pada cacah saat ini. Cetak: aksi turunan.</w:t>
+        <w:t xml:space="preserve">C6. Hitung aksi turunan diskret pada langkah sampling saat ini. Cetak: aksi turunan.</w:t>
       </w:r>
     </w:p>
     <w:p>
@@ -5982,37 +5982,37 @@
           <w:i w:val="0"/>
           <w:sz w:val="22"/>
         </w:rPr>
-        <w:t xml:space="preserve">C7. Hitung frekuensi Nyquist sistem cuplikan ini, dalam hertz. Cetak: f_Nyquist (Hz).</w:t>
-      </w:r>
-    </w:p>
-    <w:p>
-      <w:pPr>
-        <w:spacing w:line="360" w:lineRule="auto" w:after="120"/>
-        <w:jc w:val="both"/>
-      </w:pPr>
-      <w:r>
-        <w:rPr>
-          <w:rFonts w:ascii="Arial" w:hAnsi="Arial" w:cs="Arial"/>
-          <w:b w:val="0"/>
-          <w:i w:val="0"/>
-          <w:sz w:val="22"/>
-        </w:rPr>
-        <w:t xml:space="preserve">–  PETUNJUK: Langkah: 1) peroleh T. 2) frekuensi cuplikan = 1/T. 3) Nyquist adalah setengahnya, yaitu 1/(2T).</w:t>
-      </w:r>
-    </w:p>
-    <w:p>
-      <w:pPr>
-        <w:spacing w:line="360" w:lineRule="auto" w:after="120"/>
-        <w:jc w:val="both"/>
-      </w:pPr>
-      <w:r>
-        <w:rPr>
-          <w:rFonts w:ascii="Arial" w:hAnsi="Arial" w:cs="Arial"/>
-          <w:b w:val="0"/>
-          <w:i w:val="0"/>
-          <w:sz w:val="22"/>
-        </w:rPr>
-        <w:t xml:space="preserve">C8. Hitung rasio waktu cacah terhadap konstanta waktu plant. Cetak: T/tau.</w:t>
+        <w:t xml:space="preserve">C7. Hitung frekuensi Nyquist sistem sampel ini, dalam hertz. Cetak: f_Nyquist (Hz).</w:t>
+      </w:r>
+    </w:p>
+    <w:p>
+      <w:pPr>
+        <w:spacing w:line="360" w:lineRule="auto" w:after="120"/>
+        <w:jc w:val="both"/>
+      </w:pPr>
+      <w:r>
+        <w:rPr>
+          <w:rFonts w:ascii="Arial" w:hAnsi="Arial" w:cs="Arial"/>
+          <w:b w:val="0"/>
+          <w:i w:val="0"/>
+          <w:sz w:val="22"/>
+        </w:rPr>
+        <w:t xml:space="preserve">–  PETUNJUK: Langkah: 1) peroleh T. 2) frekuensi sampling = 1/T. 3) Nyquist adalah setengahnya, yaitu 1/(2T).</w:t>
+      </w:r>
+    </w:p>
+    <w:p>
+      <w:pPr>
+        <w:spacing w:line="360" w:lineRule="auto" w:after="120"/>
+        <w:jc w:val="both"/>
+      </w:pPr>
+      <w:r>
+        <w:rPr>
+          <w:rFonts w:ascii="Arial" w:hAnsi="Arial" w:cs="Arial"/>
+          <w:b w:val="0"/>
+          <w:i w:val="0"/>
+          <w:sz w:val="22"/>
+        </w:rPr>
+        <w:t xml:space="preserve">C8. Hitung rasio waktu sampling terhadap konstanta waktu plant. Cetak: T/tau.</w:t>
       </w:r>
     </w:p>
     <w:p>
@@ -6072,7 +6072,7 @@
           <w:i w:val="0"/>
           <w:sz w:val="22"/>
         </w:rPr>
-        <w:t xml:space="preserve">C10. Hitung berapa cuplikan yang terjadi sepanjang waktu menetap pita dua persen. Cetak: jumlah cuplikan.</w:t>
+        <w:t xml:space="preserve">C10. Hitung berapa sampel yang terjadi sepanjang waktu menetap pita dua persen. Cetak: jumlah sampel.</w:t>
       </w:r>
     </w:p>
     <w:p>
@@ -6118,7 +6118,7 @@
           <w:i w:val="0"/>
           <w:sz w:val="22"/>
         </w:rPr>
-        <w:t xml:space="preserve">C11 (Lanjut). Hitung perubahan keluaran du pada satu cacah memakai PID bentuk kenaikan. Cetak: du.</w:t>
+        <w:t xml:space="preserve">C11 (Lanjut). Hitung perubahan keluaran du pada satu langkah sampling memakai PID bentuk kenaikan. Cetak: du.</w:t>
       </w:r>
     </w:p>
     <w:p>
@@ -6148,37 +6148,37 @@
           <w:i w:val="0"/>
           <w:sz w:val="22"/>
         </w:rPr>
-        <w:t xml:space="preserve">C12 (Lanjut). Penapis aksi turunan dipilih berfrekuensi potong sepuluh kali bandwidth loop tertutup. Hitung rasio konstanta waktu penapis terhadap waktu cacah. Cetak: tau_f/T.</w:t>
-      </w:r>
-    </w:p>
-    <w:p>
-      <w:pPr>
-        <w:spacing w:line="360" w:lineRule="auto" w:after="120"/>
-        <w:jc w:val="both"/>
-      </w:pPr>
-      <w:r>
-        <w:rPr>
-          <w:rFonts w:ascii="Arial" w:hAnsi="Arial" w:cs="Arial"/>
-          <w:b w:val="0"/>
-          <w:i w:val="0"/>
-          <w:sz w:val="22"/>
-        </w:rPr>
-        <w:t xml:space="preserve">–  PETUNJUK: Langkah: 1) hitung tau_cl dari tau dan L. 2) bandwidth tertutup kira-kira 1/tau_cl. 3) kalikan sepuluh untuk memperoleh frekuensi potong. 4) konstanta waktu penapis = 1/frekuensi potong. 5) peroleh T. 6) bagi konstanta waktu penapis dengan T.</w:t>
-      </w:r>
-    </w:p>
-    <w:p>
-      <w:pPr>
-        <w:spacing w:line="360" w:lineRule="auto" w:after="120"/>
-        <w:jc w:val="both"/>
-      </w:pPr>
-      <w:r>
-        <w:rPr>
-          <w:rFonts w:ascii="Arial" w:hAnsi="Arial" w:cs="Arial"/>
-          <w:b w:val="0"/>
-          <w:i w:val="0"/>
-          <w:sz w:val="22"/>
-        </w:rPr>
-        <w:t xml:space="preserve">C13 (Lanjut). Perhitungan controller memakan 45 milidetik pada kondisi terburuk dan penjadwal menimbulkan ketidakteraturan 15 milidetik. Hitung margin waktu yang tersisa dalam satu cacah, dalam detik. Cetak: margin (detik).</w:t>
+        <w:t xml:space="preserve">C12 (Lanjut). Filter aksi turunan dipilih berfrekuensi potong sepuluh kali bandwidth loop tertutup. Hitung rasio konstanta waktu filter terhadap waktu sampling. Cetak: tau_f/T.</w:t>
+      </w:r>
+    </w:p>
+    <w:p>
+      <w:pPr>
+        <w:spacing w:line="360" w:lineRule="auto" w:after="120"/>
+        <w:jc w:val="both"/>
+      </w:pPr>
+      <w:r>
+        <w:rPr>
+          <w:rFonts w:ascii="Arial" w:hAnsi="Arial" w:cs="Arial"/>
+          <w:b w:val="0"/>
+          <w:i w:val="0"/>
+          <w:sz w:val="22"/>
+        </w:rPr>
+        <w:t xml:space="preserve">–  PETUNJUK: Langkah: 1) hitung tau_cl dari tau dan L. 2) bandwidth tertutup kira-kira 1/tau_cl. 3) kalikan sepuluh untuk memperoleh frekuensi potong. 4) konstanta waktu filter = 1/frekuensi potong. 5) peroleh T. 6) bagi konstanta waktu filter dengan T.</w:t>
+      </w:r>
+    </w:p>
+    <w:p>
+      <w:pPr>
+        <w:spacing w:line="360" w:lineRule="auto" w:after="120"/>
+        <w:jc w:val="both"/>
+      </w:pPr>
+      <w:r>
+        <w:rPr>
+          <w:rFonts w:ascii="Arial" w:hAnsi="Arial" w:cs="Arial"/>
+          <w:b w:val="0"/>
+          <w:i w:val="0"/>
+          <w:sz w:val="22"/>
+        </w:rPr>
+        <w:t xml:space="preserve">C13 (Lanjut). Perhitungan controller memakan 45 milidetik pada kondisi terburuk dan penjadwal menimbulkan ketidakteraturan 15 milidetik. Hitung margin waktu yang tersisa dalam satu langkah sampling, dalam detik. Cetak: margin (detik).</w:t>
       </w:r>
     </w:p>
     <w:p>
@@ -6208,7 +6208,7 @@
           <w:i w:val="0"/>
           <w:sz w:val="22"/>
         </w:rPr>
-        <w:t xml:space="preserve">C14 (Lanjut). Controller meminta keluaran 12 satuan sementara actuator hanya mampu 10 satuan. Dengan skema anti-windup berumpan balik ber-Kt = 1/T, hitung koreksi akumulator pada satu cacah. Cetak: koreksi akumulator.</w:t>
+        <w:t xml:space="preserve">C14 (Lanjut). Controller meminta keluaran 12 satuan sementara actuator hanya mampu 10 satuan. Dengan skema anti-windup berumpan balik ber-Kt = 1/T, hitung koreksi akumulator pada satu langkah sampling. Cetak: koreksi akumulator.</w:t>
       </w:r>
     </w:p>
     <w:p>

--- a/Sistem-Kendali-Cerdas/Modul-Word/Modul-6-Perancangan-Kontrol-melalui-Komputer.docx
+++ b/Sistem-Kendali-Cerdas/Modul-Word/Modul-6-Perancangan-Kontrol-melalui-Komputer.docx
@@ -1379,7 +1379,7 @@
                                 <w:szCs w:val="20"/>
                                 <w:lang w:val="en-US"/>
                               </w:rPr>
-                              <w:t>myclass.mercubuana.ac.id</w:t>
+                              <w:t xml:space="preserve">myclass.mercubuana.ac·id</w:t>
                             </w:r>
                           </w:p>
                         </w:txbxContent>
@@ -1426,7 +1426,7 @@
                           <w:szCs w:val="20"/>
                           <w:lang w:val="en-US"/>
                         </w:rPr>
-                        <w:t>myclass.mercubuana.ac.id</w:t>
+                        <w:t xml:space="preserve">myclass.mercubuana.ac·id</w:t>
                       </w:r>
                     </w:p>
                   </w:txbxContent>
@@ -2512,7 +2512,7 @@
                                 <w:sz w:val="20"/>
                                 <w:szCs w:val="20"/>
                               </w:rPr>
-                              <w:t>www.mercubuana.ac.id</w:t>
+                              <w:t xml:space="preserve">www.mercubuana.ac·id</w:t>
                             </w:r>
                           </w:p>
                         </w:txbxContent>
@@ -2558,7 +2558,7 @@
                           <w:sz w:val="20"/>
                           <w:szCs w:val="20"/>
                         </w:rPr>
-                        <w:t>www.mercubuana.ac.id</w:t>
+                        <w:t xml:space="preserve">www.mercubuana.ac·id</w:t>
                       </w:r>
                     </w:p>
                   </w:txbxContent>
@@ -2627,6 +2627,15 @@
           <w:sz w:val="22"/>
         </w:rPr>
         <w:t xml:space="preserve">Controller digital bekerja dalam siklus deterministik: membaca sensor, memfilter, menghitung error, menjalankan algoritma, menerapkan limit keselamatan, mengirim perintah, dan mencatat data. Timing dan saturasi sama pentingnya dengan persamaan kontrol.</w:t>
+      </w:r>
+      <w:r>
+        <w:rPr>
+          <w:rFonts w:ascii="Arial" w:hAnsi="Arial" w:cs="Arial"/>
+          <w:b w:val="0"/>
+          <w:i w:val="0"/>
+          <w:sz w:val="22"/>
+        </w:rPr>
+        <w:t xml:space="preserve"> Gambar 1 mengilustrasikan gagasan ini.</w:t>
       </w:r>
     </w:p>
     <w:p>
@@ -2906,6 +2915,15 @@
         </w:rPr>
         <w:t xml:space="preserve">Alternatif yang lebih baik adalah merancang langsung di domain diskret. Model plant diubah lebih dahulu menjadi bentuk diskret yang memperhitungkan penahanan orde nol, lalu controller dirancang atas model itu. Cara ini menghindari kekeliruan akibat terjemahan dan memperlihatkan pengaruh waktu sampling sejak awal perancangan.</w:t>
       </w:r>
+      <w:r>
+        <w:rPr>
+          <w:rFonts w:ascii="Arial" w:hAnsi="Arial" w:cs="Arial"/>
+          <w:b w:val="0"/>
+          <w:i w:val="0"/>
+          <w:sz w:val="22"/>
+        </w:rPr>
+        <w:t xml:space="preserve"> Hubungan ini dirangkum dalam Persamaan (1).</w:t>
+      </w:r>
     </w:p>
     <w:p>
       <w:pPr>
@@ -2920,7 +2938,48 @@
           <w:color w:val="305496"/>
           <w:sz w:val="22"/>
         </w:rPr>
-        <w:t xml:space="preserve">integral: I += Ki*e*T   |   turunan: D = Kd*(e - e_lalu)/T, wajib difilter</w:t>
+        <w:t xml:space="preserve">integral: I += Ki·e·T   |   turunan: D = Kd·(e - </w:t>
+      </w:r>
+      <w:r>
+        <w:rPr>
+          <w:rFonts w:ascii="Arial" w:hAnsi="Arial" w:cs="Arial"/>
+          <w:b/>
+          <w:i/>
+          <w:color w:val="305496"/>
+          <w:sz w:val="22"/>
+        </w:rPr>
+        <w:t xml:space="preserve">e</w:t>
+      </w:r>
+      <w:r>
+        <w:rPr>
+          <w:rFonts w:ascii="Arial" w:hAnsi="Arial" w:cs="Arial"/>
+          <w:b/>
+          <w:i/>
+          <w:color w:val="305496"/>
+          <w:sz w:val="22"/>
+          <w:vertAlign w:val="subscript"/>
+        </w:rPr>
+        <w:t xml:space="preserve">lalu</w:t>
+      </w:r>
+      <w:r>
+        <w:rPr>
+          <w:rFonts w:ascii="Arial" w:hAnsi="Arial" w:cs="Arial"/>
+          <w:b/>
+          <w:i/>
+          <w:color w:val="305496"/>
+          <w:sz w:val="22"/>
+        </w:rPr>
+        <w:t xml:space="preserve">)/T, wajib difilter</w:t>
+      </w:r>
+      <w:r>
+        <w:rPr>
+          <w:rFonts w:ascii="Arial" w:hAnsi="Arial" w:cs="Arial"/>
+          <w:b/>
+          <w:i/>
+          <w:color w:val="305496"/>
+          <w:sz w:val="22"/>
+        </w:rPr>
+        <w:t xml:space="preserve">   (1)</w:t>
       </w:r>
     </w:p>
     <w:p>
@@ -3084,7 +3143,69 @@
           <w:color w:val="305496"/>
           <w:sz w:val="22"/>
         </w:rPr>
-        <w:t xml:space="preserve">anti-windup: I += Ki*e*T hanya bila tidak mentok, atau I += Kt*(u_nyata - u_minta)</w:t>
+        <w:t xml:space="preserve">anti-windup: I += Ki·e·T hanya bila tidak mentok, atau I += Kt·(</w:t>
+      </w:r>
+      <w:r>
+        <w:rPr>
+          <w:rFonts w:ascii="Arial" w:hAnsi="Arial" w:cs="Arial"/>
+          <w:b/>
+          <w:i/>
+          <w:color w:val="305496"/>
+          <w:sz w:val="22"/>
+        </w:rPr>
+        <w:t xml:space="preserve">u</w:t>
+      </w:r>
+      <w:r>
+        <w:rPr>
+          <w:rFonts w:ascii="Arial" w:hAnsi="Arial" w:cs="Arial"/>
+          <w:b/>
+          <w:i/>
+          <w:color w:val="305496"/>
+          <w:sz w:val="22"/>
+          <w:vertAlign w:val="subscript"/>
+        </w:rPr>
+        <w:t xml:space="preserve">nyata</w:t>
+      </w:r>
+      <w:r>
+        <w:rPr>
+          <w:rFonts w:ascii="Arial" w:hAnsi="Arial" w:cs="Arial"/>
+          <w:b/>
+          <w:i/>
+          <w:color w:val="305496"/>
+          <w:sz w:val="22"/>
+        </w:rPr>
+        <w:t xml:space="preserve"> - </w:t>
+      </w:r>
+      <w:r>
+        <w:rPr>
+          <w:rFonts w:ascii="Arial" w:hAnsi="Arial" w:cs="Arial"/>
+          <w:b/>
+          <w:i/>
+          <w:color w:val="305496"/>
+          <w:sz w:val="22"/>
+        </w:rPr>
+        <w:t xml:space="preserve">u</w:t>
+      </w:r>
+      <w:r>
+        <w:rPr>
+          <w:rFonts w:ascii="Arial" w:hAnsi="Arial" w:cs="Arial"/>
+          <w:b/>
+          <w:i/>
+          <w:color w:val="305496"/>
+          <w:sz w:val="22"/>
+          <w:vertAlign w:val="subscript"/>
+        </w:rPr>
+        <w:t xml:space="preserve">minta</w:t>
+      </w:r>
+      <w:r>
+        <w:rPr>
+          <w:rFonts w:ascii="Arial" w:hAnsi="Arial" w:cs="Arial"/>
+          <w:b/>
+          <w:i/>
+          <w:color w:val="305496"/>
+          <w:sz w:val="22"/>
+        </w:rPr>
+        <w:t xml:space="preserve">)</w:t>
       </w:r>
     </w:p>
     <w:p>
@@ -3616,7 +3737,7 @@
           <w:color w:val="305496"/>
           <w:sz w:val="22"/>
         </w:rPr>
-        <w:t xml:space="preserve">baca -&gt; periksa -&gt; hitung -&gt; batasi -&gt; kirim -&gt; perbarui akumulator</w:t>
+        <w:t xml:space="preserve">baca → periksa → hitung → batasi → kirim → perbarui akumulator</w:t>
       </w:r>
     </w:p>
     <w:p>
@@ -3780,7 +3901,7 @@
           <w:color w:val="305496"/>
           <w:sz w:val="22"/>
         </w:rPr>
-        <w:t xml:space="preserve">telusuri: keteraturan sampling -&gt; sinyal kendali -&gt; banding dengan simulasi</w:t>
+        <w:t xml:space="preserve">telusuri: keteraturan sampling → sinyal kendali → banding dengan simulasi</w:t>
       </w:r>
     </w:p>
     <w:p>
@@ -3820,6 +3941,15 @@
         </w:rPr>
         <w:t xml:space="preserve">Penurunan berikut mengubah PID kontinu menjadi persamaan beda yang langsung dapat ditulis menjadi kode.</w:t>
       </w:r>
+      <w:r>
+        <w:rPr>
+          <w:rFonts w:ascii="Arial" w:hAnsi="Arial" w:cs="Arial"/>
+          <w:b w:val="0"/>
+          <w:i w:val="0"/>
+          <w:sz w:val="22"/>
+        </w:rPr>
+        <w:t xml:space="preserve"> Bentuk ringkasnya dituliskan pada Persamaan (2).</w:t>
+      </w:r>
     </w:p>
     <w:p>
       <w:pPr>
@@ -3849,44 +3979,8 @@
           <w:color w:val="305496"/>
           <w:sz w:val="22"/>
         </w:rPr>
-        <w:t xml:space="preserve">u(t) = Kp*e + Ki*integral(e dt) + Kd*de/dt</w:t>
-      </w:r>
-    </w:p>
-    <w:p>
-      <w:pPr>
-        <w:spacing w:line="360" w:lineRule="auto" w:after="120"/>
-        <w:jc w:val="both"/>
-      </w:pPr>
-      <w:r>
-        <w:rPr>
-          <w:rFonts w:ascii="Arial" w:hAnsi="Arial" w:cs="Arial"/>
-          <w:b w:val="0"/>
-          <w:i w:val="0"/>
-          <w:sz w:val="22"/>
-        </w:rPr>
-        <w:t xml:space="preserve">Tiga aksi bekerja atas error yang sama.</w:t>
-      </w:r>
-    </w:p>
-    <w:p>
-      <w:pPr>
-        <w:spacing w:line="360" w:lineRule="auto" w:after="120"/>
-        <w:jc w:val="both"/>
-      </w:pPr>
-      <w:r>
-        <w:rPr>
-          <w:rFonts w:ascii="Arial" w:hAnsi="Arial" w:cs="Arial"/>
-          <w:b w:val="0"/>
-          <w:i w:val="0"/>
-          <w:sz w:val="22"/>
-        </w:rPr>
-        <w:t xml:space="preserve">2. Dekati integral</w:t>
-      </w:r>
-    </w:p>
-    <w:p>
-      <w:pPr>
-        <w:spacing w:before="40" w:after="120"/>
-        <w:jc w:val="center"/>
-      </w:pPr>
+        <w:t xml:space="preserve">u(t) = Kp·e + Ki·integral(e dt) + Kd·de/dt</w:t>
+      </w:r>
       <w:r>
         <w:rPr>
           <w:rFonts w:ascii="Arial" w:hAnsi="Arial" w:cs="Arial"/>
@@ -3895,37 +3989,37 @@
           <w:color w:val="305496"/>
           <w:sz w:val="22"/>
         </w:rPr>
-        <w:t xml:space="preserve">integral(e dt) ~ sum(e_k * T)</w:t>
-      </w:r>
-    </w:p>
-    <w:p>
-      <w:pPr>
-        <w:spacing w:line="360" w:lineRule="auto" w:after="120"/>
-        <w:jc w:val="both"/>
-      </w:pPr>
-      <w:r>
-        <w:rPr>
-          <w:rFonts w:ascii="Arial" w:hAnsi="Arial" w:cs="Arial"/>
-          <w:b w:val="0"/>
-          <w:i w:val="0"/>
-          <w:sz w:val="22"/>
-        </w:rPr>
-        <w:t xml:space="preserve">Luas di bawah kurva didekati sebagai jumlah persegi selebar T.</w:t>
-      </w:r>
-    </w:p>
-    <w:p>
-      <w:pPr>
-        <w:spacing w:line="360" w:lineRule="auto" w:after="120"/>
-        <w:jc w:val="both"/>
-      </w:pPr>
-      <w:r>
-        <w:rPr>
-          <w:rFonts w:ascii="Arial" w:hAnsi="Arial" w:cs="Arial"/>
-          <w:b w:val="0"/>
-          <w:i w:val="0"/>
-          <w:sz w:val="22"/>
-        </w:rPr>
-        <w:t xml:space="preserve">3. Dekati turunan</w:t>
+        <w:t xml:space="preserve">   (2)</w:t>
+      </w:r>
+    </w:p>
+    <w:p>
+      <w:pPr>
+        <w:spacing w:line="360" w:lineRule="auto" w:after="120"/>
+        <w:jc w:val="both"/>
+      </w:pPr>
+      <w:r>
+        <w:rPr>
+          <w:rFonts w:ascii="Arial" w:hAnsi="Arial" w:cs="Arial"/>
+          <w:b w:val="0"/>
+          <w:i w:val="0"/>
+          <w:sz w:val="22"/>
+        </w:rPr>
+        <w:t xml:space="preserve">Tiga aksi bekerja atas error yang sama.</w:t>
+      </w:r>
+    </w:p>
+    <w:p>
+      <w:pPr>
+        <w:spacing w:line="360" w:lineRule="auto" w:after="120"/>
+        <w:jc w:val="both"/>
+      </w:pPr>
+      <w:r>
+        <w:rPr>
+          <w:rFonts w:ascii="Arial" w:hAnsi="Arial" w:cs="Arial"/>
+          <w:b w:val="0"/>
+          <w:i w:val="0"/>
+          <w:sz w:val="22"/>
+        </w:rPr>
+        <w:t xml:space="preserve">2. Dekati integral</w:t>
       </w:r>
     </w:p>
     <w:p>
@@ -3941,44 +4035,8 @@
           <w:color w:val="305496"/>
           <w:sz w:val="22"/>
         </w:rPr>
-        <w:t xml:space="preserve">de/dt ~ (e_k - e_(k-1))/T</w:t>
-      </w:r>
-    </w:p>
-    <w:p>
-      <w:pPr>
-        <w:spacing w:line="360" w:lineRule="auto" w:after="120"/>
-        <w:jc w:val="both"/>
-      </w:pPr>
-      <w:r>
-        <w:rPr>
-          <w:rFonts w:ascii="Arial" w:hAnsi="Arial" w:cs="Arial"/>
-          <w:b w:val="0"/>
-          <w:i w:val="0"/>
-          <w:sz w:val="22"/>
-        </w:rPr>
-        <w:t xml:space="preserve">Selisih dua sampel berurutan dibagi selang waktunya.</w:t>
-      </w:r>
-    </w:p>
-    <w:p>
-      <w:pPr>
-        <w:spacing w:line="360" w:lineRule="auto" w:after="120"/>
-        <w:jc w:val="both"/>
-      </w:pPr>
-      <w:r>
-        <w:rPr>
-          <w:rFonts w:ascii="Arial" w:hAnsi="Arial" w:cs="Arial"/>
-          <w:b w:val="0"/>
-          <w:i w:val="0"/>
-          <w:sz w:val="22"/>
-        </w:rPr>
-        <w:t xml:space="preserve">4. Bentuk posisi</w:t>
-      </w:r>
-    </w:p>
-    <w:p>
-      <w:pPr>
-        <w:spacing w:before="40" w:after="120"/>
-        <w:jc w:val="center"/>
-      </w:pPr>
+        <w:t xml:space="preserve">integral(e dt) ~ sum(</w:t>
+      </w:r>
       <w:r>
         <w:rPr>
           <w:rFonts w:ascii="Arial" w:hAnsi="Arial" w:cs="Arial"/>
@@ -3987,44 +4045,8 @@
           <w:color w:val="305496"/>
           <w:sz w:val="22"/>
         </w:rPr>
-        <w:t xml:space="preserve">u_k = Kp*e_k + Ki*T*sum(e) + Kd*(e_k - e_(k-1))/T</w:t>
-      </w:r>
-    </w:p>
-    <w:p>
-      <w:pPr>
-        <w:spacing w:line="360" w:lineRule="auto" w:after="120"/>
-        <w:jc w:val="both"/>
-      </w:pPr>
-      <w:r>
-        <w:rPr>
-          <w:rFonts w:ascii="Arial" w:hAnsi="Arial" w:cs="Arial"/>
-          <w:b w:val="0"/>
-          <w:i w:val="0"/>
-          <w:sz w:val="22"/>
-        </w:rPr>
-        <w:t xml:space="preserve">Menghitung keluaran secara mutlak; memerlukan penanganan windup tersendiri.</w:t>
-      </w:r>
-    </w:p>
-    <w:p>
-      <w:pPr>
-        <w:spacing w:line="360" w:lineRule="auto" w:after="120"/>
-        <w:jc w:val="both"/>
-      </w:pPr>
-      <w:r>
-        <w:rPr>
-          <w:rFonts w:ascii="Arial" w:hAnsi="Arial" w:cs="Arial"/>
-          <w:b w:val="0"/>
-          <w:i w:val="0"/>
-          <w:sz w:val="22"/>
-        </w:rPr>
-        <w:t xml:space="preserve">5. Bentuk kenaikan</w:t>
-      </w:r>
-    </w:p>
-    <w:p>
-      <w:pPr>
-        <w:spacing w:before="40" w:after="120"/>
-        <w:jc w:val="center"/>
-      </w:pPr>
+        <w:t xml:space="preserve">e</w:t>
+      </w:r>
       <w:r>
         <w:rPr>
           <w:rFonts w:ascii="Arial" w:hAnsi="Arial" w:cs="Arial"/>
@@ -4032,45 +4054,10 @@
           <w:i/>
           <w:color w:val="305496"/>
           <w:sz w:val="22"/>
-        </w:rPr>
-        <w:t xml:space="preserve">du = Kp*(e_k - e_(k-1)) + Ki*T*e_k + Kd*(e_k - 2*e_(k-1) + e_(k-2))/T</w:t>
-      </w:r>
-    </w:p>
-    <w:p>
-      <w:pPr>
-        <w:spacing w:line="360" w:lineRule="auto" w:after="120"/>
-        <w:jc w:val="both"/>
-      </w:pPr>
-      <w:r>
-        <w:rPr>
-          <w:rFonts w:ascii="Arial" w:hAnsi="Arial" w:cs="Arial"/>
-          <w:b w:val="0"/>
-          <w:i w:val="0"/>
-          <w:sz w:val="22"/>
-        </w:rPr>
-        <w:t xml:space="preserve">Diperoleh dengan mengurangkan u_(k-1) dari u_k.</w:t>
-      </w:r>
-    </w:p>
-    <w:p>
-      <w:pPr>
-        <w:spacing w:line="360" w:lineRule="auto" w:after="120"/>
-        <w:jc w:val="both"/>
-      </w:pPr>
-      <w:r>
-        <w:rPr>
-          <w:rFonts w:ascii="Arial" w:hAnsi="Arial" w:cs="Arial"/>
-          <w:b w:val="0"/>
-          <w:i w:val="0"/>
-          <w:sz w:val="22"/>
-        </w:rPr>
-        <w:t xml:space="preserve">6. Keluaran akhir</w:t>
-      </w:r>
-    </w:p>
-    <w:p>
-      <w:pPr>
-        <w:spacing w:before="40" w:after="120"/>
-        <w:jc w:val="center"/>
-      </w:pPr>
+          <w:vertAlign w:val="subscript"/>
+        </w:rPr>
+        <w:t xml:space="preserve">k</w:t>
+      </w:r>
       <w:r>
         <w:rPr>
           <w:rFonts w:ascii="Arial" w:hAnsi="Arial" w:cs="Arial"/>
@@ -4079,22 +4066,567 @@
           <w:color w:val="305496"/>
           <w:sz w:val="22"/>
         </w:rPr>
-        <w:t xml:space="preserve">u_k = u_(k-1) + du</w:t>
-      </w:r>
-    </w:p>
-    <w:p>
-      <w:pPr>
-        <w:spacing w:line="360" w:lineRule="auto" w:after="120"/>
-        <w:jc w:val="both"/>
-      </w:pPr>
-      <w:r>
-        <w:rPr>
-          <w:rFonts w:ascii="Arial" w:hAnsi="Arial" w:cs="Arial"/>
-          <w:b w:val="0"/>
-          <w:i w:val="0"/>
-          <w:sz w:val="22"/>
-        </w:rPr>
-        <w:t xml:space="preserve">Bentuk kenaikan menangani windup secara alami karena pembatasan pada u_k langsung menghentikan penumpukan.</w:t>
+        <w:t xml:space="preserve">·T)</w:t>
+      </w:r>
+    </w:p>
+    <w:p>
+      <w:pPr>
+        <w:spacing w:line="360" w:lineRule="auto" w:after="120"/>
+        <w:jc w:val="both"/>
+      </w:pPr>
+      <w:r>
+        <w:rPr>
+          <w:rFonts w:ascii="Arial" w:hAnsi="Arial" w:cs="Arial"/>
+          <w:b w:val="0"/>
+          <w:i w:val="0"/>
+          <w:sz w:val="22"/>
+        </w:rPr>
+        <w:t xml:space="preserve">Luas di bawah kurva didekati sebagai jumlah persegi selebar T.</w:t>
+      </w:r>
+    </w:p>
+    <w:p>
+      <w:pPr>
+        <w:spacing w:line="360" w:lineRule="auto" w:after="120"/>
+        <w:jc w:val="both"/>
+      </w:pPr>
+      <w:r>
+        <w:rPr>
+          <w:rFonts w:ascii="Arial" w:hAnsi="Arial" w:cs="Arial"/>
+          <w:b w:val="0"/>
+          <w:i w:val="0"/>
+          <w:sz w:val="22"/>
+        </w:rPr>
+        <w:t xml:space="preserve">3. Dekati turunan</w:t>
+      </w:r>
+    </w:p>
+    <w:p>
+      <w:pPr>
+        <w:spacing w:before="40" w:after="120"/>
+        <w:jc w:val="center"/>
+      </w:pPr>
+      <w:r>
+        <w:rPr>
+          <w:rFonts w:ascii="Arial" w:hAnsi="Arial" w:cs="Arial"/>
+          <w:b/>
+          <w:i/>
+          <w:color w:val="305496"/>
+          <w:sz w:val="22"/>
+        </w:rPr>
+        <w:t xml:space="preserve">de/dt ~ (</w:t>
+      </w:r>
+      <w:r>
+        <w:rPr>
+          <w:rFonts w:ascii="Arial" w:hAnsi="Arial" w:cs="Arial"/>
+          <w:b/>
+          <w:i/>
+          <w:color w:val="305496"/>
+          <w:sz w:val="22"/>
+        </w:rPr>
+        <w:t xml:space="preserve">e</w:t>
+      </w:r>
+      <w:r>
+        <w:rPr>
+          <w:rFonts w:ascii="Arial" w:hAnsi="Arial" w:cs="Arial"/>
+          <w:b/>
+          <w:i/>
+          <w:color w:val="305496"/>
+          <w:sz w:val="22"/>
+          <w:vertAlign w:val="subscript"/>
+        </w:rPr>
+        <w:t xml:space="preserve">k</w:t>
+      </w:r>
+      <w:r>
+        <w:rPr>
+          <w:rFonts w:ascii="Arial" w:hAnsi="Arial" w:cs="Arial"/>
+          <w:b/>
+          <w:i/>
+          <w:color w:val="305496"/>
+          <w:sz w:val="22"/>
+        </w:rPr>
+        <w:t xml:space="preserve"> - e_(k-1))/T</w:t>
+      </w:r>
+    </w:p>
+    <w:p>
+      <w:pPr>
+        <w:spacing w:line="360" w:lineRule="auto" w:after="120"/>
+        <w:jc w:val="both"/>
+      </w:pPr>
+      <w:r>
+        <w:rPr>
+          <w:rFonts w:ascii="Arial" w:hAnsi="Arial" w:cs="Arial"/>
+          <w:b w:val="0"/>
+          <w:i w:val="0"/>
+          <w:sz w:val="22"/>
+        </w:rPr>
+        <w:t xml:space="preserve">Selisih dua sampel berurutan dibagi selang waktunya.</w:t>
+      </w:r>
+      <w:r>
+        <w:rPr>
+          <w:rFonts w:ascii="Arial" w:hAnsi="Arial" w:cs="Arial"/>
+          <w:b w:val="0"/>
+          <w:i w:val="0"/>
+          <w:sz w:val="22"/>
+        </w:rPr>
+        <w:t xml:space="preserve"> Persamaan (3) memadatkan aturan tersebut.</w:t>
+      </w:r>
+    </w:p>
+    <w:p>
+      <w:pPr>
+        <w:spacing w:line="360" w:lineRule="auto" w:after="120"/>
+        <w:jc w:val="both"/>
+      </w:pPr>
+      <w:r>
+        <w:rPr>
+          <w:rFonts w:ascii="Arial" w:hAnsi="Arial" w:cs="Arial"/>
+          <w:b w:val="0"/>
+          <w:i w:val="0"/>
+          <w:sz w:val="22"/>
+        </w:rPr>
+        <w:t xml:space="preserve">4. Bentuk posisi</w:t>
+      </w:r>
+    </w:p>
+    <w:p>
+      <w:pPr>
+        <w:spacing w:before="40" w:after="120"/>
+        <w:jc w:val="center"/>
+      </w:pPr>
+      <w:r>
+        <w:rPr>
+          <w:rFonts w:ascii="Arial" w:hAnsi="Arial" w:cs="Arial"/>
+          <w:b/>
+          <w:i/>
+          <w:color w:val="305496"/>
+          <w:sz w:val="22"/>
+        </w:rPr>
+        <w:t xml:space="preserve"/>
+      </w:r>
+      <w:r>
+        <w:rPr>
+          <w:rFonts w:ascii="Arial" w:hAnsi="Arial" w:cs="Arial"/>
+          <w:b/>
+          <w:i/>
+          <w:color w:val="305496"/>
+          <w:sz w:val="22"/>
+        </w:rPr>
+        <w:t xml:space="preserve">u</w:t>
+      </w:r>
+      <w:r>
+        <w:rPr>
+          <w:rFonts w:ascii="Arial" w:hAnsi="Arial" w:cs="Arial"/>
+          <w:b/>
+          <w:i/>
+          <w:color w:val="305496"/>
+          <w:sz w:val="22"/>
+          <w:vertAlign w:val="subscript"/>
+        </w:rPr>
+        <w:t xml:space="preserve">k</w:t>
+      </w:r>
+      <w:r>
+        <w:rPr>
+          <w:rFonts w:ascii="Arial" w:hAnsi="Arial" w:cs="Arial"/>
+          <w:b/>
+          <w:i/>
+          <w:color w:val="305496"/>
+          <w:sz w:val="22"/>
+        </w:rPr>
+        <w:t xml:space="preserve"> = Kp·</w:t>
+      </w:r>
+      <w:r>
+        <w:rPr>
+          <w:rFonts w:ascii="Arial" w:hAnsi="Arial" w:cs="Arial"/>
+          <w:b/>
+          <w:i/>
+          <w:color w:val="305496"/>
+          <w:sz w:val="22"/>
+        </w:rPr>
+        <w:t xml:space="preserve">e</w:t>
+      </w:r>
+      <w:r>
+        <w:rPr>
+          <w:rFonts w:ascii="Arial" w:hAnsi="Arial" w:cs="Arial"/>
+          <w:b/>
+          <w:i/>
+          <w:color w:val="305496"/>
+          <w:sz w:val="22"/>
+          <w:vertAlign w:val="subscript"/>
+        </w:rPr>
+        <w:t xml:space="preserve">k</w:t>
+      </w:r>
+      <w:r>
+        <w:rPr>
+          <w:rFonts w:ascii="Arial" w:hAnsi="Arial" w:cs="Arial"/>
+          <w:b/>
+          <w:i/>
+          <w:color w:val="305496"/>
+          <w:sz w:val="22"/>
+        </w:rPr>
+        <w:t xml:space="preserve"> + Ki·T·sum(e) + Kd·(</w:t>
+      </w:r>
+      <w:r>
+        <w:rPr>
+          <w:rFonts w:ascii="Arial" w:hAnsi="Arial" w:cs="Arial"/>
+          <w:b/>
+          <w:i/>
+          <w:color w:val="305496"/>
+          <w:sz w:val="22"/>
+        </w:rPr>
+        <w:t xml:space="preserve">e</w:t>
+      </w:r>
+      <w:r>
+        <w:rPr>
+          <w:rFonts w:ascii="Arial" w:hAnsi="Arial" w:cs="Arial"/>
+          <w:b/>
+          <w:i/>
+          <w:color w:val="305496"/>
+          <w:sz w:val="22"/>
+          <w:vertAlign w:val="subscript"/>
+        </w:rPr>
+        <w:t xml:space="preserve">k</w:t>
+      </w:r>
+      <w:r>
+        <w:rPr>
+          <w:rFonts w:ascii="Arial" w:hAnsi="Arial" w:cs="Arial"/>
+          <w:b/>
+          <w:i/>
+          <w:color w:val="305496"/>
+          <w:sz w:val="22"/>
+        </w:rPr>
+        <w:t xml:space="preserve"> - e_(k-1))/T</w:t>
+      </w:r>
+      <w:r>
+        <w:rPr>
+          <w:rFonts w:ascii="Arial" w:hAnsi="Arial" w:cs="Arial"/>
+          <w:b/>
+          <w:i/>
+          <w:color w:val="305496"/>
+          <w:sz w:val="22"/>
+        </w:rPr>
+        <w:t xml:space="preserve">   (3)</w:t>
+      </w:r>
+    </w:p>
+    <w:p>
+      <w:pPr>
+        <w:spacing w:line="360" w:lineRule="auto" w:after="120"/>
+        <w:jc w:val="both"/>
+      </w:pPr>
+      <w:r>
+        <w:rPr>
+          <w:rFonts w:ascii="Arial" w:hAnsi="Arial" w:cs="Arial"/>
+          <w:b w:val="0"/>
+          <w:i w:val="0"/>
+          <w:sz w:val="22"/>
+        </w:rPr>
+        <w:t xml:space="preserve">Menghitung keluaran secara mutlak; memerlukan penanganan windup tersendiri.</w:t>
+      </w:r>
+      <w:r>
+        <w:rPr>
+          <w:rFonts w:ascii="Arial" w:hAnsi="Arial" w:cs="Arial"/>
+          <w:b w:val="0"/>
+          <w:i w:val="0"/>
+          <w:sz w:val="22"/>
+        </w:rPr>
+        <w:t xml:space="preserve"> Rangkuman kuantitatifnya tertulis pada Persamaan (4).</w:t>
+      </w:r>
+    </w:p>
+    <w:p>
+      <w:pPr>
+        <w:spacing w:line="360" w:lineRule="auto" w:after="120"/>
+        <w:jc w:val="both"/>
+      </w:pPr>
+      <w:r>
+        <w:rPr>
+          <w:rFonts w:ascii="Arial" w:hAnsi="Arial" w:cs="Arial"/>
+          <w:b w:val="0"/>
+          <w:i w:val="0"/>
+          <w:sz w:val="22"/>
+        </w:rPr>
+        <w:t xml:space="preserve">5. Bentuk kenaikan</w:t>
+      </w:r>
+    </w:p>
+    <w:p>
+      <w:pPr>
+        <w:spacing w:before="40" w:after="120"/>
+        <w:jc w:val="center"/>
+      </w:pPr>
+      <w:r>
+        <w:rPr>
+          <w:rFonts w:ascii="Arial" w:hAnsi="Arial" w:cs="Arial"/>
+          <w:b/>
+          <w:i/>
+          <w:color w:val="305496"/>
+          <w:sz w:val="22"/>
+        </w:rPr>
+        <w:t xml:space="preserve">du = Kp·(</w:t>
+      </w:r>
+      <w:r>
+        <w:rPr>
+          <w:rFonts w:ascii="Arial" w:hAnsi="Arial" w:cs="Arial"/>
+          <w:b/>
+          <w:i/>
+          <w:color w:val="305496"/>
+          <w:sz w:val="22"/>
+        </w:rPr>
+        <w:t xml:space="preserve">e</w:t>
+      </w:r>
+      <w:r>
+        <w:rPr>
+          <w:rFonts w:ascii="Arial" w:hAnsi="Arial" w:cs="Arial"/>
+          <w:b/>
+          <w:i/>
+          <w:color w:val="305496"/>
+          <w:sz w:val="22"/>
+          <w:vertAlign w:val="subscript"/>
+        </w:rPr>
+        <w:t xml:space="preserve">k</w:t>
+      </w:r>
+      <w:r>
+        <w:rPr>
+          <w:rFonts w:ascii="Arial" w:hAnsi="Arial" w:cs="Arial"/>
+          <w:b/>
+          <w:i/>
+          <w:color w:val="305496"/>
+          <w:sz w:val="22"/>
+        </w:rPr>
+        <w:t xml:space="preserve"> - e_(k-1)) + Ki·T·</w:t>
+      </w:r>
+      <w:r>
+        <w:rPr>
+          <w:rFonts w:ascii="Arial" w:hAnsi="Arial" w:cs="Arial"/>
+          <w:b/>
+          <w:i/>
+          <w:color w:val="305496"/>
+          <w:sz w:val="22"/>
+        </w:rPr>
+        <w:t xml:space="preserve">e</w:t>
+      </w:r>
+      <w:r>
+        <w:rPr>
+          <w:rFonts w:ascii="Arial" w:hAnsi="Arial" w:cs="Arial"/>
+          <w:b/>
+          <w:i/>
+          <w:color w:val="305496"/>
+          <w:sz w:val="22"/>
+          <w:vertAlign w:val="subscript"/>
+        </w:rPr>
+        <w:t xml:space="preserve">k</w:t>
+      </w:r>
+      <w:r>
+        <w:rPr>
+          <w:rFonts w:ascii="Arial" w:hAnsi="Arial" w:cs="Arial"/>
+          <w:b/>
+          <w:i/>
+          <w:color w:val="305496"/>
+          <w:sz w:val="22"/>
+        </w:rPr>
+        <w:t xml:space="preserve"> + Kd·(</w:t>
+      </w:r>
+      <w:r>
+        <w:rPr>
+          <w:rFonts w:ascii="Arial" w:hAnsi="Arial" w:cs="Arial"/>
+          <w:b/>
+          <w:i/>
+          <w:color w:val="305496"/>
+          <w:sz w:val="22"/>
+        </w:rPr>
+        <w:t xml:space="preserve">e</w:t>
+      </w:r>
+      <w:r>
+        <w:rPr>
+          <w:rFonts w:ascii="Arial" w:hAnsi="Arial" w:cs="Arial"/>
+          <w:b/>
+          <w:i/>
+          <w:color w:val="305496"/>
+          <w:sz w:val="22"/>
+          <w:vertAlign w:val="subscript"/>
+        </w:rPr>
+        <w:t xml:space="preserve">k</w:t>
+      </w:r>
+      <w:r>
+        <w:rPr>
+          <w:rFonts w:ascii="Arial" w:hAnsi="Arial" w:cs="Arial"/>
+          <w:b/>
+          <w:i/>
+          <w:color w:val="305496"/>
+          <w:sz w:val="22"/>
+        </w:rPr>
+        <w:t xml:space="preserve"> - 2·e_(k-1) + e_(k-2))/T</w:t>
+      </w:r>
+      <w:r>
+        <w:rPr>
+          <w:rFonts w:ascii="Arial" w:hAnsi="Arial" w:cs="Arial"/>
+          <w:b/>
+          <w:i/>
+          <w:color w:val="305496"/>
+          <w:sz w:val="22"/>
+        </w:rPr>
+        <w:t xml:space="preserve">   (4)</w:t>
+      </w:r>
+    </w:p>
+    <w:p>
+      <w:pPr>
+        <w:spacing w:line="360" w:lineRule="auto" w:after="120"/>
+        <w:jc w:val="both"/>
+      </w:pPr>
+      <w:r>
+        <w:rPr>
+          <w:rFonts w:ascii="Arial" w:hAnsi="Arial" w:cs="Arial"/>
+          <w:b w:val="0"/>
+          <w:i w:val="0"/>
+          <w:sz w:val="22"/>
+        </w:rPr>
+        <w:t xml:space="preserve">Diperoleh dengan mengurangkan u_(k-1) dari </w:t>
+      </w:r>
+      <w:r>
+        <w:rPr>
+          <w:rFonts w:ascii="Arial" w:hAnsi="Arial" w:cs="Arial"/>
+          <w:b w:val="0"/>
+          <w:i w:val="0"/>
+          <w:sz w:val="22"/>
+        </w:rPr>
+        <w:t xml:space="preserve">u</w:t>
+      </w:r>
+      <w:r>
+        <w:rPr>
+          <w:rFonts w:ascii="Arial" w:hAnsi="Arial" w:cs="Arial"/>
+          <w:b w:val="0"/>
+          <w:i w:val="0"/>
+          <w:sz w:val="22"/>
+          <w:vertAlign w:val="subscript"/>
+        </w:rPr>
+        <w:t xml:space="preserve">k</w:t>
+      </w:r>
+      <w:r>
+        <w:rPr>
+          <w:rFonts w:ascii="Arial" w:hAnsi="Arial" w:cs="Arial"/>
+          <w:b w:val="0"/>
+          <w:i w:val="0"/>
+          <w:sz w:val="22"/>
+        </w:rPr>
+        <w:t xml:space="preserve">.</w:t>
+      </w:r>
+      <w:r>
+        <w:rPr>
+          <w:rFonts w:ascii="Arial" w:hAnsi="Arial" w:cs="Arial"/>
+          <w:b w:val="0"/>
+          <w:i w:val="0"/>
+          <w:sz w:val="22"/>
+        </w:rPr>
+        <w:t xml:space="preserve"> Hubungan ini dirangkum dalam Persamaan (5).</w:t>
+      </w:r>
+    </w:p>
+    <w:p>
+      <w:pPr>
+        <w:spacing w:line="360" w:lineRule="auto" w:after="120"/>
+        <w:jc w:val="both"/>
+      </w:pPr>
+      <w:r>
+        <w:rPr>
+          <w:rFonts w:ascii="Arial" w:hAnsi="Arial" w:cs="Arial"/>
+          <w:b w:val="0"/>
+          <w:i w:val="0"/>
+          <w:sz w:val="22"/>
+        </w:rPr>
+        <w:t xml:space="preserve">6. Keluaran akhir</w:t>
+      </w:r>
+    </w:p>
+    <w:p>
+      <w:pPr>
+        <w:spacing w:before="40" w:after="120"/>
+        <w:jc w:val="center"/>
+      </w:pPr>
+      <w:r>
+        <w:rPr>
+          <w:rFonts w:ascii="Arial" w:hAnsi="Arial" w:cs="Arial"/>
+          <w:b/>
+          <w:i/>
+          <w:color w:val="305496"/>
+          <w:sz w:val="22"/>
+        </w:rPr>
+        <w:t xml:space="preserve"/>
+      </w:r>
+      <w:r>
+        <w:rPr>
+          <w:rFonts w:ascii="Arial" w:hAnsi="Arial" w:cs="Arial"/>
+          <w:b/>
+          <w:i/>
+          <w:color w:val="305496"/>
+          <w:sz w:val="22"/>
+        </w:rPr>
+        <w:t xml:space="preserve">u</w:t>
+      </w:r>
+      <w:r>
+        <w:rPr>
+          <w:rFonts w:ascii="Arial" w:hAnsi="Arial" w:cs="Arial"/>
+          <w:b/>
+          <w:i/>
+          <w:color w:val="305496"/>
+          <w:sz w:val="22"/>
+          <w:vertAlign w:val="subscript"/>
+        </w:rPr>
+        <w:t xml:space="preserve">k</w:t>
+      </w:r>
+      <w:r>
+        <w:rPr>
+          <w:rFonts w:ascii="Arial" w:hAnsi="Arial" w:cs="Arial"/>
+          <w:b/>
+          <w:i/>
+          <w:color w:val="305496"/>
+          <w:sz w:val="22"/>
+        </w:rPr>
+        <w:t xml:space="preserve"> = u_(k-1) + du</w:t>
+      </w:r>
+      <w:r>
+        <w:rPr>
+          <w:rFonts w:ascii="Arial" w:hAnsi="Arial" w:cs="Arial"/>
+          <w:b/>
+          <w:i/>
+          <w:color w:val="305496"/>
+          <w:sz w:val="22"/>
+        </w:rPr>
+        <w:t xml:space="preserve">   (5)</w:t>
+      </w:r>
+    </w:p>
+    <w:p>
+      <w:pPr>
+        <w:spacing w:line="360" w:lineRule="auto" w:after="120"/>
+        <w:jc w:val="both"/>
+      </w:pPr>
+      <w:r>
+        <w:rPr>
+          <w:rFonts w:ascii="Arial" w:hAnsi="Arial" w:cs="Arial"/>
+          <w:b w:val="0"/>
+          <w:i w:val="0"/>
+          <w:sz w:val="22"/>
+        </w:rPr>
+        <w:t xml:space="preserve">Bentuk kenaikan menangani windup secara alami karena pembatasan pada </w:t>
+      </w:r>
+      <w:r>
+        <w:rPr>
+          <w:rFonts w:ascii="Arial" w:hAnsi="Arial" w:cs="Arial"/>
+          <w:b w:val="0"/>
+          <w:i w:val="0"/>
+          <w:sz w:val="22"/>
+        </w:rPr>
+        <w:t xml:space="preserve">u</w:t>
+      </w:r>
+      <w:r>
+        <w:rPr>
+          <w:rFonts w:ascii="Arial" w:hAnsi="Arial" w:cs="Arial"/>
+          <w:b w:val="0"/>
+          <w:i w:val="0"/>
+          <w:sz w:val="22"/>
+          <w:vertAlign w:val="subscript"/>
+        </w:rPr>
+        <w:t xml:space="preserve">k</w:t>
+      </w:r>
+      <w:r>
+        <w:rPr>
+          <w:rFonts w:ascii="Arial" w:hAnsi="Arial" w:cs="Arial"/>
+          <w:b w:val="0"/>
+          <w:i w:val="0"/>
+          <w:sz w:val="22"/>
+        </w:rPr>
+        <w:t xml:space="preserve"> langsung menghentikan penumpukan.</w:t>
       </w:r>
     </w:p>
     <w:p>
@@ -4110,6 +4642,15 @@
           <w:sz w:val="22"/>
         </w:rPr>
         <w:t xml:space="preserve">Bentuk kenaikan lebih disukai pada penerapan industri karena perpindahan mode menjadi mulus dengan sendirinya dan pembatasan keluaran sekaligus berperan sebagai anti-windup. Aksi turunan pada kedua bentuk tetap memerlukan filter agar derau sensor tidak diperkuat.</w:t>
+      </w:r>
+      <w:r>
+        <w:rPr>
+          <w:rFonts w:ascii="Arial" w:hAnsi="Arial" w:cs="Arial"/>
+          <w:b w:val="0"/>
+          <w:i w:val="0"/>
+          <w:sz w:val="22"/>
+        </w:rPr>
+        <w:t xml:space="preserve"> Bentuk ringkasnya dituliskan pada Persamaan (6).</w:t>
       </w:r>
     </w:p>
     <w:p>
@@ -4178,44 +4719,8 @@
           <w:color w:val="305496"/>
           <w:sz w:val="22"/>
         </w:rPr>
-        <w:t xml:space="preserve">T = t_r/30 = 0,4/30</w:t>
-      </w:r>
-    </w:p>
-    <w:p>
-      <w:pPr>
-        <w:spacing w:line="360" w:lineRule="auto" w:after="120"/>
-        <w:jc w:val="both"/>
-      </w:pPr>
-      <w:r>
-        <w:rPr>
-          <w:rFonts w:ascii="Arial" w:hAnsi="Arial" w:cs="Arial"/>
-          <w:b w:val="0"/>
-          <w:i w:val="0"/>
-          <w:sz w:val="22"/>
-        </w:rPr>
-        <w:t xml:space="preserve">Diambil tiga puluh sampel sepanjang waktu naik, di tengah rentang anjuran.</w:t>
-      </w:r>
-    </w:p>
-    <w:p>
-      <w:pPr>
-        <w:spacing w:line="360" w:lineRule="auto" w:after="120"/>
-        <w:jc w:val="both"/>
-      </w:pPr>
-      <w:r>
-        <w:rPr>
-          <w:rFonts w:ascii="Arial" w:hAnsi="Arial" w:cs="Arial"/>
-          <w:b w:val="0"/>
-          <w:i w:val="0"/>
-          <w:sz w:val="22"/>
-        </w:rPr>
-        <w:t xml:space="preserve">2. Hitung waktu sampling</w:t>
-      </w:r>
-    </w:p>
-    <w:p>
-      <w:pPr>
-        <w:spacing w:before="40" w:after="120"/>
-        <w:jc w:val="center"/>
-      </w:pPr>
+        <w:t xml:space="preserve">T = </w:t>
+      </w:r>
       <w:r>
         <w:rPr>
           <w:rFonts w:ascii="Arial" w:hAnsi="Arial" w:cs="Arial"/>
@@ -4224,44 +4729,8 @@
           <w:color w:val="305496"/>
           <w:sz w:val="22"/>
         </w:rPr>
-        <w:t xml:space="preserve">T = 0,0133 s</w:t>
-      </w:r>
-    </w:p>
-    <w:p>
-      <w:pPr>
-        <w:spacing w:line="360" w:lineRule="auto" w:after="120"/>
-        <w:jc w:val="both"/>
-      </w:pPr>
-      <w:r>
-        <w:rPr>
-          <w:rFonts w:ascii="Arial" w:hAnsi="Arial" w:cs="Arial"/>
-          <w:b w:val="0"/>
-          <w:i w:val="0"/>
-          <w:sz w:val="22"/>
-        </w:rPr>
-        <w:t xml:space="preserve">Dibulatkan ke nilai yang mudah dijadwalkan, yaitu 0,01 detik atau 100 hertz.</w:t>
-      </w:r>
-    </w:p>
-    <w:p>
-      <w:pPr>
-        <w:spacing w:line="360" w:lineRule="auto" w:after="120"/>
-        <w:jc w:val="both"/>
-      </w:pPr>
-      <w:r>
-        <w:rPr>
-          <w:rFonts w:ascii="Arial" w:hAnsi="Arial" w:cs="Arial"/>
-          <w:b w:val="0"/>
-          <w:i w:val="0"/>
-          <w:sz w:val="22"/>
-        </w:rPr>
-        <w:t xml:space="preserve">3. Perkirakan tundaan tambahan</w:t>
-      </w:r>
-    </w:p>
-    <w:p>
-      <w:pPr>
-        <w:spacing w:before="40" w:after="120"/>
-        <w:jc w:val="center"/>
-      </w:pPr>
+        <w:t xml:space="preserve">t</w:t>
+      </w:r>
       <w:r>
         <w:rPr>
           <w:rFonts w:ascii="Arial" w:hAnsi="Arial" w:cs="Arial"/>
@@ -4269,45 +4738,10 @@
           <w:i/>
           <w:color w:val="305496"/>
           <w:sz w:val="22"/>
-        </w:rPr>
-        <w:t xml:space="preserve">T/2 = 0,005 s</w:t>
-      </w:r>
-    </w:p>
-    <w:p>
-      <w:pPr>
-        <w:spacing w:line="360" w:lineRule="auto" w:after="120"/>
-        <w:jc w:val="both"/>
-      </w:pPr>
-      <w:r>
-        <w:rPr>
-          <w:rFonts w:ascii="Arial" w:hAnsi="Arial" w:cs="Arial"/>
-          <w:b w:val="0"/>
-          <w:i w:val="0"/>
-          <w:sz w:val="22"/>
-        </w:rPr>
-        <w:t xml:space="preserve">Penahanan orde nol setara tundaan setengah waktu sampling.</w:t>
-      </w:r>
-    </w:p>
-    <w:p>
-      <w:pPr>
-        <w:spacing w:line="360" w:lineRule="auto" w:after="120"/>
-        <w:jc w:val="both"/>
-      </w:pPr>
-      <w:r>
-        <w:rPr>
-          <w:rFonts w:ascii="Arial" w:hAnsi="Arial" w:cs="Arial"/>
-          <w:b w:val="0"/>
-          <w:i w:val="0"/>
-          <w:sz w:val="22"/>
-        </w:rPr>
-        <w:t xml:space="preserve">4. Ubah menjadi susut fase</w:t>
-      </w:r>
-    </w:p>
-    <w:p>
-      <w:pPr>
-        <w:spacing w:before="40" w:after="120"/>
-        <w:jc w:val="center"/>
-      </w:pPr>
+          <w:vertAlign w:val="subscript"/>
+        </w:rPr>
+        <w:t xml:space="preserve">r</w:t>
+      </w:r>
       <w:r>
         <w:rPr>
           <w:rFonts w:ascii="Arial" w:hAnsi="Arial" w:cs="Arial"/>
@@ -4316,7 +4750,243 @@
           <w:color w:val="305496"/>
           <w:sz w:val="22"/>
         </w:rPr>
-        <w:t xml:space="preserve">fase = wc * T/2, dengan wc ~ 2/t_r = 5 rad/s</w:t>
+        <w:t xml:space="preserve">/30 = 0,4/30</w:t>
+      </w:r>
+      <w:r>
+        <w:rPr>
+          <w:rFonts w:ascii="Arial" w:hAnsi="Arial" w:cs="Arial"/>
+          <w:b/>
+          <w:i/>
+          <w:color w:val="305496"/>
+          <w:sz w:val="22"/>
+        </w:rPr>
+        <w:t xml:space="preserve">   (6)</w:t>
+      </w:r>
+    </w:p>
+    <w:p>
+      <w:pPr>
+        <w:spacing w:line="360" w:lineRule="auto" w:after="120"/>
+        <w:jc w:val="both"/>
+      </w:pPr>
+      <w:r>
+        <w:rPr>
+          <w:rFonts w:ascii="Arial" w:hAnsi="Arial" w:cs="Arial"/>
+          <w:b w:val="0"/>
+          <w:i w:val="0"/>
+          <w:sz w:val="22"/>
+        </w:rPr>
+        <w:t xml:space="preserve">Diambil tiga puluh sampel sepanjang waktu naik, di tengah rentang anjuran.</w:t>
+      </w:r>
+      <w:r>
+        <w:rPr>
+          <w:rFonts w:ascii="Arial" w:hAnsi="Arial" w:cs="Arial"/>
+          <w:b w:val="0"/>
+          <w:i w:val="0"/>
+          <w:sz w:val="22"/>
+        </w:rPr>
+        <w:t xml:space="preserve"> Persamaan (7) memadatkan aturan tersebut.</w:t>
+      </w:r>
+    </w:p>
+    <w:p>
+      <w:pPr>
+        <w:spacing w:line="360" w:lineRule="auto" w:after="120"/>
+        <w:jc w:val="both"/>
+      </w:pPr>
+      <w:r>
+        <w:rPr>
+          <w:rFonts w:ascii="Arial" w:hAnsi="Arial" w:cs="Arial"/>
+          <w:b w:val="0"/>
+          <w:i w:val="0"/>
+          <w:sz w:val="22"/>
+        </w:rPr>
+        <w:t xml:space="preserve">2. Hitung waktu sampling</w:t>
+      </w:r>
+    </w:p>
+    <w:p>
+      <w:pPr>
+        <w:spacing w:before="40" w:after="120"/>
+        <w:jc w:val="center"/>
+      </w:pPr>
+      <w:r>
+        <w:rPr>
+          <w:rFonts w:ascii="Arial" w:hAnsi="Arial" w:cs="Arial"/>
+          <w:b/>
+          <w:i/>
+          <w:color w:val="305496"/>
+          <w:sz w:val="22"/>
+        </w:rPr>
+        <w:t xml:space="preserve">T = 0,0133 s</w:t>
+      </w:r>
+      <w:r>
+        <w:rPr>
+          <w:rFonts w:ascii="Arial" w:hAnsi="Arial" w:cs="Arial"/>
+          <w:b/>
+          <w:i/>
+          <w:color w:val="305496"/>
+          <w:sz w:val="22"/>
+        </w:rPr>
+        <w:t xml:space="preserve">   (7)</w:t>
+      </w:r>
+    </w:p>
+    <w:p>
+      <w:pPr>
+        <w:spacing w:line="360" w:lineRule="auto" w:after="120"/>
+        <w:jc w:val="both"/>
+      </w:pPr>
+      <w:r>
+        <w:rPr>
+          <w:rFonts w:ascii="Arial" w:hAnsi="Arial" w:cs="Arial"/>
+          <w:b w:val="0"/>
+          <w:i w:val="0"/>
+          <w:sz w:val="22"/>
+        </w:rPr>
+        <w:t xml:space="preserve">Dibulatkan ke nilai yang mudah dijadwalkan, yaitu 0,01 detik atau 100 hertz.</w:t>
+      </w:r>
+      <w:r>
+        <w:rPr>
+          <w:rFonts w:ascii="Arial" w:hAnsi="Arial" w:cs="Arial"/>
+          <w:b w:val="0"/>
+          <w:i w:val="0"/>
+          <w:sz w:val="22"/>
+        </w:rPr>
+        <w:t xml:space="preserve"> Rangkuman kuantitatifnya tertulis pada Persamaan (8).</w:t>
+      </w:r>
+    </w:p>
+    <w:p>
+      <w:pPr>
+        <w:spacing w:line="360" w:lineRule="auto" w:after="120"/>
+        <w:jc w:val="both"/>
+      </w:pPr>
+      <w:r>
+        <w:rPr>
+          <w:rFonts w:ascii="Arial" w:hAnsi="Arial" w:cs="Arial"/>
+          <w:b w:val="0"/>
+          <w:i w:val="0"/>
+          <w:sz w:val="22"/>
+        </w:rPr>
+        <w:t xml:space="preserve">3. Perkirakan tundaan tambahan</w:t>
+      </w:r>
+    </w:p>
+    <w:p>
+      <w:pPr>
+        <w:spacing w:before="40" w:after="120"/>
+        <w:jc w:val="center"/>
+      </w:pPr>
+      <w:r>
+        <w:rPr>
+          <w:rFonts w:ascii="Arial" w:hAnsi="Arial" w:cs="Arial"/>
+          <w:b/>
+          <w:i/>
+          <w:color w:val="305496"/>
+          <w:sz w:val="22"/>
+        </w:rPr>
+        <w:t xml:space="preserve">T/2 = 0,005 s</w:t>
+      </w:r>
+      <w:r>
+        <w:rPr>
+          <w:rFonts w:ascii="Arial" w:hAnsi="Arial" w:cs="Arial"/>
+          <w:b/>
+          <w:i/>
+          <w:color w:val="305496"/>
+          <w:sz w:val="22"/>
+        </w:rPr>
+        <w:t xml:space="preserve">   (8)</w:t>
+      </w:r>
+    </w:p>
+    <w:p>
+      <w:pPr>
+        <w:spacing w:line="360" w:lineRule="auto" w:after="120"/>
+        <w:jc w:val="both"/>
+      </w:pPr>
+      <w:r>
+        <w:rPr>
+          <w:rFonts w:ascii="Arial" w:hAnsi="Arial" w:cs="Arial"/>
+          <w:b w:val="0"/>
+          <w:i w:val="0"/>
+          <w:sz w:val="22"/>
+        </w:rPr>
+        <w:t xml:space="preserve">Penahanan orde nol setara tundaan setengah waktu sampling.</w:t>
+      </w:r>
+      <w:r>
+        <w:rPr>
+          <w:rFonts w:ascii="Arial" w:hAnsi="Arial" w:cs="Arial"/>
+          <w:b w:val="0"/>
+          <w:i w:val="0"/>
+          <w:sz w:val="22"/>
+        </w:rPr>
+        <w:t xml:space="preserve"> Hubungan ini dirangkum dalam Persamaan (9).</w:t>
+      </w:r>
+    </w:p>
+    <w:p>
+      <w:pPr>
+        <w:spacing w:line="360" w:lineRule="auto" w:after="120"/>
+        <w:jc w:val="both"/>
+      </w:pPr>
+      <w:r>
+        <w:rPr>
+          <w:rFonts w:ascii="Arial" w:hAnsi="Arial" w:cs="Arial"/>
+          <w:b w:val="0"/>
+          <w:i w:val="0"/>
+          <w:sz w:val="22"/>
+        </w:rPr>
+        <w:t xml:space="preserve">4. Ubah menjadi susut fase</w:t>
+      </w:r>
+    </w:p>
+    <w:p>
+      <w:pPr>
+        <w:spacing w:before="40" w:after="120"/>
+        <w:jc w:val="center"/>
+      </w:pPr>
+      <w:r>
+        <w:rPr>
+          <w:rFonts w:ascii="Arial" w:hAnsi="Arial" w:cs="Arial"/>
+          <w:b/>
+          <w:i/>
+          <w:color w:val="305496"/>
+          <w:sz w:val="22"/>
+        </w:rPr>
+        <w:t xml:space="preserve">fase = wc·T/2, dengan wc ~ 2/</w:t>
+      </w:r>
+      <w:r>
+        <w:rPr>
+          <w:rFonts w:ascii="Arial" w:hAnsi="Arial" w:cs="Arial"/>
+          <w:b/>
+          <w:i/>
+          <w:color w:val="305496"/>
+          <w:sz w:val="22"/>
+        </w:rPr>
+        <w:t xml:space="preserve">t</w:t>
+      </w:r>
+      <w:r>
+        <w:rPr>
+          <w:rFonts w:ascii="Arial" w:hAnsi="Arial" w:cs="Arial"/>
+          <w:b/>
+          <w:i/>
+          <w:color w:val="305496"/>
+          <w:sz w:val="22"/>
+          <w:vertAlign w:val="subscript"/>
+        </w:rPr>
+        <w:t xml:space="preserve">r</w:t>
+      </w:r>
+      <w:r>
+        <w:rPr>
+          <w:rFonts w:ascii="Arial" w:hAnsi="Arial" w:cs="Arial"/>
+          <w:b/>
+          <w:i/>
+          <w:color w:val="305496"/>
+          <w:sz w:val="22"/>
+        </w:rPr>
+        <w:t xml:space="preserve"> = 5 rad/s</w:t>
+      </w:r>
+      <w:r>
+        <w:rPr>
+          <w:rFonts w:ascii="Arial" w:hAnsi="Arial" w:cs="Arial"/>
+          <w:b/>
+          <w:i/>
+          <w:color w:val="305496"/>
+          <w:sz w:val="22"/>
+        </w:rPr>
+        <w:t xml:space="preserve">   (9)</w:t>
       </w:r>
     </w:p>
     <w:p>
@@ -5468,7 +6138,44 @@
           <w:i w:val="0"/>
           <w:sz w:val="22"/>
         </w:rPr>
-        <w:t xml:space="preserve">Parameter acuan: Plant orde satu dengan K = 3 dan tau = 8 s dikendalikan PID digital. Rancangan menargetkan waktu naik loop tertutup 6 detik, dan waktu sampling dipilih dengan aturan 30 sampel sepanjang waktu naik. Gain loop rancangan L = 5. Sampel error terakhir: e_k = 2,0 ; e_(k-1) = 2,3 ; e_(k-2) = 2,5.</w:t>
+        <w:t xml:space="preserve">Parameter acuan: Plant orde satu dengan K = 3 dan τ = 8 s dikendalikan PID digital. Rancangan menargetkan waktu naik loop tertutup 6 detik, dan waktu sampling dipilih dengan aturan 30 sampel sepanjang waktu naik. Gain loop rancangan L = 5. Sampel error terakhir: </w:t>
+      </w:r>
+      <w:r>
+        <w:rPr>
+          <w:rFonts w:ascii="Arial" w:hAnsi="Arial" w:cs="Arial"/>
+          <w:b w:val="0"/>
+          <w:i w:val="0"/>
+          <w:sz w:val="22"/>
+        </w:rPr>
+        <w:t xml:space="preserve">e</w:t>
+      </w:r>
+      <w:r>
+        <w:rPr>
+          <w:rFonts w:ascii="Arial" w:hAnsi="Arial" w:cs="Arial"/>
+          <w:b w:val="0"/>
+          <w:i w:val="0"/>
+          <w:sz w:val="22"/>
+          <w:vertAlign w:val="subscript"/>
+        </w:rPr>
+        <w:t xml:space="preserve">k</w:t>
+      </w:r>
+      <w:r>
+        <w:rPr>
+          <w:rFonts w:ascii="Arial" w:hAnsi="Arial" w:cs="Arial"/>
+          <w:b w:val="0"/>
+          <w:i w:val="0"/>
+          <w:sz w:val="22"/>
+        </w:rPr>
+        <w:t xml:space="preserve"> = 2,0 ; e_(k-1) = 2,3 ; e_(k-2) = 2,5.</w:t>
+      </w:r>
+      <w:r>
+        <w:rPr>
+          <w:rFonts w:ascii="Arial" w:hAnsi="Arial" w:cs="Arial"/>
+          <w:b w:val="0"/>
+          <w:i w:val="0"/>
+          <w:sz w:val="22"/>
+        </w:rPr>
+        <w:t xml:space="preserve"> Rinciannya dirangkum pada Tabel 1.</w:t>
       </w:r>
     </w:p>
     <w:p>
@@ -5582,7 +6289,7 @@
                 <w:i w:val="0"/>
                 <w:sz w:val="19"/>
               </w:rPr>
-              <w:t xml:space="preserve">K / tau</w:t>
+              <w:t xml:space="preserve">K / τ</w:t>
             </w:r>
           </w:p>
         </w:tc>
@@ -5639,7 +6346,35 @@
                 <w:i w:val="0"/>
                 <w:sz w:val="19"/>
               </w:rPr>
-              <w:t xml:space="preserve">t_r target</w:t>
+              <w:t xml:space="preserve"/>
+            </w:r>
+            <w:r>
+              <w:rPr>
+                <w:rFonts w:ascii="Arial" w:hAnsi="Arial" w:cs="Arial"/>
+                <w:b w:val="0"/>
+                <w:i w:val="0"/>
+                <w:sz w:val="19"/>
+              </w:rPr>
+              <w:t xml:space="preserve">t</w:t>
+            </w:r>
+            <w:r>
+              <w:rPr>
+                <w:rFonts w:ascii="Arial" w:hAnsi="Arial" w:cs="Arial"/>
+                <w:b w:val="0"/>
+                <w:i w:val="0"/>
+                <w:sz w:val="19"/>
+                <w:vertAlign w:val="subscript"/>
+              </w:rPr>
+              <w:t xml:space="preserve">r</w:t>
+            </w:r>
+            <w:r>
+              <w:rPr>
+                <w:rFonts w:ascii="Arial" w:hAnsi="Arial" w:cs="Arial"/>
+                <w:b w:val="0"/>
+                <w:i w:val="0"/>
+                <w:sz w:val="19"/>
+              </w:rPr>
+              <w:t xml:space="preserve"> target</w:t>
             </w:r>
           </w:p>
         </w:tc>
@@ -5817,7 +6552,35 @@
           <w:i w:val="0"/>
           <w:sz w:val="22"/>
         </w:rPr>
-        <w:t xml:space="preserve">–  PETUNJUK: Langkah: 1) ambil waktu naik target 6 detik. 2) pakai aturan 30 sampel sepanjang waktu naik. 3) T = t_r/30.</w:t>
+        <w:t xml:space="preserve">–  PETUNJUK: Langkah: 1) ambil waktu naik target 6 detik. 2) pakai aturan 30 sampel sepanjang waktu naik. 3) T = </w:t>
+      </w:r>
+      <w:r>
+        <w:rPr>
+          <w:rFonts w:ascii="Arial" w:hAnsi="Arial" w:cs="Arial"/>
+          <w:b w:val="0"/>
+          <w:i w:val="0"/>
+          <w:sz w:val="22"/>
+        </w:rPr>
+        <w:t xml:space="preserve">t</w:t>
+      </w:r>
+      <w:r>
+        <w:rPr>
+          <w:rFonts w:ascii="Arial" w:hAnsi="Arial" w:cs="Arial"/>
+          <w:b w:val="0"/>
+          <w:i w:val="0"/>
+          <w:sz w:val="22"/>
+          <w:vertAlign w:val="subscript"/>
+        </w:rPr>
+        <w:t xml:space="preserve">r</w:t>
+      </w:r>
+      <w:r>
+        <w:rPr>
+          <w:rFonts w:ascii="Arial" w:hAnsi="Arial" w:cs="Arial"/>
+          <w:b w:val="0"/>
+          <w:i w:val="0"/>
+          <w:sz w:val="22"/>
+        </w:rPr>
+        <w:t xml:space="preserve">/30.</w:t>
       </w:r>
     </w:p>
     <w:p>
@@ -5877,7 +6640,35 @@
           <w:i w:val="0"/>
           <w:sz w:val="22"/>
         </w:rPr>
-        <w:t xml:space="preserve">–  PETUNJUK: Langkah: 1) perkirakan frekuensi kerja wc = 2/t_r. 2) peroleh tundaan T/2. 3) susut fase = wc x (T/2) radian. 4) ubah ke derajat dengan mengalikan 180/pi.</w:t>
+        <w:t xml:space="preserve">–  PETUNJUK: Langkah: 1) perkirakan frekuensi kerja wc = 2/</w:t>
+      </w:r>
+      <w:r>
+        <w:rPr>
+          <w:rFonts w:ascii="Arial" w:hAnsi="Arial" w:cs="Arial"/>
+          <w:b w:val="0"/>
+          <w:i w:val="0"/>
+          <w:sz w:val="22"/>
+        </w:rPr>
+        <w:t xml:space="preserve">t</w:t>
+      </w:r>
+      <w:r>
+        <w:rPr>
+          <w:rFonts w:ascii="Arial" w:hAnsi="Arial" w:cs="Arial"/>
+          <w:b w:val="0"/>
+          <w:i w:val="0"/>
+          <w:sz w:val="22"/>
+          <w:vertAlign w:val="subscript"/>
+        </w:rPr>
+        <w:t xml:space="preserve">r</w:t>
+      </w:r>
+      <w:r>
+        <w:rPr>
+          <w:rFonts w:ascii="Arial" w:hAnsi="Arial" w:cs="Arial"/>
+          <w:b w:val="0"/>
+          <w:i w:val="0"/>
+          <w:sz w:val="22"/>
+        </w:rPr>
+        <w:t xml:space="preserve">. 2) peroleh tundaan T/2. 3) susut fase = wc x (T/2) radian. 4) ubah ke derajat dengan mengalikan 180/π.</w:t>
       </w:r>
     </w:p>
     <w:p>
@@ -5937,7 +6728,63 @@
           <w:i w:val="0"/>
           <w:sz w:val="22"/>
         </w:rPr>
-        <w:t xml:space="preserve">–  PETUNJUK: Langkah: 1) peroleh T. 2) ambil Ki dan e_k dari parameter acuan. 3) tambahan = Ki x e_k x T.</w:t>
+        <w:t xml:space="preserve">–  PETUNJUK: Langkah: 1) peroleh T. 2) ambil Ki dan </w:t>
+      </w:r>
+      <w:r>
+        <w:rPr>
+          <w:rFonts w:ascii="Arial" w:hAnsi="Arial" w:cs="Arial"/>
+          <w:b w:val="0"/>
+          <w:i w:val="0"/>
+          <w:sz w:val="22"/>
+        </w:rPr>
+        <w:t xml:space="preserve">e</w:t>
+      </w:r>
+      <w:r>
+        <w:rPr>
+          <w:rFonts w:ascii="Arial" w:hAnsi="Arial" w:cs="Arial"/>
+          <w:b w:val="0"/>
+          <w:i w:val="0"/>
+          <w:sz w:val="22"/>
+          <w:vertAlign w:val="subscript"/>
+        </w:rPr>
+        <w:t xml:space="preserve">k</w:t>
+      </w:r>
+      <w:r>
+        <w:rPr>
+          <w:rFonts w:ascii="Arial" w:hAnsi="Arial" w:cs="Arial"/>
+          <w:b w:val="0"/>
+          <w:i w:val="0"/>
+          <w:sz w:val="22"/>
+        </w:rPr>
+        <w:t xml:space="preserve"> dari parameter acuan. 3) tambahan = Ki x </w:t>
+      </w:r>
+      <w:r>
+        <w:rPr>
+          <w:rFonts w:ascii="Arial" w:hAnsi="Arial" w:cs="Arial"/>
+          <w:b w:val="0"/>
+          <w:i w:val="0"/>
+          <w:sz w:val="22"/>
+        </w:rPr>
+        <w:t xml:space="preserve">e</w:t>
+      </w:r>
+      <w:r>
+        <w:rPr>
+          <w:rFonts w:ascii="Arial" w:hAnsi="Arial" w:cs="Arial"/>
+          <w:b w:val="0"/>
+          <w:i w:val="0"/>
+          <w:sz w:val="22"/>
+          <w:vertAlign w:val="subscript"/>
+        </w:rPr>
+        <w:t xml:space="preserve">k</w:t>
+      </w:r>
+      <w:r>
+        <w:rPr>
+          <w:rFonts w:ascii="Arial" w:hAnsi="Arial" w:cs="Arial"/>
+          <w:b w:val="0"/>
+          <w:i w:val="0"/>
+          <w:sz w:val="22"/>
+        </w:rPr>
+        <w:t xml:space="preserve"> x T.</w:t>
       </w:r>
     </w:p>
     <w:p>
@@ -5967,22 +6814,78 @@
           <w:i w:val="0"/>
           <w:sz w:val="22"/>
         </w:rPr>
-        <w:t xml:space="preserve">–  PETUNJUK: Langkah: 1) peroleh T. 2) hitung selisih e_k dikurangi e_(k-1). 3) bagi selisih itu dengan T. 4) kalikan Kd.</w:t>
-      </w:r>
-    </w:p>
-    <w:p>
-      <w:pPr>
-        <w:spacing w:line="360" w:lineRule="auto" w:after="120"/>
-        <w:jc w:val="both"/>
-      </w:pPr>
-      <w:r>
-        <w:rPr>
-          <w:rFonts w:ascii="Arial" w:hAnsi="Arial" w:cs="Arial"/>
-          <w:b w:val="0"/>
-          <w:i w:val="0"/>
-          <w:sz w:val="22"/>
-        </w:rPr>
-        <w:t xml:space="preserve">C7. Hitung frekuensi Nyquist sistem sampel ini, dalam hertz. Cetak: f_Nyquist (Hz).</w:t>
+        <w:t xml:space="preserve">–  PETUNJUK: Langkah: 1) peroleh T. 2) hitung selisih </w:t>
+      </w:r>
+      <w:r>
+        <w:rPr>
+          <w:rFonts w:ascii="Arial" w:hAnsi="Arial" w:cs="Arial"/>
+          <w:b w:val="0"/>
+          <w:i w:val="0"/>
+          <w:sz w:val="22"/>
+        </w:rPr>
+        <w:t xml:space="preserve">e</w:t>
+      </w:r>
+      <w:r>
+        <w:rPr>
+          <w:rFonts w:ascii="Arial" w:hAnsi="Arial" w:cs="Arial"/>
+          <w:b w:val="0"/>
+          <w:i w:val="0"/>
+          <w:sz w:val="22"/>
+          <w:vertAlign w:val="subscript"/>
+        </w:rPr>
+        <w:t xml:space="preserve">k</w:t>
+      </w:r>
+      <w:r>
+        <w:rPr>
+          <w:rFonts w:ascii="Arial" w:hAnsi="Arial" w:cs="Arial"/>
+          <w:b w:val="0"/>
+          <w:i w:val="0"/>
+          <w:sz w:val="22"/>
+        </w:rPr>
+        <w:t xml:space="preserve"> dikurangi e_(k-1). 3) bagi selisih itu dengan T. 4) kalikan Kd.</w:t>
+      </w:r>
+    </w:p>
+    <w:p>
+      <w:pPr>
+        <w:spacing w:line="360" w:lineRule="auto" w:after="120"/>
+        <w:jc w:val="both"/>
+      </w:pPr>
+      <w:r>
+        <w:rPr>
+          <w:rFonts w:ascii="Arial" w:hAnsi="Arial" w:cs="Arial"/>
+          <w:b w:val="0"/>
+          <w:i w:val="0"/>
+          <w:sz w:val="22"/>
+        </w:rPr>
+        <w:t xml:space="preserve">C7. Hitung frekuensi Nyquist sistem sampel ini, dalam hertz. Cetak: </w:t>
+      </w:r>
+      <w:r>
+        <w:rPr>
+          <w:rFonts w:ascii="Arial" w:hAnsi="Arial" w:cs="Arial"/>
+          <w:b w:val="0"/>
+          <w:i w:val="0"/>
+          <w:sz w:val="22"/>
+        </w:rPr>
+        <w:t xml:space="preserve">f</w:t>
+      </w:r>
+      <w:r>
+        <w:rPr>
+          <w:rFonts w:ascii="Arial" w:hAnsi="Arial" w:cs="Arial"/>
+          <w:b w:val="0"/>
+          <w:i w:val="0"/>
+          <w:sz w:val="22"/>
+          <w:vertAlign w:val="subscript"/>
+        </w:rPr>
+        <w:t xml:space="preserve">Nyquist</w:t>
+      </w:r>
+      <w:r>
+        <w:rPr>
+          <w:rFonts w:ascii="Arial" w:hAnsi="Arial" w:cs="Arial"/>
+          <w:b w:val="0"/>
+          <w:i w:val="0"/>
+          <w:sz w:val="22"/>
+        </w:rPr>
+        <w:t xml:space="preserve"> (Hz).</w:t>
       </w:r>
     </w:p>
     <w:p>
@@ -6012,52 +6915,108 @@
           <w:i w:val="0"/>
           <w:sz w:val="22"/>
         </w:rPr>
-        <w:t xml:space="preserve">C8. Hitung rasio waktu sampling terhadap konstanta waktu plant. Cetak: T/tau.</w:t>
-      </w:r>
-    </w:p>
-    <w:p>
-      <w:pPr>
-        <w:spacing w:line="360" w:lineRule="auto" w:after="120"/>
-        <w:jc w:val="both"/>
-      </w:pPr>
-      <w:r>
-        <w:rPr>
-          <w:rFonts w:ascii="Arial" w:hAnsi="Arial" w:cs="Arial"/>
-          <w:b w:val="0"/>
-          <w:i w:val="0"/>
-          <w:sz w:val="22"/>
-        </w:rPr>
-        <w:t xml:space="preserve">–  PETUNJUK: Langkah: 1) peroleh T. 2) ambil tau plant. 3) bagi T dengan tau.</w:t>
-      </w:r>
-    </w:p>
-    <w:p>
-      <w:pPr>
-        <w:spacing w:line="360" w:lineRule="auto" w:after="120"/>
-        <w:jc w:val="both"/>
-      </w:pPr>
-      <w:r>
-        <w:rPr>
-          <w:rFonts w:ascii="Arial" w:hAnsi="Arial" w:cs="Arial"/>
-          <w:b w:val="0"/>
-          <w:i w:val="0"/>
-          <w:sz w:val="22"/>
-        </w:rPr>
-        <w:t xml:space="preserve">C9. Hitung konstanta waktu loop tertutup rancangan, dalam detik. Cetak: tau_cl.</w:t>
-      </w:r>
-    </w:p>
-    <w:p>
-      <w:pPr>
-        <w:spacing w:line="360" w:lineRule="auto" w:after="120"/>
-        <w:jc w:val="both"/>
-      </w:pPr>
-      <w:r>
-        <w:rPr>
-          <w:rFonts w:ascii="Arial" w:hAnsi="Arial" w:cs="Arial"/>
-          <w:b w:val="0"/>
-          <w:i w:val="0"/>
-          <w:sz w:val="22"/>
-        </w:rPr>
-        <w:t xml:space="preserve">–  PETUNJUK: Langkah: 1) ambil tau plant. 2) ambil gain loop L. 3) hitung 1+L. 4) tau_cl = tau/(1+L).</w:t>
+        <w:t xml:space="preserve">C8. Hitung rasio waktu sampling terhadap konstanta waktu plant. Cetak: T/τ.</w:t>
+      </w:r>
+    </w:p>
+    <w:p>
+      <w:pPr>
+        <w:spacing w:line="360" w:lineRule="auto" w:after="120"/>
+        <w:jc w:val="both"/>
+      </w:pPr>
+      <w:r>
+        <w:rPr>
+          <w:rFonts w:ascii="Arial" w:hAnsi="Arial" w:cs="Arial"/>
+          <w:b w:val="0"/>
+          <w:i w:val="0"/>
+          <w:sz w:val="22"/>
+        </w:rPr>
+        <w:t xml:space="preserve">–  PETUNJUK: Langkah: 1) peroleh T. 2) ambil τ plant. 3) bagi T dengan τ.</w:t>
+      </w:r>
+    </w:p>
+    <w:p>
+      <w:pPr>
+        <w:spacing w:line="360" w:lineRule="auto" w:after="120"/>
+        <w:jc w:val="both"/>
+      </w:pPr>
+      <w:r>
+        <w:rPr>
+          <w:rFonts w:ascii="Arial" w:hAnsi="Arial" w:cs="Arial"/>
+          <w:b w:val="0"/>
+          <w:i w:val="0"/>
+          <w:sz w:val="22"/>
+        </w:rPr>
+        <w:t xml:space="preserve">C9. Hitung konstanta waktu loop tertutup rancangan, dalam detik. Cetak: </w:t>
+      </w:r>
+      <w:r>
+        <w:rPr>
+          <w:rFonts w:ascii="Arial" w:hAnsi="Arial" w:cs="Arial"/>
+          <w:b w:val="0"/>
+          <w:i w:val="0"/>
+          <w:sz w:val="22"/>
+        </w:rPr>
+        <w:t xml:space="preserve">τ</w:t>
+      </w:r>
+      <w:r>
+        <w:rPr>
+          <w:rFonts w:ascii="Arial" w:hAnsi="Arial" w:cs="Arial"/>
+          <w:b w:val="0"/>
+          <w:i w:val="0"/>
+          <w:sz w:val="22"/>
+          <w:vertAlign w:val="subscript"/>
+        </w:rPr>
+        <w:t xml:space="preserve">cl</w:t>
+      </w:r>
+      <w:r>
+        <w:rPr>
+          <w:rFonts w:ascii="Arial" w:hAnsi="Arial" w:cs="Arial"/>
+          <w:b w:val="0"/>
+          <w:i w:val="0"/>
+          <w:sz w:val="22"/>
+        </w:rPr>
+        <w:t xml:space="preserve">.</w:t>
+      </w:r>
+    </w:p>
+    <w:p>
+      <w:pPr>
+        <w:spacing w:line="360" w:lineRule="auto" w:after="120"/>
+        <w:jc w:val="both"/>
+      </w:pPr>
+      <w:r>
+        <w:rPr>
+          <w:rFonts w:ascii="Arial" w:hAnsi="Arial" w:cs="Arial"/>
+          <w:b w:val="0"/>
+          <w:i w:val="0"/>
+          <w:sz w:val="22"/>
+        </w:rPr>
+        <w:t xml:space="preserve">–  PETUNJUK: Langkah: 1) ambil τ plant. 2) ambil gain loop L. 3) hitung 1+L. 4) </w:t>
+      </w:r>
+      <w:r>
+        <w:rPr>
+          <w:rFonts w:ascii="Arial" w:hAnsi="Arial" w:cs="Arial"/>
+          <w:b w:val="0"/>
+          <w:i w:val="0"/>
+          <w:sz w:val="22"/>
+        </w:rPr>
+        <w:t xml:space="preserve">τ</w:t>
+      </w:r>
+      <w:r>
+        <w:rPr>
+          <w:rFonts w:ascii="Arial" w:hAnsi="Arial" w:cs="Arial"/>
+          <w:b w:val="0"/>
+          <w:i w:val="0"/>
+          <w:sz w:val="22"/>
+          <w:vertAlign w:val="subscript"/>
+        </w:rPr>
+        <w:t xml:space="preserve">cl</w:t>
+      </w:r>
+      <w:r>
+        <w:rPr>
+          <w:rFonts w:ascii="Arial" w:hAnsi="Arial" w:cs="Arial"/>
+          <w:b w:val="0"/>
+          <w:i w:val="0"/>
+          <w:sz w:val="22"/>
+        </w:rPr>
+        <w:t xml:space="preserve"> = τ/(1+L).</w:t>
       </w:r>
     </w:p>
     <w:p>
@@ -6087,7 +7046,119 @@
           <w:i w:val="0"/>
           <w:sz w:val="22"/>
         </w:rPr>
-        <w:t xml:space="preserve">–  PETUNJUK: Langkah: 1) hitung tau_cl. 2) t_s = 4 x tau_cl. 3) peroleh T. 4) bagi t_s dengan T.</w:t>
+        <w:t xml:space="preserve">–  PETUNJUK: Langkah: 1) hitung </w:t>
+      </w:r>
+      <w:r>
+        <w:rPr>
+          <w:rFonts w:ascii="Arial" w:hAnsi="Arial" w:cs="Arial"/>
+          <w:b w:val="0"/>
+          <w:i w:val="0"/>
+          <w:sz w:val="22"/>
+        </w:rPr>
+        <w:t xml:space="preserve">τ</w:t>
+      </w:r>
+      <w:r>
+        <w:rPr>
+          <w:rFonts w:ascii="Arial" w:hAnsi="Arial" w:cs="Arial"/>
+          <w:b w:val="0"/>
+          <w:i w:val="0"/>
+          <w:sz w:val="22"/>
+          <w:vertAlign w:val="subscript"/>
+        </w:rPr>
+        <w:t xml:space="preserve">cl</w:t>
+      </w:r>
+      <w:r>
+        <w:rPr>
+          <w:rFonts w:ascii="Arial" w:hAnsi="Arial" w:cs="Arial"/>
+          <w:b w:val="0"/>
+          <w:i w:val="0"/>
+          <w:sz w:val="22"/>
+        </w:rPr>
+        <w:t xml:space="preserve">. 2) </w:t>
+      </w:r>
+      <w:r>
+        <w:rPr>
+          <w:rFonts w:ascii="Arial" w:hAnsi="Arial" w:cs="Arial"/>
+          <w:b w:val="0"/>
+          <w:i w:val="0"/>
+          <w:sz w:val="22"/>
+        </w:rPr>
+        <w:t xml:space="preserve">t</w:t>
+      </w:r>
+      <w:r>
+        <w:rPr>
+          <w:rFonts w:ascii="Arial" w:hAnsi="Arial" w:cs="Arial"/>
+          <w:b w:val="0"/>
+          <w:i w:val="0"/>
+          <w:sz w:val="22"/>
+          <w:vertAlign w:val="subscript"/>
+        </w:rPr>
+        <w:t xml:space="preserve">s</w:t>
+      </w:r>
+      <w:r>
+        <w:rPr>
+          <w:rFonts w:ascii="Arial" w:hAnsi="Arial" w:cs="Arial"/>
+          <w:b w:val="0"/>
+          <w:i w:val="0"/>
+          <w:sz w:val="22"/>
+        </w:rPr>
+        <w:t xml:space="preserve"> = 4 x </w:t>
+      </w:r>
+      <w:r>
+        <w:rPr>
+          <w:rFonts w:ascii="Arial" w:hAnsi="Arial" w:cs="Arial"/>
+          <w:b w:val="0"/>
+          <w:i w:val="0"/>
+          <w:sz w:val="22"/>
+        </w:rPr>
+        <w:t xml:space="preserve">τ</w:t>
+      </w:r>
+      <w:r>
+        <w:rPr>
+          <w:rFonts w:ascii="Arial" w:hAnsi="Arial" w:cs="Arial"/>
+          <w:b w:val="0"/>
+          <w:i w:val="0"/>
+          <w:sz w:val="22"/>
+          <w:vertAlign w:val="subscript"/>
+        </w:rPr>
+        <w:t xml:space="preserve">cl</w:t>
+      </w:r>
+      <w:r>
+        <w:rPr>
+          <w:rFonts w:ascii="Arial" w:hAnsi="Arial" w:cs="Arial"/>
+          <w:b w:val="0"/>
+          <w:i w:val="0"/>
+          <w:sz w:val="22"/>
+        </w:rPr>
+        <w:t xml:space="preserve">. 3) peroleh T. 4) bagi </w:t>
+      </w:r>
+      <w:r>
+        <w:rPr>
+          <w:rFonts w:ascii="Arial" w:hAnsi="Arial" w:cs="Arial"/>
+          <w:b w:val="0"/>
+          <w:i w:val="0"/>
+          <w:sz w:val="22"/>
+        </w:rPr>
+        <w:t xml:space="preserve">t</w:t>
+      </w:r>
+      <w:r>
+        <w:rPr>
+          <w:rFonts w:ascii="Arial" w:hAnsi="Arial" w:cs="Arial"/>
+          <w:b w:val="0"/>
+          <w:i w:val="0"/>
+          <w:sz w:val="22"/>
+          <w:vertAlign w:val="subscript"/>
+        </w:rPr>
+        <w:t xml:space="preserve">s</w:t>
+      </w:r>
+      <w:r>
+        <w:rPr>
+          <w:rFonts w:ascii="Arial" w:hAnsi="Arial" w:cs="Arial"/>
+          <w:b w:val="0"/>
+          <w:i w:val="0"/>
+          <w:sz w:val="22"/>
+        </w:rPr>
+        <w:t xml:space="preserve"> dengan T.</w:t>
       </w:r>
     </w:p>
     <w:p>
@@ -6133,37 +7204,233 @@
           <w:i w:val="0"/>
           <w:sz w:val="22"/>
         </w:rPr>
-        <w:t xml:space="preserve">–  PETUNJUK: Langkah: 1) tulis du = Kp*(e_k - e_(k-1)) + Ki*T*e_k + Kd*(e_k - 2e_(k-1) + e_(k-2))/T. 2) peroleh T. 3) hitung suku proporsional. 4) hitung suku integral. 5) hitung pembilang suku turunan e_k - 2e_(k-1) + e_(k-2). 6) selesaikan suku turunan lalu jumlahkan ketiganya.</w:t>
-      </w:r>
-    </w:p>
-    <w:p>
-      <w:pPr>
-        <w:spacing w:line="360" w:lineRule="auto" w:after="120"/>
-        <w:jc w:val="both"/>
-      </w:pPr>
-      <w:r>
-        <w:rPr>
-          <w:rFonts w:ascii="Arial" w:hAnsi="Arial" w:cs="Arial"/>
-          <w:b w:val="0"/>
-          <w:i w:val="0"/>
-          <w:sz w:val="22"/>
-        </w:rPr>
-        <w:t xml:space="preserve">C12 (Lanjut). Filter aksi turunan dipilih berfrekuensi potong sepuluh kali bandwidth loop tertutup. Hitung rasio konstanta waktu filter terhadap waktu sampling. Cetak: tau_f/T.</w:t>
-      </w:r>
-    </w:p>
-    <w:p>
-      <w:pPr>
-        <w:spacing w:line="360" w:lineRule="auto" w:after="120"/>
-        <w:jc w:val="both"/>
-      </w:pPr>
-      <w:r>
-        <w:rPr>
-          <w:rFonts w:ascii="Arial" w:hAnsi="Arial" w:cs="Arial"/>
-          <w:b w:val="0"/>
-          <w:i w:val="0"/>
-          <w:sz w:val="22"/>
-        </w:rPr>
-        <w:t xml:space="preserve">–  PETUNJUK: Langkah: 1) hitung tau_cl dari tau dan L. 2) bandwidth tertutup kira-kira 1/tau_cl. 3) kalikan sepuluh untuk memperoleh frekuensi potong. 4) konstanta waktu filter = 1/frekuensi potong. 5) peroleh T. 6) bagi konstanta waktu filter dengan T.</w:t>
+        <w:t xml:space="preserve">–  PETUNJUK: Langkah: 1) tulis du = Kp·(</w:t>
+      </w:r>
+      <w:r>
+        <w:rPr>
+          <w:rFonts w:ascii="Arial" w:hAnsi="Arial" w:cs="Arial"/>
+          <w:b w:val="0"/>
+          <w:i w:val="0"/>
+          <w:sz w:val="22"/>
+        </w:rPr>
+        <w:t xml:space="preserve">e</w:t>
+      </w:r>
+      <w:r>
+        <w:rPr>
+          <w:rFonts w:ascii="Arial" w:hAnsi="Arial" w:cs="Arial"/>
+          <w:b w:val="0"/>
+          <w:i w:val="0"/>
+          <w:sz w:val="22"/>
+          <w:vertAlign w:val="subscript"/>
+        </w:rPr>
+        <w:t xml:space="preserve">k</w:t>
+      </w:r>
+      <w:r>
+        <w:rPr>
+          <w:rFonts w:ascii="Arial" w:hAnsi="Arial" w:cs="Arial"/>
+          <w:b w:val="0"/>
+          <w:i w:val="0"/>
+          <w:sz w:val="22"/>
+        </w:rPr>
+        <w:t xml:space="preserve"> - e_(k-1)) + Ki·T·</w:t>
+      </w:r>
+      <w:r>
+        <w:rPr>
+          <w:rFonts w:ascii="Arial" w:hAnsi="Arial" w:cs="Arial"/>
+          <w:b w:val="0"/>
+          <w:i w:val="0"/>
+          <w:sz w:val="22"/>
+        </w:rPr>
+        <w:t xml:space="preserve">e</w:t>
+      </w:r>
+      <w:r>
+        <w:rPr>
+          <w:rFonts w:ascii="Arial" w:hAnsi="Arial" w:cs="Arial"/>
+          <w:b w:val="0"/>
+          <w:i w:val="0"/>
+          <w:sz w:val="22"/>
+          <w:vertAlign w:val="subscript"/>
+        </w:rPr>
+        <w:t xml:space="preserve">k</w:t>
+      </w:r>
+      <w:r>
+        <w:rPr>
+          <w:rFonts w:ascii="Arial" w:hAnsi="Arial" w:cs="Arial"/>
+          <w:b w:val="0"/>
+          <w:i w:val="0"/>
+          <w:sz w:val="22"/>
+        </w:rPr>
+        <w:t xml:space="preserve"> + Kd·(</w:t>
+      </w:r>
+      <w:r>
+        <w:rPr>
+          <w:rFonts w:ascii="Arial" w:hAnsi="Arial" w:cs="Arial"/>
+          <w:b w:val="0"/>
+          <w:i w:val="0"/>
+          <w:sz w:val="22"/>
+        </w:rPr>
+        <w:t xml:space="preserve">e</w:t>
+      </w:r>
+      <w:r>
+        <w:rPr>
+          <w:rFonts w:ascii="Arial" w:hAnsi="Arial" w:cs="Arial"/>
+          <w:b w:val="0"/>
+          <w:i w:val="0"/>
+          <w:sz w:val="22"/>
+          <w:vertAlign w:val="subscript"/>
+        </w:rPr>
+        <w:t xml:space="preserve">k</w:t>
+      </w:r>
+      <w:r>
+        <w:rPr>
+          <w:rFonts w:ascii="Arial" w:hAnsi="Arial" w:cs="Arial"/>
+          <w:b w:val="0"/>
+          <w:i w:val="0"/>
+          <w:sz w:val="22"/>
+        </w:rPr>
+        <w:t xml:space="preserve"> - 2e_(k-1) + e_(k-2))/T. 2) peroleh T. 3) hitung suku proporsional. 4) hitung suku integral. 5) hitung pembilang suku turunan </w:t>
+      </w:r>
+      <w:r>
+        <w:rPr>
+          <w:rFonts w:ascii="Arial" w:hAnsi="Arial" w:cs="Arial"/>
+          <w:b w:val="0"/>
+          <w:i w:val="0"/>
+          <w:sz w:val="22"/>
+        </w:rPr>
+        <w:t xml:space="preserve">e</w:t>
+      </w:r>
+      <w:r>
+        <w:rPr>
+          <w:rFonts w:ascii="Arial" w:hAnsi="Arial" w:cs="Arial"/>
+          <w:b w:val="0"/>
+          <w:i w:val="0"/>
+          <w:sz w:val="22"/>
+          <w:vertAlign w:val="subscript"/>
+        </w:rPr>
+        <w:t xml:space="preserve">k</w:t>
+      </w:r>
+      <w:r>
+        <w:rPr>
+          <w:rFonts w:ascii="Arial" w:hAnsi="Arial" w:cs="Arial"/>
+          <w:b w:val="0"/>
+          <w:i w:val="0"/>
+          <w:sz w:val="22"/>
+        </w:rPr>
+        <w:t xml:space="preserve"> - 2e_(k-1) + e_(k-2). 6) selesaikan suku turunan lalu jumlahkan ketiganya.</w:t>
+      </w:r>
+    </w:p>
+    <w:p>
+      <w:pPr>
+        <w:spacing w:line="360" w:lineRule="auto" w:after="120"/>
+        <w:jc w:val="both"/>
+      </w:pPr>
+      <w:r>
+        <w:rPr>
+          <w:rFonts w:ascii="Arial" w:hAnsi="Arial" w:cs="Arial"/>
+          <w:b w:val="0"/>
+          <w:i w:val="0"/>
+          <w:sz w:val="22"/>
+        </w:rPr>
+        <w:t xml:space="preserve">C12 (Lanjut). Filter aksi turunan dipilih berfrekuensi potong sepuluh kali bandwidth loop tertutup. Hitung rasio konstanta waktu filter terhadap waktu sampling. Cetak: </w:t>
+      </w:r>
+      <w:r>
+        <w:rPr>
+          <w:rFonts w:ascii="Arial" w:hAnsi="Arial" w:cs="Arial"/>
+          <w:b w:val="0"/>
+          <w:i w:val="0"/>
+          <w:sz w:val="22"/>
+        </w:rPr>
+        <w:t xml:space="preserve">τ</w:t>
+      </w:r>
+      <w:r>
+        <w:rPr>
+          <w:rFonts w:ascii="Arial" w:hAnsi="Arial" w:cs="Arial"/>
+          <w:b w:val="0"/>
+          <w:i w:val="0"/>
+          <w:sz w:val="22"/>
+          <w:vertAlign w:val="subscript"/>
+        </w:rPr>
+        <w:t xml:space="preserve">f</w:t>
+      </w:r>
+      <w:r>
+        <w:rPr>
+          <w:rFonts w:ascii="Arial" w:hAnsi="Arial" w:cs="Arial"/>
+          <w:b w:val="0"/>
+          <w:i w:val="0"/>
+          <w:sz w:val="22"/>
+        </w:rPr>
+        <w:t xml:space="preserve">/T.</w:t>
+      </w:r>
+    </w:p>
+    <w:p>
+      <w:pPr>
+        <w:spacing w:line="360" w:lineRule="auto" w:after="120"/>
+        <w:jc w:val="both"/>
+      </w:pPr>
+      <w:r>
+        <w:rPr>
+          <w:rFonts w:ascii="Arial" w:hAnsi="Arial" w:cs="Arial"/>
+          <w:b w:val="0"/>
+          <w:i w:val="0"/>
+          <w:sz w:val="22"/>
+        </w:rPr>
+        <w:t xml:space="preserve">–  PETUNJUK: Langkah: 1) hitung </w:t>
+      </w:r>
+      <w:r>
+        <w:rPr>
+          <w:rFonts w:ascii="Arial" w:hAnsi="Arial" w:cs="Arial"/>
+          <w:b w:val="0"/>
+          <w:i w:val="0"/>
+          <w:sz w:val="22"/>
+        </w:rPr>
+        <w:t xml:space="preserve">τ</w:t>
+      </w:r>
+      <w:r>
+        <w:rPr>
+          <w:rFonts w:ascii="Arial" w:hAnsi="Arial" w:cs="Arial"/>
+          <w:b w:val="0"/>
+          <w:i w:val="0"/>
+          <w:sz w:val="22"/>
+          <w:vertAlign w:val="subscript"/>
+        </w:rPr>
+        <w:t xml:space="preserve">cl</w:t>
+      </w:r>
+      <w:r>
+        <w:rPr>
+          <w:rFonts w:ascii="Arial" w:hAnsi="Arial" w:cs="Arial"/>
+          <w:b w:val="0"/>
+          <w:i w:val="0"/>
+          <w:sz w:val="22"/>
+        </w:rPr>
+        <w:t xml:space="preserve"> dari τ dan L. 2) bandwidth tertutup kira-kira 1/</w:t>
+      </w:r>
+      <w:r>
+        <w:rPr>
+          <w:rFonts w:ascii="Arial" w:hAnsi="Arial" w:cs="Arial"/>
+          <w:b w:val="0"/>
+          <w:i w:val="0"/>
+          <w:sz w:val="22"/>
+        </w:rPr>
+        <w:t xml:space="preserve">τ</w:t>
+      </w:r>
+      <w:r>
+        <w:rPr>
+          <w:rFonts w:ascii="Arial" w:hAnsi="Arial" w:cs="Arial"/>
+          <w:b w:val="0"/>
+          <w:i w:val="0"/>
+          <w:sz w:val="22"/>
+          <w:vertAlign w:val="subscript"/>
+        </w:rPr>
+        <w:t xml:space="preserve">cl</w:t>
+      </w:r>
+      <w:r>
+        <w:rPr>
+          <w:rFonts w:ascii="Arial" w:hAnsi="Arial" w:cs="Arial"/>
+          <w:b w:val="0"/>
+          <w:i w:val="0"/>
+          <w:sz w:val="22"/>
+        </w:rPr>
+        <w:t xml:space="preserve">. 3) kalikan sepuluh untuk memperoleh frekuensi potong. 4) konstanta waktu filter = 1/frekuensi potong. 5) peroleh T. 6) bagi konstanta waktu filter dengan T.</w:t>
       </w:r>
     </w:p>
     <w:p>

--- a/Sistem-Kendali-Cerdas/Modul-Word/Modul-6-Perancangan-Kontrol-melalui-Komputer.docx
+++ b/Sistem-Kendali-Cerdas/Modul-Word/Modul-6-Perancangan-Kontrol-melalui-Komputer.docx
@@ -3129,6 +3129,15 @@
         </w:rPr>
         <w:t xml:space="preserve">Struktur pengaman ini bukan tambahan opsional. Pada sistem nyata, actuator mentok adalah kejadian biasa, bukan pengecualian, dan perpindahan mode terjadi setiap kali operator mengambil alih. Controller yang tidak menanganinya akan berperilaku baik di simulasi dan mengecewakan di lapangan.</w:t>
       </w:r>
+      <w:r>
+        <w:rPr>
+          <w:rFonts w:ascii="Arial" w:hAnsi="Arial" w:cs="Arial"/>
+          <w:b w:val="0"/>
+          <w:i w:val="0"/>
+          <w:sz w:val="22"/>
+        </w:rPr>
+        <w:t xml:space="preserve"> Bentuk ringkasnya dituliskan pada Persamaan (2).</w:t>
+      </w:r>
     </w:p>
     <w:p>
       <w:pPr>
@@ -3206,6 +3215,16 @@
           <w:sz w:val="22"/>
         </w:rPr>
         <w:t xml:space="preserve">)</w:t>
+      </w:r>
+      <w:r>
+        <w:rPr>
+          <w:rFonts w:ascii="Arial" w:hAnsi="Arial" w:cs="Arial"/>
+          <w:b/>
+          <w:i/>
+          <w:color w:val="305496"/>
+          <w:sz w:val="22"/>
+        </w:rPr>
+        <w:t xml:space="preserve">   (2)</w:t>
       </w:r>
     </w:p>
     <w:p>
@@ -3539,6 +3558,15 @@
         </w:rPr>
         <w:t xml:space="preserve">Pada praktiknya, banyak proses lambat yang derau frekuensi tingginya kecil sehingga persoalan ini jarang muncul. Namun pada sistem gerak dengan getaran mekanis, atau pada pengukuran arus dan tegangan, aliasing menjadi penyebab yang nyata dan mudah terlewat karena gejalanya menyerupai gangguan proses biasa.</w:t>
       </w:r>
+      <w:r>
+        <w:rPr>
+          <w:rFonts w:ascii="Arial" w:hAnsi="Arial" w:cs="Arial"/>
+          <w:b w:val="0"/>
+          <w:i w:val="0"/>
+          <w:sz w:val="22"/>
+        </w:rPr>
+        <w:t xml:space="preserve"> Persamaan (3) memadatkan aturan tersebut.</w:t>
+      </w:r>
     </w:p>
     <w:p>
       <w:pPr>
@@ -3555,88 +3583,6 @@
         </w:rPr>
         <w:t xml:space="preserve">batas = setengah frekuensi sampling   |   filter harus analog, sebelum sampling</w:t>
       </w:r>
-    </w:p>
-    <w:p>
-      <w:pPr>
-        <w:keepNext/>
-        <w:spacing w:before="200" w:after="80"/>
-      </w:pPr>
-      <w:r>
-        <w:rPr>
-          <w:rFonts w:ascii="Arial" w:hAnsi="Arial" w:cs="Arial"/>
-          <w:b/>
-          <w:i w:val="0"/>
-          <w:color w:val="2E4A7A"/>
-          <w:sz w:val="24"/>
-        </w:rPr>
-        <w:t xml:space="preserve">Aritmetika Terbatas dan Pemilihan Skala</w:t>
-      </w:r>
-    </w:p>
-    <w:p>
-      <w:pPr>
-        <w:spacing w:line="360" w:lineRule="auto" w:after="120"/>
-        <w:jc w:val="both"/>
-      </w:pPr>
-      <w:r>
-        <w:rPr>
-          <w:rFonts w:ascii="Arial" w:hAnsi="Arial" w:cs="Arial"/>
-          <w:b w:val="0"/>
-          <w:i w:val="0"/>
-          <w:sz w:val="22"/>
-        </w:rPr>
-        <w:t xml:space="preserve">Perhitungan di perangkat sasaran tidak pernah persis. Bilangan pecahan memiliki jumlah angka berarti yang terbatas, dan pada perangkat kecil perhitungan sering dilakukan dengan bilangan bulat berskala demi kecepatan.</w:t>
-      </w:r>
-    </w:p>
-    <w:p>
-      <w:pPr>
-        <w:spacing w:line="360" w:lineRule="auto" w:after="120"/>
-        <w:jc w:val="both"/>
-      </w:pPr>
-      <w:r>
-        <w:rPr>
-          <w:rFonts w:ascii="Arial" w:hAnsi="Arial" w:cs="Arial"/>
-          <w:b w:val="0"/>
-          <w:i w:val="0"/>
-          <w:sz w:val="22"/>
-        </w:rPr>
-        <w:t xml:space="preserve">Akibat yang paling sering muncul berkaitan dengan aksi integral. Bila tambahan per langkah sampling jauh lebih kecil daripada resolusi bilangan yang dipakai, tambahan itu hilang akibat pembulatan dan akumulator tidak pernah bertambah. Gejalanya khas: error tunak yang tidak pernah hilang meskipun aksi integral tampak aktif.</w:t>
-      </w:r>
-    </w:p>
-    <w:p>
-      <w:pPr>
-        <w:spacing w:line="360" w:lineRule="auto" w:after="120"/>
-        <w:jc w:val="both"/>
-      </w:pPr>
-      <w:r>
-        <w:rPr>
-          <w:rFonts w:ascii="Arial" w:hAnsi="Arial" w:cs="Arial"/>
-          <w:b w:val="0"/>
-          <w:i w:val="0"/>
-          <w:sz w:val="22"/>
-        </w:rPr>
-        <w:t xml:space="preserve">Pemilihan skala menjadi penentu pada aritmetika bilangan bulat. Skala yang terlalu kecil membuat resolusi kasar sehingga pembulatan merusak; skala yang terlalu besar membuat perhitungan meluap pada nilai ekstrem. Keduanya menghasilkan perilaku yang sulit dilacak karena hanya muncul pada keadaan tertentu.</w:t>
-      </w:r>
-    </w:p>
-    <w:p>
-      <w:pPr>
-        <w:spacing w:line="360" w:lineRule="auto" w:after="120"/>
-        <w:jc w:val="both"/>
-      </w:pPr>
-      <w:r>
-        <w:rPr>
-          <w:rFonts w:ascii="Arial" w:hAnsi="Arial" w:cs="Arial"/>
-          <w:b w:val="0"/>
-          <w:i w:val="0"/>
-          <w:sz w:val="22"/>
-        </w:rPr>
-        <w:t xml:space="preserve">Cara memeriksanya sederhana: jalankan controller dengan error yang sangat kecil dan amati apakah akumulator benar-benar bertambah, lalu jalankan dengan error terbesar yang mungkin dan amati apakah ada nilai yang meluap. Kedua uji itu murah dan menangkap sebagian besar persoalan aritmetika.</w:t>
-      </w:r>
-    </w:p>
-    <w:p>
-      <w:pPr>
-        <w:spacing w:before="40" w:after="120"/>
-        <w:jc w:val="center"/>
-      </w:pPr>
       <w:r>
         <w:rPr>
           <w:rFonts w:ascii="Arial" w:hAnsi="Arial" w:cs="Arial"/>
@@ -3645,7 +3591,7 @@
           <w:color w:val="305496"/>
           <w:sz w:val="22"/>
         </w:rPr>
-        <w:t xml:space="preserve">uji akumulator pada error terkecil dan terbesar yang mungkin</w:t>
+        <w:t xml:space="preserve">   (3)</w:t>
       </w:r>
     </w:p>
     <w:p>
@@ -3661,67 +3607,67 @@
           <w:color w:val="2E4A7A"/>
           <w:sz w:val="24"/>
         </w:rPr>
-        <w:t xml:space="preserve">Menyusun Program Loop Kendali</w:t>
-      </w:r>
-    </w:p>
-    <w:p>
-      <w:pPr>
-        <w:spacing w:line="360" w:lineRule="auto" w:after="120"/>
-        <w:jc w:val="both"/>
-      </w:pPr>
-      <w:r>
-        <w:rPr>
-          <w:rFonts w:ascii="Arial" w:hAnsi="Arial" w:cs="Arial"/>
-          <w:b w:val="0"/>
-          <w:i w:val="0"/>
-          <w:sz w:val="22"/>
-        </w:rPr>
-        <w:t xml:space="preserve">Struktur program yang tertib membuat perilaku controller mudah diperiksa dan mudah diubah. Urutan yang lazim dalam satu langkah sampling: baca sensor, periksa keabsahan data, hitung error, hitung keluaran controller, batasi keluaran, kirim ke actuator, lalu perbarui keadaan internal.</w:t>
-      </w:r>
-    </w:p>
-    <w:p>
-      <w:pPr>
-        <w:spacing w:line="360" w:lineRule="auto" w:after="120"/>
-        <w:jc w:val="both"/>
-      </w:pPr>
-      <w:r>
-        <w:rPr>
-          <w:rFonts w:ascii="Arial" w:hAnsi="Arial" w:cs="Arial"/>
-          <w:b w:val="0"/>
-          <w:i w:val="0"/>
-          <w:sz w:val="22"/>
-        </w:rPr>
-        <w:t xml:space="preserve">Menempatkan pembatasan keluaran sebelum pengiriman dan sebelum pembaruan akumulator bukan urutan sembarang. Justru urutan itulah yang memungkinkan anti-windup bekerja, karena akumulator dapat disesuaikan berdasarkan selisih antara keluaran yang diminta dan yang benar-benar dikirim.</w:t>
-      </w:r>
-    </w:p>
-    <w:p>
-      <w:pPr>
-        <w:spacing w:line="360" w:lineRule="auto" w:after="120"/>
-        <w:jc w:val="both"/>
-      </w:pPr>
-      <w:r>
-        <w:rPr>
-          <w:rFonts w:ascii="Arial" w:hAnsi="Arial" w:cs="Arial"/>
-          <w:b w:val="0"/>
-          <w:i w:val="0"/>
-          <w:sz w:val="22"/>
-        </w:rPr>
-        <w:t xml:space="preserve">Pemeriksaan keabsahan data perlu dilakukan sebelum perhitungan, bukan sesudah. Nilai sensor di luar rentang wajar atau yang tidak berubah sama sekali selama beberapa langkah sampling menandakan kegagalan, dan controller harus memiliki perilaku yang ditetapkan untuk keadaan itu alih-alih menghitung atas data yang tidak sahih.</w:t>
-      </w:r>
-    </w:p>
-    <w:p>
-      <w:pPr>
-        <w:spacing w:line="360" w:lineRule="auto" w:after="120"/>
-        <w:jc w:val="both"/>
-      </w:pPr>
-      <w:r>
-        <w:rPr>
-          <w:rFonts w:ascii="Arial" w:hAnsi="Arial" w:cs="Arial"/>
-          <w:b w:val="0"/>
-          <w:i w:val="0"/>
-          <w:sz w:val="22"/>
-        </w:rPr>
-        <w:t xml:space="preserve">Memisahkan fungsi perhitungan dari kode yang berurusan dengan perangkat membuat pengujian jauh lebih mudah. Fungsi perhitungan dapat dijalankan dengan masukan yang ditentukan dan keluarannya diperiksa, tanpa memerlukan perangkat sasaran sama sekali.</w:t>
+        <w:t xml:space="preserve">Aritmetika Terbatas dan Pemilihan Skala</w:t>
+      </w:r>
+    </w:p>
+    <w:p>
+      <w:pPr>
+        <w:spacing w:line="360" w:lineRule="auto" w:after="120"/>
+        <w:jc w:val="both"/>
+      </w:pPr>
+      <w:r>
+        <w:rPr>
+          <w:rFonts w:ascii="Arial" w:hAnsi="Arial" w:cs="Arial"/>
+          <w:b w:val="0"/>
+          <w:i w:val="0"/>
+          <w:sz w:val="22"/>
+        </w:rPr>
+        <w:t xml:space="preserve">Perhitungan di perangkat sasaran tidak pernah persis. Bilangan pecahan memiliki jumlah angka berarti yang terbatas, dan pada perangkat kecil perhitungan sering dilakukan dengan bilangan bulat berskala demi kecepatan.</w:t>
+      </w:r>
+    </w:p>
+    <w:p>
+      <w:pPr>
+        <w:spacing w:line="360" w:lineRule="auto" w:after="120"/>
+        <w:jc w:val="both"/>
+      </w:pPr>
+      <w:r>
+        <w:rPr>
+          <w:rFonts w:ascii="Arial" w:hAnsi="Arial" w:cs="Arial"/>
+          <w:b w:val="0"/>
+          <w:i w:val="0"/>
+          <w:sz w:val="22"/>
+        </w:rPr>
+        <w:t xml:space="preserve">Akibat yang paling sering muncul berkaitan dengan aksi integral. Bila tambahan per langkah sampling jauh lebih kecil daripada resolusi bilangan yang dipakai, tambahan itu hilang akibat pembulatan dan akumulator tidak pernah bertambah. Gejalanya khas: error tunak yang tidak pernah hilang meskipun aksi integral tampak aktif.</w:t>
+      </w:r>
+    </w:p>
+    <w:p>
+      <w:pPr>
+        <w:spacing w:line="360" w:lineRule="auto" w:after="120"/>
+        <w:jc w:val="both"/>
+      </w:pPr>
+      <w:r>
+        <w:rPr>
+          <w:rFonts w:ascii="Arial" w:hAnsi="Arial" w:cs="Arial"/>
+          <w:b w:val="0"/>
+          <w:i w:val="0"/>
+          <w:sz w:val="22"/>
+        </w:rPr>
+        <w:t xml:space="preserve">Pemilihan skala menjadi penentu pada aritmetika bilangan bulat. Skala yang terlalu kecil membuat resolusi kasar sehingga pembulatan merusak; skala yang terlalu besar membuat perhitungan meluap pada nilai ekstrem. Keduanya menghasilkan perilaku yang sulit dilacak karena hanya muncul pada keadaan tertentu.</w:t>
+      </w:r>
+    </w:p>
+    <w:p>
+      <w:pPr>
+        <w:spacing w:line="360" w:lineRule="auto" w:after="120"/>
+        <w:jc w:val="both"/>
+      </w:pPr>
+      <w:r>
+        <w:rPr>
+          <w:rFonts w:ascii="Arial" w:hAnsi="Arial" w:cs="Arial"/>
+          <w:b w:val="0"/>
+          <w:i w:val="0"/>
+          <w:sz w:val="22"/>
+        </w:rPr>
+        <w:t xml:space="preserve">Cara memeriksanya sederhana: jalankan controller dengan error yang sangat kecil dan amati apakah akumulator benar-benar bertambah, lalu jalankan dengan error terbesar yang mungkin dan amati apakah ada nilai yang meluap. Kedua uji itu murah dan menangkap sebagian besar persoalan aritmetika.</w:t>
       </w:r>
     </w:p>
     <w:p>
@@ -3737,7 +3683,118 @@
           <w:color w:val="305496"/>
           <w:sz w:val="22"/>
         </w:rPr>
+        <w:t xml:space="preserve">uji akumulator pada error terkecil dan terbesar yang mungkin</w:t>
+      </w:r>
+    </w:p>
+    <w:p>
+      <w:pPr>
+        <w:keepNext/>
+        <w:spacing w:before="200" w:after="80"/>
+      </w:pPr>
+      <w:r>
+        <w:rPr>
+          <w:rFonts w:ascii="Arial" w:hAnsi="Arial" w:cs="Arial"/>
+          <w:b/>
+          <w:i w:val="0"/>
+          <w:color w:val="2E4A7A"/>
+          <w:sz w:val="24"/>
+        </w:rPr>
+        <w:t xml:space="preserve">Menyusun Program Loop Kendali</w:t>
+      </w:r>
+    </w:p>
+    <w:p>
+      <w:pPr>
+        <w:spacing w:line="360" w:lineRule="auto" w:after="120"/>
+        <w:jc w:val="both"/>
+      </w:pPr>
+      <w:r>
+        <w:rPr>
+          <w:rFonts w:ascii="Arial" w:hAnsi="Arial" w:cs="Arial"/>
+          <w:b w:val="0"/>
+          <w:i w:val="0"/>
+          <w:sz w:val="22"/>
+        </w:rPr>
+        <w:t xml:space="preserve">Struktur program yang tertib membuat perilaku controller mudah diperiksa dan mudah diubah. Urutan yang lazim dalam satu langkah sampling: baca sensor, periksa keabsahan data, hitung error, hitung keluaran controller, batasi keluaran, kirim ke actuator, lalu perbarui keadaan internal.</w:t>
+      </w:r>
+    </w:p>
+    <w:p>
+      <w:pPr>
+        <w:spacing w:line="360" w:lineRule="auto" w:after="120"/>
+        <w:jc w:val="both"/>
+      </w:pPr>
+      <w:r>
+        <w:rPr>
+          <w:rFonts w:ascii="Arial" w:hAnsi="Arial" w:cs="Arial"/>
+          <w:b w:val="0"/>
+          <w:i w:val="0"/>
+          <w:sz w:val="22"/>
+        </w:rPr>
+        <w:t xml:space="preserve">Menempatkan pembatasan keluaran sebelum pengiriman dan sebelum pembaruan akumulator bukan urutan sembarang. Justru urutan itulah yang memungkinkan anti-windup bekerja, karena akumulator dapat disesuaikan berdasarkan selisih antara keluaran yang diminta dan yang benar-benar dikirim.</w:t>
+      </w:r>
+    </w:p>
+    <w:p>
+      <w:pPr>
+        <w:spacing w:line="360" w:lineRule="auto" w:after="120"/>
+        <w:jc w:val="both"/>
+      </w:pPr>
+      <w:r>
+        <w:rPr>
+          <w:rFonts w:ascii="Arial" w:hAnsi="Arial" w:cs="Arial"/>
+          <w:b w:val="0"/>
+          <w:i w:val="0"/>
+          <w:sz w:val="22"/>
+        </w:rPr>
+        <w:t xml:space="preserve">Pemeriksaan keabsahan data perlu dilakukan sebelum perhitungan, bukan sesudah. Nilai sensor di luar rentang wajar atau yang tidak berubah sama sekali selama beberapa langkah sampling menandakan kegagalan, dan controller harus memiliki perilaku yang ditetapkan untuk keadaan itu alih-alih menghitung atas data yang tidak sahih.</w:t>
+      </w:r>
+    </w:p>
+    <w:p>
+      <w:pPr>
+        <w:spacing w:line="360" w:lineRule="auto" w:after="120"/>
+        <w:jc w:val="both"/>
+      </w:pPr>
+      <w:r>
+        <w:rPr>
+          <w:rFonts w:ascii="Arial" w:hAnsi="Arial" w:cs="Arial"/>
+          <w:b w:val="0"/>
+          <w:i w:val="0"/>
+          <w:sz w:val="22"/>
+        </w:rPr>
+        <w:t xml:space="preserve">Memisahkan fungsi perhitungan dari kode yang berurusan dengan perangkat membuat pengujian jauh lebih mudah. Fungsi perhitungan dapat dijalankan dengan masukan yang ditentukan dan keluarannya diperiksa, tanpa memerlukan perangkat sasaran sama sekali.</w:t>
+      </w:r>
+      <w:r>
+        <w:rPr>
+          <w:rFonts w:ascii="Arial" w:hAnsi="Arial" w:cs="Arial"/>
+          <w:b w:val="0"/>
+          <w:i w:val="0"/>
+          <w:sz w:val="22"/>
+        </w:rPr>
+        <w:t xml:space="preserve"> Rangkuman kuantitatifnya tertulis pada Persamaan (4).</w:t>
+      </w:r>
+    </w:p>
+    <w:p>
+      <w:pPr>
+        <w:spacing w:before="40" w:after="120"/>
+        <w:jc w:val="center"/>
+      </w:pPr>
+      <w:r>
+        <w:rPr>
+          <w:rFonts w:ascii="Arial" w:hAnsi="Arial" w:cs="Arial"/>
+          <w:b/>
+          <w:i/>
+          <w:color w:val="305496"/>
+          <w:sz w:val="22"/>
+        </w:rPr>
         <w:t xml:space="preserve">baca → periksa → hitung → batasi → kirim → perbarui akumulator</w:t>
+      </w:r>
+      <w:r>
+        <w:rPr>
+          <w:rFonts w:ascii="Arial" w:hAnsi="Arial" w:cs="Arial"/>
+          <w:b/>
+          <w:i/>
+          <w:color w:val="305496"/>
+          <w:sz w:val="22"/>
+        </w:rPr>
+        <w:t xml:space="preserve">   (4)</w:t>
       </w:r>
     </w:p>
     <w:p>
@@ -3887,6 +3944,15 @@
         </w:rPr>
         <w:t xml:space="preserve">Pemeriksaan ketiga adalah perbandingan terhadap simulasi memakai kode yang sama. Bila perilaku di perangkat menyimpang jauh dari simulasi yang memakai kode identik, selisihnya berasal dari hal yang tidak ada di simulasi: waktu sampling, aritmetika, derau, atau perangkat. Menyempitkan penyebab dengan cara ini jauh lebih cepat daripada menebak.</w:t>
       </w:r>
+      <w:r>
+        <w:rPr>
+          <w:rFonts w:ascii="Arial" w:hAnsi="Arial" w:cs="Arial"/>
+          <w:b w:val="0"/>
+          <w:i w:val="0"/>
+          <w:sz w:val="22"/>
+        </w:rPr>
+        <w:t xml:space="preserve"> Hubungan ini dirangkum dalam Persamaan (5).</w:t>
+      </w:r>
     </w:p>
     <w:p>
       <w:pPr>
@@ -3902,6 +3968,16 @@
           <w:sz w:val="22"/>
         </w:rPr>
         <w:t xml:space="preserve">telusuri: keteraturan sampling → sinyal kendali → banding dengan simulasi</w:t>
+      </w:r>
+      <w:r>
+        <w:rPr>
+          <w:rFonts w:ascii="Arial" w:hAnsi="Arial" w:cs="Arial"/>
+          <w:b/>
+          <w:i/>
+          <w:color w:val="305496"/>
+          <w:sz w:val="22"/>
+        </w:rPr>
+        <w:t xml:space="preserve">   (5)</w:t>
       </w:r>
     </w:p>
     <w:p>
@@ -3948,7 +4024,7 @@
           <w:i w:val="0"/>
           <w:sz w:val="22"/>
         </w:rPr>
-        <w:t xml:space="preserve"> Bentuk ringkasnya dituliskan pada Persamaan (2).</w:t>
+        <w:t xml:space="preserve"> Bentuk ringkasnya dituliskan pada Persamaan (6).</w:t>
       </w:r>
     </w:p>
     <w:p>
@@ -3989,7 +4065,7 @@
           <w:color w:val="305496"/>
           <w:sz w:val="22"/>
         </w:rPr>
-        <w:t xml:space="preserve">   (2)</w:t>
+        <w:t xml:space="preserve">   (6)</w:t>
       </w:r>
     </w:p>
     <w:p>
@@ -4167,7 +4243,7 @@
           <w:i w:val="0"/>
           <w:sz w:val="22"/>
         </w:rPr>
-        <w:t xml:space="preserve"> Persamaan (3) memadatkan aturan tersebut.</w:t>
+        <w:t xml:space="preserve"> Persamaan (7) memadatkan aturan tersebut.</w:t>
       </w:r>
     </w:p>
     <w:p>
@@ -4301,7 +4377,7 @@
           <w:color w:val="305496"/>
           <w:sz w:val="22"/>
         </w:rPr>
-        <w:t xml:space="preserve">   (3)</w:t>
+        <w:t xml:space="preserve">   (7)</w:t>
       </w:r>
     </w:p>
     <w:p>
@@ -4325,7 +4401,7 @@
           <w:i w:val="0"/>
           <w:sz w:val="22"/>
         </w:rPr>
-        <w:t xml:space="preserve"> Rangkuman kuantitatifnya tertulis pada Persamaan (4).</w:t>
+        <w:t xml:space="preserve"> Rangkuman kuantitatifnya tertulis pada Persamaan (8).</w:t>
       </w:r>
     </w:p>
     <w:p>
@@ -4459,7 +4535,7 @@
           <w:color w:val="305496"/>
           <w:sz w:val="22"/>
         </w:rPr>
-        <w:t xml:space="preserve">   (4)</w:t>
+        <w:t xml:space="preserve">   (8)</w:t>
       </w:r>
     </w:p>
     <w:p>
@@ -4511,7 +4587,7 @@
           <w:i w:val="0"/>
           <w:sz w:val="22"/>
         </w:rPr>
-        <w:t xml:space="preserve"> Hubungan ini dirangkum dalam Persamaan (5).</w:t>
+        <w:t xml:space="preserve"> Hubungan ini dirangkum dalam Persamaan (9).</w:t>
       </w:r>
     </w:p>
     <w:p>
@@ -4583,7 +4659,7 @@
           <w:color w:val="305496"/>
           <w:sz w:val="22"/>
         </w:rPr>
-        <w:t xml:space="preserve">   (5)</w:t>
+        <w:t xml:space="preserve">   (9)</w:t>
       </w:r>
     </w:p>
     <w:p>
@@ -4650,7 +4726,7 @@
           <w:i w:val="0"/>
           <w:sz w:val="22"/>
         </w:rPr>
-        <w:t xml:space="preserve"> Bentuk ringkasnya dituliskan pada Persamaan (6).</w:t>
+        <w:t xml:space="preserve"> Bentuk ringkasnya dituliskan pada Persamaan (10).</w:t>
       </w:r>
     </w:p>
     <w:p>
@@ -4760,7 +4836,7 @@
           <w:color w:val="305496"/>
           <w:sz w:val="22"/>
         </w:rPr>
-        <w:t xml:space="preserve">   (6)</w:t>
+        <w:t xml:space="preserve">   (10)</w:t>
       </w:r>
     </w:p>
     <w:p>
@@ -4784,7 +4860,7 @@
           <w:i w:val="0"/>
           <w:sz w:val="22"/>
         </w:rPr>
-        <w:t xml:space="preserve"> Persamaan (7) memadatkan aturan tersebut.</w:t>
+        <w:t xml:space="preserve"> Persamaan (11) memadatkan aturan tersebut.</w:t>
       </w:r>
     </w:p>
     <w:p>
@@ -4825,7 +4901,7 @@
           <w:color w:val="305496"/>
           <w:sz w:val="22"/>
         </w:rPr>
-        <w:t xml:space="preserve">   (7)</w:t>
+        <w:t xml:space="preserve">   (11)</w:t>
       </w:r>
     </w:p>
     <w:p>
@@ -4849,7 +4925,7 @@
           <w:i w:val="0"/>
           <w:sz w:val="22"/>
         </w:rPr>
-        <w:t xml:space="preserve"> Rangkuman kuantitatifnya tertulis pada Persamaan (8).</w:t>
+        <w:t xml:space="preserve"> Rangkuman kuantitatifnya tertulis pada Persamaan (12).</w:t>
       </w:r>
     </w:p>
     <w:p>
@@ -4890,7 +4966,7 @@
           <w:color w:val="305496"/>
           <w:sz w:val="22"/>
         </w:rPr>
-        <w:t xml:space="preserve">   (8)</w:t>
+        <w:t xml:space="preserve">   (12)</w:t>
       </w:r>
     </w:p>
     <w:p>
@@ -4914,7 +4990,7 @@
           <w:i w:val="0"/>
           <w:sz w:val="22"/>
         </w:rPr>
-        <w:t xml:space="preserve"> Hubungan ini dirangkum dalam Persamaan (9).</w:t>
+        <w:t xml:space="preserve"> Hubungan ini dirangkum dalam Persamaan (13).</w:t>
       </w:r>
     </w:p>
     <w:p>
@@ -4986,7 +5062,7 @@
           <w:color w:val="305496"/>
           <w:sz w:val="22"/>
         </w:rPr>
-        <w:t xml:space="preserve">   (9)</w:t>
+        <w:t xml:space="preserve">   (13)</w:t>
       </w:r>
     </w:p>
     <w:p>

--- a/Sistem-Kendali-Cerdas/Modul-Word/Modul-6-Perancangan-Kontrol-melalui-Komputer.docx
+++ b/Sistem-Kendali-Cerdas/Modul-Word/Modul-6-Perancangan-Kontrol-melalui-Komputer.docx
@@ -2927,8 +2927,11 @@
     </w:p>
     <w:p>
       <w:pPr>
+        <w:tabs>
+          <w:tab w:val="center" w:pos="4393"/>
+          <w:tab w:val="right" w:pos="8787"/>
+        </w:tabs>
         <w:spacing w:before="40" w:after="120"/>
-        <w:jc w:val="center"/>
       </w:pPr>
       <w:r>
         <w:rPr>
@@ -2938,7 +2941,7 @@
           <w:color w:val="305496"/>
           <w:sz w:val="22"/>
         </w:rPr>
-        <w:t xml:space="preserve">integral: I += Ki·e·T   |   turunan: D = Kd·(e - </w:t>
+        <w:tab/>
       </w:r>
       <w:r>
         <w:rPr>
@@ -2948,7 +2951,7 @@
           <w:color w:val="305496"/>
           <w:sz w:val="22"/>
         </w:rPr>
-        <w:t xml:space="preserve">e</w:t>
+        <w:t xml:space="preserve">integral: I += Ki·e·T   |   turunan: D = Kd·(e - </w:t>
       </w:r>
       <w:r>
         <w:rPr>
@@ -2957,9 +2960,8 @@
           <w:i/>
           <w:color w:val="305496"/>
           <w:sz w:val="22"/>
-          <w:vertAlign w:val="subscript"/>
-        </w:rPr>
-        <w:t xml:space="preserve">lalu</w:t>
+        </w:rPr>
+        <w:t xml:space="preserve">e</w:t>
       </w:r>
       <w:r>
         <w:rPr>
@@ -2968,8 +2970,9 @@
           <w:i/>
           <w:color w:val="305496"/>
           <w:sz w:val="22"/>
-        </w:rPr>
-        <w:t xml:space="preserve">)/T, wajib difilter</w:t>
+          <w:vertAlign w:val="subscript"/>
+        </w:rPr>
+        <w:t xml:space="preserve">lalu</w:t>
       </w:r>
       <w:r>
         <w:rPr>
@@ -2979,7 +2982,18 @@
           <w:color w:val="305496"/>
           <w:sz w:val="22"/>
         </w:rPr>
-        <w:t xml:space="preserve">   (1)</w:t>
+        <w:t xml:space="preserve">)/T, wajib difilter</w:t>
+      </w:r>
+      <w:r>
+        <w:rPr>
+          <w:rFonts w:ascii="Arial" w:hAnsi="Arial" w:cs="Arial"/>
+          <w:b/>
+          <w:i/>
+          <w:color w:val="305496"/>
+          <w:sz w:val="22"/>
+        </w:rPr>
+        <w:tab/>
+        <w:t xml:space="preserve">(1)</w:t>
       </w:r>
     </w:p>
     <w:p>
@@ -3141,8 +3155,11 @@
     </w:p>
     <w:p>
       <w:pPr>
+        <w:tabs>
+          <w:tab w:val="center" w:pos="4393"/>
+          <w:tab w:val="right" w:pos="8787"/>
+        </w:tabs>
         <w:spacing w:before="40" w:after="120"/>
-        <w:jc w:val="center"/>
       </w:pPr>
       <w:r>
         <w:rPr>
@@ -3152,7 +3169,7 @@
           <w:color w:val="305496"/>
           <w:sz w:val="22"/>
         </w:rPr>
-        <w:t xml:space="preserve">anti-windup: I += Ki·e·T hanya bila tidak mentok, atau I += Kt·(</w:t>
+        <w:tab/>
       </w:r>
       <w:r>
         <w:rPr>
@@ -3162,7 +3179,7 @@
           <w:color w:val="305496"/>
           <w:sz w:val="22"/>
         </w:rPr>
-        <w:t xml:space="preserve">u</w:t>
+        <w:t xml:space="preserve">anti-windup: I += Ki·e·T hanya bila tidak mentok, atau I += Kt·(</w:t>
       </w:r>
       <w:r>
         <w:rPr>
@@ -3171,9 +3188,8 @@
           <w:i/>
           <w:color w:val="305496"/>
           <w:sz w:val="22"/>
-          <w:vertAlign w:val="subscript"/>
-        </w:rPr>
-        <w:t xml:space="preserve">nyata</w:t>
+        </w:rPr>
+        <w:t xml:space="preserve">u</w:t>
       </w:r>
       <w:r>
         <w:rPr>
@@ -3182,8 +3198,9 @@
           <w:i/>
           <w:color w:val="305496"/>
           <w:sz w:val="22"/>
-        </w:rPr>
-        <w:t xml:space="preserve"> - </w:t>
+          <w:vertAlign w:val="subscript"/>
+        </w:rPr>
+        <w:t xml:space="preserve">nyata</w:t>
       </w:r>
       <w:r>
         <w:rPr>
@@ -3193,7 +3210,7 @@
           <w:color w:val="305496"/>
           <w:sz w:val="22"/>
         </w:rPr>
-        <w:t xml:space="preserve">u</w:t>
+        <w:t xml:space="preserve"> - </w:t>
       </w:r>
       <w:r>
         <w:rPr>
@@ -3202,9 +3219,8 @@
           <w:i/>
           <w:color w:val="305496"/>
           <w:sz w:val="22"/>
-          <w:vertAlign w:val="subscript"/>
-        </w:rPr>
-        <w:t xml:space="preserve">minta</w:t>
+        </w:rPr>
+        <w:t xml:space="preserve">u</w:t>
       </w:r>
       <w:r>
         <w:rPr>
@@ -3213,8 +3229,9 @@
           <w:i/>
           <w:color w:val="305496"/>
           <w:sz w:val="22"/>
-        </w:rPr>
-        <w:t xml:space="preserve">)</w:t>
+          <w:vertAlign w:val="subscript"/>
+        </w:rPr>
+        <w:t xml:space="preserve">minta</w:t>
       </w:r>
       <w:r>
         <w:rPr>
@@ -3224,7 +3241,18 @@
           <w:color w:val="305496"/>
           <w:sz w:val="22"/>
         </w:rPr>
-        <w:t xml:space="preserve">   (2)</w:t>
+        <w:t xml:space="preserve">)</w:t>
+      </w:r>
+      <w:r>
+        <w:rPr>
+          <w:rFonts w:ascii="Arial" w:hAnsi="Arial" w:cs="Arial"/>
+          <w:b/>
+          <w:i/>
+          <w:color w:val="305496"/>
+          <w:sz w:val="22"/>
+        </w:rPr>
+        <w:tab/>
+        <w:t xml:space="preserve">(2)</w:t>
       </w:r>
     </w:p>
     <w:p>
@@ -3570,8 +3598,11 @@
     </w:p>
     <w:p>
       <w:pPr>
+        <w:tabs>
+          <w:tab w:val="center" w:pos="4393"/>
+          <w:tab w:val="right" w:pos="8787"/>
+        </w:tabs>
         <w:spacing w:before="40" w:after="120"/>
-        <w:jc w:val="center"/>
       </w:pPr>
       <w:r>
         <w:rPr>
@@ -3581,7 +3612,7 @@
           <w:color w:val="305496"/>
           <w:sz w:val="22"/>
         </w:rPr>
-        <w:t xml:space="preserve">batas = setengah frekuensi sampling   |   filter harus analog, sebelum sampling</w:t>
+        <w:tab/>
       </w:r>
       <w:r>
         <w:rPr>
@@ -3591,90 +3622,8 @@
           <w:color w:val="305496"/>
           <w:sz w:val="22"/>
         </w:rPr>
-        <w:t xml:space="preserve">   (3)</w:t>
-      </w:r>
-    </w:p>
-    <w:p>
-      <w:pPr>
-        <w:keepNext/>
-        <w:spacing w:before="200" w:after="80"/>
-      </w:pPr>
-      <w:r>
-        <w:rPr>
-          <w:rFonts w:ascii="Arial" w:hAnsi="Arial" w:cs="Arial"/>
-          <w:b/>
-          <w:i w:val="0"/>
-          <w:color w:val="2E4A7A"/>
-          <w:sz w:val="24"/>
-        </w:rPr>
-        <w:t xml:space="preserve">Aritmetika Terbatas dan Pemilihan Skala</w:t>
-      </w:r>
-    </w:p>
-    <w:p>
-      <w:pPr>
-        <w:spacing w:line="360" w:lineRule="auto" w:after="120"/>
-        <w:jc w:val="both"/>
-      </w:pPr>
-      <w:r>
-        <w:rPr>
-          <w:rFonts w:ascii="Arial" w:hAnsi="Arial" w:cs="Arial"/>
-          <w:b w:val="0"/>
-          <w:i w:val="0"/>
-          <w:sz w:val="22"/>
-        </w:rPr>
-        <w:t xml:space="preserve">Perhitungan di perangkat sasaran tidak pernah persis. Bilangan pecahan memiliki jumlah angka berarti yang terbatas, dan pada perangkat kecil perhitungan sering dilakukan dengan bilangan bulat berskala demi kecepatan.</w:t>
-      </w:r>
-    </w:p>
-    <w:p>
-      <w:pPr>
-        <w:spacing w:line="360" w:lineRule="auto" w:after="120"/>
-        <w:jc w:val="both"/>
-      </w:pPr>
-      <w:r>
-        <w:rPr>
-          <w:rFonts w:ascii="Arial" w:hAnsi="Arial" w:cs="Arial"/>
-          <w:b w:val="0"/>
-          <w:i w:val="0"/>
-          <w:sz w:val="22"/>
-        </w:rPr>
-        <w:t xml:space="preserve">Akibat yang paling sering muncul berkaitan dengan aksi integral. Bila tambahan per langkah sampling jauh lebih kecil daripada resolusi bilangan yang dipakai, tambahan itu hilang akibat pembulatan dan akumulator tidak pernah bertambah. Gejalanya khas: error tunak yang tidak pernah hilang meskipun aksi integral tampak aktif.</w:t>
-      </w:r>
-    </w:p>
-    <w:p>
-      <w:pPr>
-        <w:spacing w:line="360" w:lineRule="auto" w:after="120"/>
-        <w:jc w:val="both"/>
-      </w:pPr>
-      <w:r>
-        <w:rPr>
-          <w:rFonts w:ascii="Arial" w:hAnsi="Arial" w:cs="Arial"/>
-          <w:b w:val="0"/>
-          <w:i w:val="0"/>
-          <w:sz w:val="22"/>
-        </w:rPr>
-        <w:t xml:space="preserve">Pemilihan skala menjadi penentu pada aritmetika bilangan bulat. Skala yang terlalu kecil membuat resolusi kasar sehingga pembulatan merusak; skala yang terlalu besar membuat perhitungan meluap pada nilai ekstrem. Keduanya menghasilkan perilaku yang sulit dilacak karena hanya muncul pada keadaan tertentu.</w:t>
-      </w:r>
-    </w:p>
-    <w:p>
-      <w:pPr>
-        <w:spacing w:line="360" w:lineRule="auto" w:after="120"/>
-        <w:jc w:val="both"/>
-      </w:pPr>
-      <w:r>
-        <w:rPr>
-          <w:rFonts w:ascii="Arial" w:hAnsi="Arial" w:cs="Arial"/>
-          <w:b w:val="0"/>
-          <w:i w:val="0"/>
-          <w:sz w:val="22"/>
-        </w:rPr>
-        <w:t xml:space="preserve">Cara memeriksanya sederhana: jalankan controller dengan error yang sangat kecil dan amati apakah akumulator benar-benar bertambah, lalu jalankan dengan error terbesar yang mungkin dan amati apakah ada nilai yang meluap. Kedua uji itu murah dan menangkap sebagian besar persoalan aritmetika.</w:t>
-      </w:r>
-    </w:p>
-    <w:p>
-      <w:pPr>
-        <w:spacing w:before="40" w:after="120"/>
-        <w:jc w:val="center"/>
-      </w:pPr>
+        <w:t xml:space="preserve">batas = setengah frekuensi sampling   |   filter harus analog, sebelum sampling</w:t>
+      </w:r>
       <w:r>
         <w:rPr>
           <w:rFonts w:ascii="Arial" w:hAnsi="Arial" w:cs="Arial"/>
@@ -3683,7 +3632,8 @@
           <w:color w:val="305496"/>
           <w:sz w:val="22"/>
         </w:rPr>
-        <w:t xml:space="preserve">uji akumulator pada error terkecil dan terbesar yang mungkin</w:t>
+        <w:tab/>
+        <w:t xml:space="preserve">(3)</w:t>
       </w:r>
     </w:p>
     <w:p>
@@ -3699,76 +3649,67 @@
           <w:color w:val="2E4A7A"/>
           <w:sz w:val="24"/>
         </w:rPr>
-        <w:t xml:space="preserve">Menyusun Program Loop Kendali</w:t>
-      </w:r>
-    </w:p>
-    <w:p>
-      <w:pPr>
-        <w:spacing w:line="360" w:lineRule="auto" w:after="120"/>
-        <w:jc w:val="both"/>
-      </w:pPr>
-      <w:r>
-        <w:rPr>
-          <w:rFonts w:ascii="Arial" w:hAnsi="Arial" w:cs="Arial"/>
-          <w:b w:val="0"/>
-          <w:i w:val="0"/>
-          <w:sz w:val="22"/>
-        </w:rPr>
-        <w:t xml:space="preserve">Struktur program yang tertib membuat perilaku controller mudah diperiksa dan mudah diubah. Urutan yang lazim dalam satu langkah sampling: baca sensor, periksa keabsahan data, hitung error, hitung keluaran controller, batasi keluaran, kirim ke actuator, lalu perbarui keadaan internal.</w:t>
-      </w:r>
-    </w:p>
-    <w:p>
-      <w:pPr>
-        <w:spacing w:line="360" w:lineRule="auto" w:after="120"/>
-        <w:jc w:val="both"/>
-      </w:pPr>
-      <w:r>
-        <w:rPr>
-          <w:rFonts w:ascii="Arial" w:hAnsi="Arial" w:cs="Arial"/>
-          <w:b w:val="0"/>
-          <w:i w:val="0"/>
-          <w:sz w:val="22"/>
-        </w:rPr>
-        <w:t xml:space="preserve">Menempatkan pembatasan keluaran sebelum pengiriman dan sebelum pembaruan akumulator bukan urutan sembarang. Justru urutan itulah yang memungkinkan anti-windup bekerja, karena akumulator dapat disesuaikan berdasarkan selisih antara keluaran yang diminta dan yang benar-benar dikirim.</w:t>
-      </w:r>
-    </w:p>
-    <w:p>
-      <w:pPr>
-        <w:spacing w:line="360" w:lineRule="auto" w:after="120"/>
-        <w:jc w:val="both"/>
-      </w:pPr>
-      <w:r>
-        <w:rPr>
-          <w:rFonts w:ascii="Arial" w:hAnsi="Arial" w:cs="Arial"/>
-          <w:b w:val="0"/>
-          <w:i w:val="0"/>
-          <w:sz w:val="22"/>
-        </w:rPr>
-        <w:t xml:space="preserve">Pemeriksaan keabsahan data perlu dilakukan sebelum perhitungan, bukan sesudah. Nilai sensor di luar rentang wajar atau yang tidak berubah sama sekali selama beberapa langkah sampling menandakan kegagalan, dan controller harus memiliki perilaku yang ditetapkan untuk keadaan itu alih-alih menghitung atas data yang tidak sahih.</w:t>
-      </w:r>
-    </w:p>
-    <w:p>
-      <w:pPr>
-        <w:spacing w:line="360" w:lineRule="auto" w:after="120"/>
-        <w:jc w:val="both"/>
-      </w:pPr>
-      <w:r>
-        <w:rPr>
-          <w:rFonts w:ascii="Arial" w:hAnsi="Arial" w:cs="Arial"/>
-          <w:b w:val="0"/>
-          <w:i w:val="0"/>
-          <w:sz w:val="22"/>
-        </w:rPr>
-        <w:t xml:space="preserve">Memisahkan fungsi perhitungan dari kode yang berurusan dengan perangkat membuat pengujian jauh lebih mudah. Fungsi perhitungan dapat dijalankan dengan masukan yang ditentukan dan keluarannya diperiksa, tanpa memerlukan perangkat sasaran sama sekali.</w:t>
-      </w:r>
-      <w:r>
-        <w:rPr>
-          <w:rFonts w:ascii="Arial" w:hAnsi="Arial" w:cs="Arial"/>
-          <w:b w:val="0"/>
-          <w:i w:val="0"/>
-          <w:sz w:val="22"/>
-        </w:rPr>
-        <w:t xml:space="preserve"> Rangkuman kuantitatifnya tertulis pada Persamaan (4).</w:t>
+        <w:t xml:space="preserve">Aritmetika Terbatas dan Pemilihan Skala</w:t>
+      </w:r>
+    </w:p>
+    <w:p>
+      <w:pPr>
+        <w:spacing w:line="360" w:lineRule="auto" w:after="120"/>
+        <w:jc w:val="both"/>
+      </w:pPr>
+      <w:r>
+        <w:rPr>
+          <w:rFonts w:ascii="Arial" w:hAnsi="Arial" w:cs="Arial"/>
+          <w:b w:val="0"/>
+          <w:i w:val="0"/>
+          <w:sz w:val="22"/>
+        </w:rPr>
+        <w:t xml:space="preserve">Perhitungan di perangkat sasaran tidak pernah persis. Bilangan pecahan memiliki jumlah angka berarti yang terbatas, dan pada perangkat kecil perhitungan sering dilakukan dengan bilangan bulat berskala demi kecepatan.</w:t>
+      </w:r>
+    </w:p>
+    <w:p>
+      <w:pPr>
+        <w:spacing w:line="360" w:lineRule="auto" w:after="120"/>
+        <w:jc w:val="both"/>
+      </w:pPr>
+      <w:r>
+        <w:rPr>
+          <w:rFonts w:ascii="Arial" w:hAnsi="Arial" w:cs="Arial"/>
+          <w:b w:val="0"/>
+          <w:i w:val="0"/>
+          <w:sz w:val="22"/>
+        </w:rPr>
+        <w:t xml:space="preserve">Akibat yang paling sering muncul berkaitan dengan aksi integral. Bila tambahan per langkah sampling jauh lebih kecil daripada resolusi bilangan yang dipakai, tambahan itu hilang akibat pembulatan dan akumulator tidak pernah bertambah. Gejalanya khas: error tunak yang tidak pernah hilang meskipun aksi integral tampak aktif.</w:t>
+      </w:r>
+    </w:p>
+    <w:p>
+      <w:pPr>
+        <w:spacing w:line="360" w:lineRule="auto" w:after="120"/>
+        <w:jc w:val="both"/>
+      </w:pPr>
+      <w:r>
+        <w:rPr>
+          <w:rFonts w:ascii="Arial" w:hAnsi="Arial" w:cs="Arial"/>
+          <w:b w:val="0"/>
+          <w:i w:val="0"/>
+          <w:sz w:val="22"/>
+        </w:rPr>
+        <w:t xml:space="preserve">Pemilihan skala menjadi penentu pada aritmetika bilangan bulat. Skala yang terlalu kecil membuat resolusi kasar sehingga pembulatan merusak; skala yang terlalu besar membuat perhitungan meluap pada nilai ekstrem. Keduanya menghasilkan perilaku yang sulit dilacak karena hanya muncul pada keadaan tertentu.</w:t>
+      </w:r>
+    </w:p>
+    <w:p>
+      <w:pPr>
+        <w:spacing w:line="360" w:lineRule="auto" w:after="120"/>
+        <w:jc w:val="both"/>
+      </w:pPr>
+      <w:r>
+        <w:rPr>
+          <w:rFonts w:ascii="Arial" w:hAnsi="Arial" w:cs="Arial"/>
+          <w:b w:val="0"/>
+          <w:i w:val="0"/>
+          <w:sz w:val="22"/>
+        </w:rPr>
+        <w:t xml:space="preserve">Cara memeriksanya sederhana: jalankan controller dengan error yang sangat kecil dan amati apakah akumulator benar-benar bertambah, lalu jalankan dengan error terbesar yang mungkin dan amati apakah ada nilai yang meluap. Kedua uji itu murah dan menangkap sebagian besar persoalan aritmetika.</w:t>
       </w:r>
     </w:p>
     <w:p>
@@ -3784,8 +3725,102 @@
           <w:color w:val="305496"/>
           <w:sz w:val="22"/>
         </w:rPr>
-        <w:t xml:space="preserve">baca → periksa → hitung → batasi → kirim → perbarui akumulator</w:t>
-      </w:r>
+        <w:t xml:space="preserve">uji akumulator pada error terkecil dan terbesar yang mungkin</w:t>
+      </w:r>
+    </w:p>
+    <w:p>
+      <w:pPr>
+        <w:keepNext/>
+        <w:spacing w:before="200" w:after="80"/>
+      </w:pPr>
+      <w:r>
+        <w:rPr>
+          <w:rFonts w:ascii="Arial" w:hAnsi="Arial" w:cs="Arial"/>
+          <w:b/>
+          <w:i w:val="0"/>
+          <w:color w:val="2E4A7A"/>
+          <w:sz w:val="24"/>
+        </w:rPr>
+        <w:t xml:space="preserve">Menyusun Program Loop Kendali</w:t>
+      </w:r>
+    </w:p>
+    <w:p>
+      <w:pPr>
+        <w:spacing w:line="360" w:lineRule="auto" w:after="120"/>
+        <w:jc w:val="both"/>
+      </w:pPr>
+      <w:r>
+        <w:rPr>
+          <w:rFonts w:ascii="Arial" w:hAnsi="Arial" w:cs="Arial"/>
+          <w:b w:val="0"/>
+          <w:i w:val="0"/>
+          <w:sz w:val="22"/>
+        </w:rPr>
+        <w:t xml:space="preserve">Struktur program yang tertib membuat perilaku controller mudah diperiksa dan mudah diubah. Urutan yang lazim dalam satu langkah sampling: baca sensor, periksa keabsahan data, hitung error, hitung keluaran controller, batasi keluaran, kirim ke actuator, lalu perbarui keadaan internal.</w:t>
+      </w:r>
+    </w:p>
+    <w:p>
+      <w:pPr>
+        <w:spacing w:line="360" w:lineRule="auto" w:after="120"/>
+        <w:jc w:val="both"/>
+      </w:pPr>
+      <w:r>
+        <w:rPr>
+          <w:rFonts w:ascii="Arial" w:hAnsi="Arial" w:cs="Arial"/>
+          <w:b w:val="0"/>
+          <w:i w:val="0"/>
+          <w:sz w:val="22"/>
+        </w:rPr>
+        <w:t xml:space="preserve">Menempatkan pembatasan keluaran sebelum pengiriman dan sebelum pembaruan akumulator bukan urutan sembarang. Justru urutan itulah yang memungkinkan anti-windup bekerja, karena akumulator dapat disesuaikan berdasarkan selisih antara keluaran yang diminta dan yang benar-benar dikirim.</w:t>
+      </w:r>
+    </w:p>
+    <w:p>
+      <w:pPr>
+        <w:spacing w:line="360" w:lineRule="auto" w:after="120"/>
+        <w:jc w:val="both"/>
+      </w:pPr>
+      <w:r>
+        <w:rPr>
+          <w:rFonts w:ascii="Arial" w:hAnsi="Arial" w:cs="Arial"/>
+          <w:b w:val="0"/>
+          <w:i w:val="0"/>
+          <w:sz w:val="22"/>
+        </w:rPr>
+        <w:t xml:space="preserve">Pemeriksaan keabsahan data perlu dilakukan sebelum perhitungan, bukan sesudah. Nilai sensor di luar rentang wajar atau yang tidak berubah sama sekali selama beberapa langkah sampling menandakan kegagalan, dan controller harus memiliki perilaku yang ditetapkan untuk keadaan itu alih-alih menghitung atas data yang tidak sahih.</w:t>
+      </w:r>
+    </w:p>
+    <w:p>
+      <w:pPr>
+        <w:spacing w:line="360" w:lineRule="auto" w:after="120"/>
+        <w:jc w:val="both"/>
+      </w:pPr>
+      <w:r>
+        <w:rPr>
+          <w:rFonts w:ascii="Arial" w:hAnsi="Arial" w:cs="Arial"/>
+          <w:b w:val="0"/>
+          <w:i w:val="0"/>
+          <w:sz w:val="22"/>
+        </w:rPr>
+        <w:t xml:space="preserve">Memisahkan fungsi perhitungan dari kode yang berurusan dengan perangkat membuat pengujian jauh lebih mudah. Fungsi perhitungan dapat dijalankan dengan masukan yang ditentukan dan keluarannya diperiksa, tanpa memerlukan perangkat sasaran sama sekali.</w:t>
+      </w:r>
+      <w:r>
+        <w:rPr>
+          <w:rFonts w:ascii="Arial" w:hAnsi="Arial" w:cs="Arial"/>
+          <w:b w:val="0"/>
+          <w:i w:val="0"/>
+          <w:sz w:val="22"/>
+        </w:rPr>
+        <w:t xml:space="preserve"> Rangkuman kuantitatifnya tertulis pada Persamaan (4).</w:t>
+      </w:r>
+    </w:p>
+    <w:p>
+      <w:pPr>
+        <w:tabs>
+          <w:tab w:val="center" w:pos="4393"/>
+          <w:tab w:val="right" w:pos="8787"/>
+        </w:tabs>
+        <w:spacing w:before="40" w:after="120"/>
+      </w:pPr>
       <w:r>
         <w:rPr>
           <w:rFonts w:ascii="Arial" w:hAnsi="Arial" w:cs="Arial"/>
@@ -3794,7 +3829,28 @@
           <w:color w:val="305496"/>
           <w:sz w:val="22"/>
         </w:rPr>
-        <w:t xml:space="preserve">   (4)</w:t>
+        <w:tab/>
+      </w:r>
+      <w:r>
+        <w:rPr>
+          <w:rFonts w:ascii="Arial" w:hAnsi="Arial" w:cs="Arial"/>
+          <w:b/>
+          <w:i/>
+          <w:color w:val="305496"/>
+          <w:sz w:val="22"/>
+        </w:rPr>
+        <w:t xml:space="preserve">baca → periksa → hitung → batasi → kirim → perbarui akumulator</w:t>
+      </w:r>
+      <w:r>
+        <w:rPr>
+          <w:rFonts w:ascii="Arial" w:hAnsi="Arial" w:cs="Arial"/>
+          <w:b/>
+          <w:i/>
+          <w:color w:val="305496"/>
+          <w:sz w:val="22"/>
+        </w:rPr>
+        <w:tab/>
+        <w:t xml:space="preserve">(4)</w:t>
       </w:r>
     </w:p>
     <w:p>
@@ -3956,8 +4012,11 @@
     </w:p>
     <w:p>
       <w:pPr>
+        <w:tabs>
+          <w:tab w:val="center" w:pos="4393"/>
+          <w:tab w:val="right" w:pos="8787"/>
+        </w:tabs>
         <w:spacing w:before="40" w:after="120"/>
-        <w:jc w:val="center"/>
       </w:pPr>
       <w:r>
         <w:rPr>
@@ -3967,7 +4026,7 @@
           <w:color w:val="305496"/>
           <w:sz w:val="22"/>
         </w:rPr>
-        <w:t xml:space="preserve">telusuri: keteraturan sampling → sinyal kendali → banding dengan simulasi</w:t>
+        <w:tab/>
       </w:r>
       <w:r>
         <w:rPr>
@@ -3977,7 +4036,18 @@
           <w:color w:val="305496"/>
           <w:sz w:val="22"/>
         </w:rPr>
-        <w:t xml:space="preserve">   (5)</w:t>
+        <w:t xml:space="preserve">telusuri: keteraturan sampling → sinyal kendali → banding dengan simulasi</w:t>
+      </w:r>
+      <w:r>
+        <w:rPr>
+          <w:rFonts w:ascii="Arial" w:hAnsi="Arial" w:cs="Arial"/>
+          <w:b/>
+          <w:i/>
+          <w:color w:val="305496"/>
+          <w:sz w:val="22"/>
+        </w:rPr>
+        <w:tab/>
+        <w:t xml:space="preserve">(5)</w:t>
       </w:r>
     </w:p>
     <w:p>
@@ -4044,8 +4114,11 @@
     </w:p>
     <w:p>
       <w:pPr>
+        <w:tabs>
+          <w:tab w:val="center" w:pos="4393"/>
+          <w:tab w:val="right" w:pos="8787"/>
+        </w:tabs>
         <w:spacing w:before="40" w:after="120"/>
-        <w:jc w:val="center"/>
       </w:pPr>
       <w:r>
         <w:rPr>
@@ -4055,7 +4128,7 @@
           <w:color w:val="305496"/>
           <w:sz w:val="22"/>
         </w:rPr>
-        <w:t xml:space="preserve">u(t) = Kp·e + Ki·integral(e dt) + Kd·de/dt</w:t>
+        <w:tab/>
       </w:r>
       <w:r>
         <w:rPr>
@@ -4065,44 +4138,8 @@
           <w:color w:val="305496"/>
           <w:sz w:val="22"/>
         </w:rPr>
-        <w:t xml:space="preserve">   (6)</w:t>
-      </w:r>
-    </w:p>
-    <w:p>
-      <w:pPr>
-        <w:spacing w:line="360" w:lineRule="auto" w:after="120"/>
-        <w:jc w:val="both"/>
-      </w:pPr>
-      <w:r>
-        <w:rPr>
-          <w:rFonts w:ascii="Arial" w:hAnsi="Arial" w:cs="Arial"/>
-          <w:b w:val="0"/>
-          <w:i w:val="0"/>
-          <w:sz w:val="22"/>
-        </w:rPr>
-        <w:t xml:space="preserve">Tiga aksi bekerja atas error yang sama.</w:t>
-      </w:r>
-    </w:p>
-    <w:p>
-      <w:pPr>
-        <w:spacing w:line="360" w:lineRule="auto" w:after="120"/>
-        <w:jc w:val="both"/>
-      </w:pPr>
-      <w:r>
-        <w:rPr>
-          <w:rFonts w:ascii="Arial" w:hAnsi="Arial" w:cs="Arial"/>
-          <w:b w:val="0"/>
-          <w:i w:val="0"/>
-          <w:sz w:val="22"/>
-        </w:rPr>
-        <w:t xml:space="preserve">2. Dekati integral</w:t>
-      </w:r>
-    </w:p>
-    <w:p>
-      <w:pPr>
-        <w:spacing w:before="40" w:after="120"/>
-        <w:jc w:val="center"/>
-      </w:pPr>
+        <w:t xml:space="preserve">u(t) = Kp·e + Ki·integral(e dt) + Kd·de/dt</w:t>
+      </w:r>
       <w:r>
         <w:rPr>
           <w:rFonts w:ascii="Arial" w:hAnsi="Arial" w:cs="Arial"/>
@@ -4111,8 +4148,45 @@
           <w:color w:val="305496"/>
           <w:sz w:val="22"/>
         </w:rPr>
-        <w:t xml:space="preserve">integral(e dt) ~ sum(</w:t>
-      </w:r>
+        <w:tab/>
+        <w:t xml:space="preserve">(6)</w:t>
+      </w:r>
+    </w:p>
+    <w:p>
+      <w:pPr>
+        <w:spacing w:line="360" w:lineRule="auto" w:after="120"/>
+        <w:jc w:val="both"/>
+      </w:pPr>
+      <w:r>
+        <w:rPr>
+          <w:rFonts w:ascii="Arial" w:hAnsi="Arial" w:cs="Arial"/>
+          <w:b w:val="0"/>
+          <w:i w:val="0"/>
+          <w:sz w:val="22"/>
+        </w:rPr>
+        <w:t xml:space="preserve">Tiga aksi bekerja atas error yang sama.</w:t>
+      </w:r>
+    </w:p>
+    <w:p>
+      <w:pPr>
+        <w:spacing w:line="360" w:lineRule="auto" w:after="120"/>
+        <w:jc w:val="both"/>
+      </w:pPr>
+      <w:r>
+        <w:rPr>
+          <w:rFonts w:ascii="Arial" w:hAnsi="Arial" w:cs="Arial"/>
+          <w:b w:val="0"/>
+          <w:i w:val="0"/>
+          <w:sz w:val="22"/>
+        </w:rPr>
+        <w:t xml:space="preserve">2. Dekati integral</w:t>
+      </w:r>
+    </w:p>
+    <w:p>
+      <w:pPr>
+        <w:spacing w:before="40" w:after="120"/>
+        <w:jc w:val="center"/>
+      </w:pPr>
       <w:r>
         <w:rPr>
           <w:rFonts w:ascii="Arial" w:hAnsi="Arial" w:cs="Arial"/>
@@ -4121,7 +4195,7 @@
           <w:color w:val="305496"/>
           <w:sz w:val="22"/>
         </w:rPr>
-        <w:t xml:space="preserve">e</w:t>
+        <w:t xml:space="preserve">integral(e dt) ~ sum(</w:t>
       </w:r>
       <w:r>
         <w:rPr>
@@ -4130,9 +4204,8 @@
           <w:i/>
           <w:color w:val="305496"/>
           <w:sz w:val="22"/>
-          <w:vertAlign w:val="subscript"/>
-        </w:rPr>
-        <w:t xml:space="preserve">k</w:t>
+        </w:rPr>
+        <w:t xml:space="preserve">e</w:t>
       </w:r>
       <w:r>
         <w:rPr>
@@ -4141,45 +4214,10 @@
           <w:i/>
           <w:color w:val="305496"/>
           <w:sz w:val="22"/>
-        </w:rPr>
-        <w:t xml:space="preserve">·T)</w:t>
-      </w:r>
-    </w:p>
-    <w:p>
-      <w:pPr>
-        <w:spacing w:line="360" w:lineRule="auto" w:after="120"/>
-        <w:jc w:val="both"/>
-      </w:pPr>
-      <w:r>
-        <w:rPr>
-          <w:rFonts w:ascii="Arial" w:hAnsi="Arial" w:cs="Arial"/>
-          <w:b w:val="0"/>
-          <w:i w:val="0"/>
-          <w:sz w:val="22"/>
-        </w:rPr>
-        <w:t xml:space="preserve">Luas di bawah kurva didekati sebagai jumlah persegi selebar T.</w:t>
-      </w:r>
-    </w:p>
-    <w:p>
-      <w:pPr>
-        <w:spacing w:line="360" w:lineRule="auto" w:after="120"/>
-        <w:jc w:val="both"/>
-      </w:pPr>
-      <w:r>
-        <w:rPr>
-          <w:rFonts w:ascii="Arial" w:hAnsi="Arial" w:cs="Arial"/>
-          <w:b w:val="0"/>
-          <w:i w:val="0"/>
-          <w:sz w:val="22"/>
-        </w:rPr>
-        <w:t xml:space="preserve">3. Dekati turunan</w:t>
-      </w:r>
-    </w:p>
-    <w:p>
-      <w:pPr>
-        <w:spacing w:before="40" w:after="120"/>
-        <w:jc w:val="center"/>
-      </w:pPr>
+          <w:vertAlign w:val="subscript"/>
+        </w:rPr>
+        <w:t xml:space="preserve">k</w:t>
+      </w:r>
       <w:r>
         <w:rPr>
           <w:rFonts w:ascii="Arial" w:hAnsi="Arial" w:cs="Arial"/>
@@ -4188,8 +4226,44 @@
           <w:color w:val="305496"/>
           <w:sz w:val="22"/>
         </w:rPr>
-        <w:t xml:space="preserve">de/dt ~ (</w:t>
-      </w:r>
+        <w:t xml:space="preserve">·T)</w:t>
+      </w:r>
+    </w:p>
+    <w:p>
+      <w:pPr>
+        <w:spacing w:line="360" w:lineRule="auto" w:after="120"/>
+        <w:jc w:val="both"/>
+      </w:pPr>
+      <w:r>
+        <w:rPr>
+          <w:rFonts w:ascii="Arial" w:hAnsi="Arial" w:cs="Arial"/>
+          <w:b w:val="0"/>
+          <w:i w:val="0"/>
+          <w:sz w:val="22"/>
+        </w:rPr>
+        <w:t xml:space="preserve">Luas di bawah kurva didekati sebagai jumlah persegi selebar T.</w:t>
+      </w:r>
+    </w:p>
+    <w:p>
+      <w:pPr>
+        <w:spacing w:line="360" w:lineRule="auto" w:after="120"/>
+        <w:jc w:val="both"/>
+      </w:pPr>
+      <w:r>
+        <w:rPr>
+          <w:rFonts w:ascii="Arial" w:hAnsi="Arial" w:cs="Arial"/>
+          <w:b w:val="0"/>
+          <w:i w:val="0"/>
+          <w:sz w:val="22"/>
+        </w:rPr>
+        <w:t xml:space="preserve">3. Dekati turunan</w:t>
+      </w:r>
+    </w:p>
+    <w:p>
+      <w:pPr>
+        <w:spacing w:before="40" w:after="120"/>
+        <w:jc w:val="center"/>
+      </w:pPr>
       <w:r>
         <w:rPr>
           <w:rFonts w:ascii="Arial" w:hAnsi="Arial" w:cs="Arial"/>
@@ -4198,7 +4272,7 @@
           <w:color w:val="305496"/>
           <w:sz w:val="22"/>
         </w:rPr>
-        <w:t xml:space="preserve">e</w:t>
+        <w:t xml:space="preserve">de/dt ~ (</w:t>
       </w:r>
       <w:r>
         <w:rPr>
@@ -4207,9 +4281,8 @@
           <w:i/>
           <w:color w:val="305496"/>
           <w:sz w:val="22"/>
-          <w:vertAlign w:val="subscript"/>
-        </w:rPr>
-        <w:t xml:space="preserve">k</w:t>
+        </w:rPr>
+        <w:t xml:space="preserve">e</w:t>
       </w:r>
       <w:r>
         <w:rPr>
@@ -4218,54 +4291,10 @@
           <w:i/>
           <w:color w:val="305496"/>
           <w:sz w:val="22"/>
-        </w:rPr>
-        <w:t xml:space="preserve"> - e_(k-1))/T</w:t>
-      </w:r>
-    </w:p>
-    <w:p>
-      <w:pPr>
-        <w:spacing w:line="360" w:lineRule="auto" w:after="120"/>
-        <w:jc w:val="both"/>
-      </w:pPr>
-      <w:r>
-        <w:rPr>
-          <w:rFonts w:ascii="Arial" w:hAnsi="Arial" w:cs="Arial"/>
-          <w:b w:val="0"/>
-          <w:i w:val="0"/>
-          <w:sz w:val="22"/>
-        </w:rPr>
-        <w:t xml:space="preserve">Selisih dua sampel berurutan dibagi selang waktunya.</w:t>
-      </w:r>
-      <w:r>
-        <w:rPr>
-          <w:rFonts w:ascii="Arial" w:hAnsi="Arial" w:cs="Arial"/>
-          <w:b w:val="0"/>
-          <w:i w:val="0"/>
-          <w:sz w:val="22"/>
-        </w:rPr>
-        <w:t xml:space="preserve"> Persamaan (7) memadatkan aturan tersebut.</w:t>
-      </w:r>
-    </w:p>
-    <w:p>
-      <w:pPr>
-        <w:spacing w:line="360" w:lineRule="auto" w:after="120"/>
-        <w:jc w:val="both"/>
-      </w:pPr>
-      <w:r>
-        <w:rPr>
-          <w:rFonts w:ascii="Arial" w:hAnsi="Arial" w:cs="Arial"/>
-          <w:b w:val="0"/>
-          <w:i w:val="0"/>
-          <w:sz w:val="22"/>
-        </w:rPr>
-        <w:t xml:space="preserve">4. Bentuk posisi</w:t>
-      </w:r>
-    </w:p>
-    <w:p>
-      <w:pPr>
-        <w:spacing w:before="40" w:after="120"/>
-        <w:jc w:val="center"/>
-      </w:pPr>
+          <w:vertAlign w:val="subscript"/>
+        </w:rPr>
+        <w:t xml:space="preserve">k</w:t>
+      </w:r>
       <w:r>
         <w:rPr>
           <w:rFonts w:ascii="Arial" w:hAnsi="Arial" w:cs="Arial"/>
@@ -4274,8 +4303,56 @@
           <w:color w:val="305496"/>
           <w:sz w:val="22"/>
         </w:rPr>
-        <w:t xml:space="preserve"/>
-      </w:r>
+        <w:t xml:space="preserve"> - e_(k-1))/T</w:t>
+      </w:r>
+    </w:p>
+    <w:p>
+      <w:pPr>
+        <w:spacing w:line="360" w:lineRule="auto" w:after="120"/>
+        <w:jc w:val="both"/>
+      </w:pPr>
+      <w:r>
+        <w:rPr>
+          <w:rFonts w:ascii="Arial" w:hAnsi="Arial" w:cs="Arial"/>
+          <w:b w:val="0"/>
+          <w:i w:val="0"/>
+          <w:sz w:val="22"/>
+        </w:rPr>
+        <w:t xml:space="preserve">Selisih dua sampel berurutan dibagi selang waktunya.</w:t>
+      </w:r>
+      <w:r>
+        <w:rPr>
+          <w:rFonts w:ascii="Arial" w:hAnsi="Arial" w:cs="Arial"/>
+          <w:b w:val="0"/>
+          <w:i w:val="0"/>
+          <w:sz w:val="22"/>
+        </w:rPr>
+        <w:t xml:space="preserve"> Persamaan (7) memadatkan aturan tersebut.</w:t>
+      </w:r>
+    </w:p>
+    <w:p>
+      <w:pPr>
+        <w:spacing w:line="360" w:lineRule="auto" w:after="120"/>
+        <w:jc w:val="both"/>
+      </w:pPr>
+      <w:r>
+        <w:rPr>
+          <w:rFonts w:ascii="Arial" w:hAnsi="Arial" w:cs="Arial"/>
+          <w:b w:val="0"/>
+          <w:i w:val="0"/>
+          <w:sz w:val="22"/>
+        </w:rPr>
+        <w:t xml:space="preserve">4. Bentuk posisi</w:t>
+      </w:r>
+    </w:p>
+    <w:p>
+      <w:pPr>
+        <w:tabs>
+          <w:tab w:val="center" w:pos="4393"/>
+          <w:tab w:val="right" w:pos="8787"/>
+        </w:tabs>
+        <w:spacing w:before="40" w:after="120"/>
+      </w:pPr>
       <w:r>
         <w:rPr>
           <w:rFonts w:ascii="Arial" w:hAnsi="Arial" w:cs="Arial"/>
@@ -4284,7 +4361,7 @@
           <w:color w:val="305496"/>
           <w:sz w:val="22"/>
         </w:rPr>
-        <w:t xml:space="preserve">u</w:t>
+        <w:tab/>
       </w:r>
       <w:r>
         <w:rPr>
@@ -4293,9 +4370,8 @@
           <w:i/>
           <w:color w:val="305496"/>
           <w:sz w:val="22"/>
-          <w:vertAlign w:val="subscript"/>
-        </w:rPr>
-        <w:t xml:space="preserve">k</w:t>
+        </w:rPr>
+        <w:t xml:space="preserve"/>
       </w:r>
       <w:r>
         <w:rPr>
@@ -4305,7 +4381,7 @@
           <w:color w:val="305496"/>
           <w:sz w:val="22"/>
         </w:rPr>
-        <w:t xml:space="preserve"> = Kp·</w:t>
+        <w:t xml:space="preserve">u</w:t>
       </w:r>
       <w:r>
         <w:rPr>
@@ -4314,8 +4390,9 @@
           <w:i/>
           <w:color w:val="305496"/>
           <w:sz w:val="22"/>
-        </w:rPr>
-        <w:t xml:space="preserve">e</w:t>
+          <w:vertAlign w:val="subscript"/>
+        </w:rPr>
+        <w:t xml:space="preserve">k</w:t>
       </w:r>
       <w:r>
         <w:rPr>
@@ -4324,9 +4401,8 @@
           <w:i/>
           <w:color w:val="305496"/>
           <w:sz w:val="22"/>
-          <w:vertAlign w:val="subscript"/>
-        </w:rPr>
-        <w:t xml:space="preserve">k</w:t>
+        </w:rPr>
+        <w:t xml:space="preserve"> = Kp·</w:t>
       </w:r>
       <w:r>
         <w:rPr>
@@ -4336,7 +4412,7 @@
           <w:color w:val="305496"/>
           <w:sz w:val="22"/>
         </w:rPr>
-        <w:t xml:space="preserve"> + Ki·T·sum(e) + Kd·(</w:t>
+        <w:t xml:space="preserve">e</w:t>
       </w:r>
       <w:r>
         <w:rPr>
@@ -4345,8 +4421,9 @@
           <w:i/>
           <w:color w:val="305496"/>
           <w:sz w:val="22"/>
-        </w:rPr>
-        <w:t xml:space="preserve">e</w:t>
+          <w:vertAlign w:val="subscript"/>
+        </w:rPr>
+        <w:t xml:space="preserve">k</w:t>
       </w:r>
       <w:r>
         <w:rPr>
@@ -4355,9 +4432,8 @@
           <w:i/>
           <w:color w:val="305496"/>
           <w:sz w:val="22"/>
-          <w:vertAlign w:val="subscript"/>
-        </w:rPr>
-        <w:t xml:space="preserve">k</w:t>
+        </w:rPr>
+        <w:t xml:space="preserve"> + Ki·T·sum(e) + Kd·(</w:t>
       </w:r>
       <w:r>
         <w:rPr>
@@ -4367,7 +4443,7 @@
           <w:color w:val="305496"/>
           <w:sz w:val="22"/>
         </w:rPr>
-        <w:t xml:space="preserve"> - e_(k-1))/T</w:t>
+        <w:t xml:space="preserve">e</w:t>
       </w:r>
       <w:r>
         <w:rPr>
@@ -4376,54 +4452,10 @@
           <w:i/>
           <w:color w:val="305496"/>
           <w:sz w:val="22"/>
-        </w:rPr>
-        <w:t xml:space="preserve">   (7)</w:t>
-      </w:r>
-    </w:p>
-    <w:p>
-      <w:pPr>
-        <w:spacing w:line="360" w:lineRule="auto" w:after="120"/>
-        <w:jc w:val="both"/>
-      </w:pPr>
-      <w:r>
-        <w:rPr>
-          <w:rFonts w:ascii="Arial" w:hAnsi="Arial" w:cs="Arial"/>
-          <w:b w:val="0"/>
-          <w:i w:val="0"/>
-          <w:sz w:val="22"/>
-        </w:rPr>
-        <w:t xml:space="preserve">Menghitung keluaran secara mutlak; memerlukan penanganan windup tersendiri.</w:t>
-      </w:r>
-      <w:r>
-        <w:rPr>
-          <w:rFonts w:ascii="Arial" w:hAnsi="Arial" w:cs="Arial"/>
-          <w:b w:val="0"/>
-          <w:i w:val="0"/>
-          <w:sz w:val="22"/>
-        </w:rPr>
-        <w:t xml:space="preserve"> Rangkuman kuantitatifnya tertulis pada Persamaan (8).</w:t>
-      </w:r>
-    </w:p>
-    <w:p>
-      <w:pPr>
-        <w:spacing w:line="360" w:lineRule="auto" w:after="120"/>
-        <w:jc w:val="both"/>
-      </w:pPr>
-      <w:r>
-        <w:rPr>
-          <w:rFonts w:ascii="Arial" w:hAnsi="Arial" w:cs="Arial"/>
-          <w:b w:val="0"/>
-          <w:i w:val="0"/>
-          <w:sz w:val="22"/>
-        </w:rPr>
-        <w:t xml:space="preserve">5. Bentuk kenaikan</w:t>
-      </w:r>
-    </w:p>
-    <w:p>
-      <w:pPr>
-        <w:spacing w:before="40" w:after="120"/>
-        <w:jc w:val="center"/>
-      </w:pPr>
+          <w:vertAlign w:val="subscript"/>
+        </w:rPr>
+        <w:t xml:space="preserve">k</w:t>
+      </w:r>
       <w:r>
         <w:rPr>
           <w:rFonts w:ascii="Arial" w:hAnsi="Arial" w:cs="Arial"/>
@@ -4432,7 +4464,7 @@
           <w:color w:val="305496"/>
           <w:sz w:val="22"/>
         </w:rPr>
-        <w:t xml:space="preserve">du = Kp·(</w:t>
+        <w:t xml:space="preserve"> - e_(k-1))/T</w:t>
       </w:r>
       <w:r>
         <w:rPr>
@@ -4442,8 +4474,57 @@
           <w:color w:val="305496"/>
           <w:sz w:val="22"/>
         </w:rPr>
-        <w:t xml:space="preserve">e</w:t>
-      </w:r>
+        <w:tab/>
+        <w:t xml:space="preserve">(7)</w:t>
+      </w:r>
+    </w:p>
+    <w:p>
+      <w:pPr>
+        <w:spacing w:line="360" w:lineRule="auto" w:after="120"/>
+        <w:jc w:val="both"/>
+      </w:pPr>
+      <w:r>
+        <w:rPr>
+          <w:rFonts w:ascii="Arial" w:hAnsi="Arial" w:cs="Arial"/>
+          <w:b w:val="0"/>
+          <w:i w:val="0"/>
+          <w:sz w:val="22"/>
+        </w:rPr>
+        <w:t xml:space="preserve">Menghitung keluaran secara mutlak; memerlukan penanganan windup tersendiri.</w:t>
+      </w:r>
+      <w:r>
+        <w:rPr>
+          <w:rFonts w:ascii="Arial" w:hAnsi="Arial" w:cs="Arial"/>
+          <w:b w:val="0"/>
+          <w:i w:val="0"/>
+          <w:sz w:val="22"/>
+        </w:rPr>
+        <w:t xml:space="preserve"> Rangkuman kuantitatifnya tertulis pada Persamaan (8).</w:t>
+      </w:r>
+    </w:p>
+    <w:p>
+      <w:pPr>
+        <w:spacing w:line="360" w:lineRule="auto" w:after="120"/>
+        <w:jc w:val="both"/>
+      </w:pPr>
+      <w:r>
+        <w:rPr>
+          <w:rFonts w:ascii="Arial" w:hAnsi="Arial" w:cs="Arial"/>
+          <w:b w:val="0"/>
+          <w:i w:val="0"/>
+          <w:sz w:val="22"/>
+        </w:rPr>
+        <w:t xml:space="preserve">5. Bentuk kenaikan</w:t>
+      </w:r>
+    </w:p>
+    <w:p>
+      <w:pPr>
+        <w:tabs>
+          <w:tab w:val="center" w:pos="4393"/>
+          <w:tab w:val="right" w:pos="8787"/>
+        </w:tabs>
+        <w:spacing w:before="40" w:after="120"/>
+      </w:pPr>
       <w:r>
         <w:rPr>
           <w:rFonts w:ascii="Arial" w:hAnsi="Arial" w:cs="Arial"/>
@@ -4451,9 +4532,8 @@
           <w:i/>
           <w:color w:val="305496"/>
           <w:sz w:val="22"/>
-          <w:vertAlign w:val="subscript"/>
-        </w:rPr>
-        <w:t xml:space="preserve">k</w:t>
+        </w:rPr>
+        <w:tab/>
       </w:r>
       <w:r>
         <w:rPr>
@@ -4463,7 +4543,7 @@
           <w:color w:val="305496"/>
           <w:sz w:val="22"/>
         </w:rPr>
-        <w:t xml:space="preserve"> - e_(k-1)) + Ki·T·</w:t>
+        <w:t xml:space="preserve">du = Kp·(</w:t>
       </w:r>
       <w:r>
         <w:rPr>
@@ -4494,7 +4574,7 @@
           <w:color w:val="305496"/>
           <w:sz w:val="22"/>
         </w:rPr>
-        <w:t xml:space="preserve"> + Kd·(</w:t>
+        <w:t xml:space="preserve"> - e_(k-1)) + Ki·T·</w:t>
       </w:r>
       <w:r>
         <w:rPr>
@@ -4525,7 +4605,7 @@
           <w:color w:val="305496"/>
           <w:sz w:val="22"/>
         </w:rPr>
-        <w:t xml:space="preserve"> - 2·e_(k-1) + e_(k-2))/T</w:t>
+        <w:t xml:space="preserve"> + Kd·(</w:t>
       </w:r>
       <w:r>
         <w:rPr>
@@ -4535,81 +4615,8 @@
           <w:color w:val="305496"/>
           <w:sz w:val="22"/>
         </w:rPr>
-        <w:t xml:space="preserve">   (8)</w:t>
-      </w:r>
-    </w:p>
-    <w:p>
-      <w:pPr>
-        <w:spacing w:line="360" w:lineRule="auto" w:after="120"/>
-        <w:jc w:val="both"/>
-      </w:pPr>
-      <w:r>
-        <w:rPr>
-          <w:rFonts w:ascii="Arial" w:hAnsi="Arial" w:cs="Arial"/>
-          <w:b w:val="0"/>
-          <w:i w:val="0"/>
-          <w:sz w:val="22"/>
-        </w:rPr>
-        <w:t xml:space="preserve">Diperoleh dengan mengurangkan u_(k-1) dari </w:t>
-      </w:r>
-      <w:r>
-        <w:rPr>
-          <w:rFonts w:ascii="Arial" w:hAnsi="Arial" w:cs="Arial"/>
-          <w:b w:val="0"/>
-          <w:i w:val="0"/>
-          <w:sz w:val="22"/>
-        </w:rPr>
-        <w:t xml:space="preserve">u</w:t>
-      </w:r>
-      <w:r>
-        <w:rPr>
-          <w:rFonts w:ascii="Arial" w:hAnsi="Arial" w:cs="Arial"/>
-          <w:b w:val="0"/>
-          <w:i w:val="0"/>
-          <w:sz w:val="22"/>
-          <w:vertAlign w:val="subscript"/>
-        </w:rPr>
-        <w:t xml:space="preserve">k</w:t>
-      </w:r>
-      <w:r>
-        <w:rPr>
-          <w:rFonts w:ascii="Arial" w:hAnsi="Arial" w:cs="Arial"/>
-          <w:b w:val="0"/>
-          <w:i w:val="0"/>
-          <w:sz w:val="22"/>
-        </w:rPr>
-        <w:t xml:space="preserve">.</w:t>
-      </w:r>
-      <w:r>
-        <w:rPr>
-          <w:rFonts w:ascii="Arial" w:hAnsi="Arial" w:cs="Arial"/>
-          <w:b w:val="0"/>
-          <w:i w:val="0"/>
-          <w:sz w:val="22"/>
-        </w:rPr>
-        <w:t xml:space="preserve"> Hubungan ini dirangkum dalam Persamaan (9).</w:t>
-      </w:r>
-    </w:p>
-    <w:p>
-      <w:pPr>
-        <w:spacing w:line="360" w:lineRule="auto" w:after="120"/>
-        <w:jc w:val="both"/>
-      </w:pPr>
-      <w:r>
-        <w:rPr>
-          <w:rFonts w:ascii="Arial" w:hAnsi="Arial" w:cs="Arial"/>
-          <w:b w:val="0"/>
-          <w:i w:val="0"/>
-          <w:sz w:val="22"/>
-        </w:rPr>
-        <w:t xml:space="preserve">6. Keluaran akhir</w:t>
-      </w:r>
-    </w:p>
-    <w:p>
-      <w:pPr>
-        <w:spacing w:before="40" w:after="120"/>
-        <w:jc w:val="center"/>
-      </w:pPr>
+        <w:t xml:space="preserve">e</w:t>
+      </w:r>
       <w:r>
         <w:rPr>
           <w:rFonts w:ascii="Arial" w:hAnsi="Arial" w:cs="Arial"/>
@@ -4617,8 +4624,9 @@
           <w:i/>
           <w:color w:val="305496"/>
           <w:sz w:val="22"/>
-        </w:rPr>
-        <w:t xml:space="preserve"/>
+          <w:vertAlign w:val="subscript"/>
+        </w:rPr>
+        <w:t xml:space="preserve">k</w:t>
       </w:r>
       <w:r>
         <w:rPr>
@@ -4628,7 +4636,7 @@
           <w:color w:val="305496"/>
           <w:sz w:val="22"/>
         </w:rPr>
-        <w:t xml:space="preserve">u</w:t>
+        <w:t xml:space="preserve"> - 2·e_(k-1) + e_(k-2))/T</w:t>
       </w:r>
       <w:r>
         <w:rPr>
@@ -4637,10 +4645,86 @@
           <w:i/>
           <w:color w:val="305496"/>
           <w:sz w:val="22"/>
+        </w:rPr>
+        <w:tab/>
+        <w:t xml:space="preserve">(8)</w:t>
+      </w:r>
+    </w:p>
+    <w:p>
+      <w:pPr>
+        <w:spacing w:line="360" w:lineRule="auto" w:after="120"/>
+        <w:jc w:val="both"/>
+      </w:pPr>
+      <w:r>
+        <w:rPr>
+          <w:rFonts w:ascii="Arial" w:hAnsi="Arial" w:cs="Arial"/>
+          <w:b w:val="0"/>
+          <w:i w:val="0"/>
+          <w:sz w:val="22"/>
+        </w:rPr>
+        <w:t xml:space="preserve">Diperoleh dengan mengurangkan u_(k-1) dari </w:t>
+      </w:r>
+      <w:r>
+        <w:rPr>
+          <w:rFonts w:ascii="Arial" w:hAnsi="Arial" w:cs="Arial"/>
+          <w:b w:val="0"/>
+          <w:i w:val="0"/>
+          <w:sz w:val="22"/>
+        </w:rPr>
+        <w:t xml:space="preserve">u</w:t>
+      </w:r>
+      <w:r>
+        <w:rPr>
+          <w:rFonts w:ascii="Arial" w:hAnsi="Arial" w:cs="Arial"/>
+          <w:b w:val="0"/>
+          <w:i w:val="0"/>
+          <w:sz w:val="22"/>
           <w:vertAlign w:val="subscript"/>
         </w:rPr>
         <w:t xml:space="preserve">k</w:t>
       </w:r>
+      <w:r>
+        <w:rPr>
+          <w:rFonts w:ascii="Arial" w:hAnsi="Arial" w:cs="Arial"/>
+          <w:b w:val="0"/>
+          <w:i w:val="0"/>
+          <w:sz w:val="22"/>
+        </w:rPr>
+        <w:t xml:space="preserve">.</w:t>
+      </w:r>
+      <w:r>
+        <w:rPr>
+          <w:rFonts w:ascii="Arial" w:hAnsi="Arial" w:cs="Arial"/>
+          <w:b w:val="0"/>
+          <w:i w:val="0"/>
+          <w:sz w:val="22"/>
+        </w:rPr>
+        <w:t xml:space="preserve"> Hubungan ini dirangkum dalam Persamaan (9).</w:t>
+      </w:r>
+    </w:p>
+    <w:p>
+      <w:pPr>
+        <w:spacing w:line="360" w:lineRule="auto" w:after="120"/>
+        <w:jc w:val="both"/>
+      </w:pPr>
+      <w:r>
+        <w:rPr>
+          <w:rFonts w:ascii="Arial" w:hAnsi="Arial" w:cs="Arial"/>
+          <w:b w:val="0"/>
+          <w:i w:val="0"/>
+          <w:sz w:val="22"/>
+        </w:rPr>
+        <w:t xml:space="preserve">6. Keluaran akhir</w:t>
+      </w:r>
+    </w:p>
+    <w:p>
+      <w:pPr>
+        <w:tabs>
+          <w:tab w:val="center" w:pos="4393"/>
+          <w:tab w:val="right" w:pos="8787"/>
+        </w:tabs>
+        <w:spacing w:before="40" w:after="120"/>
+      </w:pPr>
       <w:r>
         <w:rPr>
           <w:rFonts w:ascii="Arial" w:hAnsi="Arial" w:cs="Arial"/>
@@ -4649,7 +4733,7 @@
           <w:color w:val="305496"/>
           <w:sz w:val="22"/>
         </w:rPr>
-        <w:t xml:space="preserve"> = u_(k-1) + du</w:t>
+        <w:tab/>
       </w:r>
       <w:r>
         <w:rPr>
@@ -4659,7 +4743,49 @@
           <w:color w:val="305496"/>
           <w:sz w:val="22"/>
         </w:rPr>
-        <w:t xml:space="preserve">   (9)</w:t>
+        <w:t xml:space="preserve"/>
+      </w:r>
+      <w:r>
+        <w:rPr>
+          <w:rFonts w:ascii="Arial" w:hAnsi="Arial" w:cs="Arial"/>
+          <w:b/>
+          <w:i/>
+          <w:color w:val="305496"/>
+          <w:sz w:val="22"/>
+        </w:rPr>
+        <w:t xml:space="preserve">u</w:t>
+      </w:r>
+      <w:r>
+        <w:rPr>
+          <w:rFonts w:ascii="Arial" w:hAnsi="Arial" w:cs="Arial"/>
+          <w:b/>
+          <w:i/>
+          <w:color w:val="305496"/>
+          <w:sz w:val="22"/>
+          <w:vertAlign w:val="subscript"/>
+        </w:rPr>
+        <w:t xml:space="preserve">k</w:t>
+      </w:r>
+      <w:r>
+        <w:rPr>
+          <w:rFonts w:ascii="Arial" w:hAnsi="Arial" w:cs="Arial"/>
+          <w:b/>
+          <w:i/>
+          <w:color w:val="305496"/>
+          <w:sz w:val="22"/>
+        </w:rPr>
+        <w:t xml:space="preserve"> = u_(k-1) + du</w:t>
+      </w:r>
+      <w:r>
+        <w:rPr>
+          <w:rFonts w:ascii="Arial" w:hAnsi="Arial" w:cs="Arial"/>
+          <w:b/>
+          <w:i/>
+          <w:color w:val="305496"/>
+          <w:sz w:val="22"/>
+        </w:rPr>
+        <w:tab/>
+        <w:t xml:space="preserve">(9)</w:t>
       </w:r>
     </w:p>
     <w:p>
@@ -4784,8 +4910,11 @@
     </w:p>
     <w:p>
       <w:pPr>
+        <w:tabs>
+          <w:tab w:val="center" w:pos="4393"/>
+          <w:tab w:val="right" w:pos="8787"/>
+        </w:tabs>
         <w:spacing w:before="40" w:after="120"/>
-        <w:jc w:val="center"/>
       </w:pPr>
       <w:r>
         <w:rPr>
@@ -4795,7 +4924,7 @@
           <w:color w:val="305496"/>
           <w:sz w:val="22"/>
         </w:rPr>
-        <w:t xml:space="preserve">T = </w:t>
+        <w:tab/>
       </w:r>
       <w:r>
         <w:rPr>
@@ -4805,7 +4934,7 @@
           <w:color w:val="305496"/>
           <w:sz w:val="22"/>
         </w:rPr>
-        <w:t xml:space="preserve">t</w:t>
+        <w:t xml:space="preserve">T = </w:t>
       </w:r>
       <w:r>
         <w:rPr>
@@ -4814,9 +4943,8 @@
           <w:i/>
           <w:color w:val="305496"/>
           <w:sz w:val="22"/>
-          <w:vertAlign w:val="subscript"/>
-        </w:rPr>
-        <w:t xml:space="preserve">r</w:t>
+        </w:rPr>
+        <w:t xml:space="preserve">t</w:t>
       </w:r>
       <w:r>
         <w:rPr>
@@ -4825,8 +4953,9 @@
           <w:i/>
           <w:color w:val="305496"/>
           <w:sz w:val="22"/>
-        </w:rPr>
-        <w:t xml:space="preserve">/30 = 0,4/30</w:t>
+          <w:vertAlign w:val="subscript"/>
+        </w:rPr>
+        <w:t xml:space="preserve">r</w:t>
       </w:r>
       <w:r>
         <w:rPr>
@@ -4836,53 +4965,8 @@
           <w:color w:val="305496"/>
           <w:sz w:val="22"/>
         </w:rPr>
-        <w:t xml:space="preserve">   (10)</w:t>
-      </w:r>
-    </w:p>
-    <w:p>
-      <w:pPr>
-        <w:spacing w:line="360" w:lineRule="auto" w:after="120"/>
-        <w:jc w:val="both"/>
-      </w:pPr>
-      <w:r>
-        <w:rPr>
-          <w:rFonts w:ascii="Arial" w:hAnsi="Arial" w:cs="Arial"/>
-          <w:b w:val="0"/>
-          <w:i w:val="0"/>
-          <w:sz w:val="22"/>
-        </w:rPr>
-        <w:t xml:space="preserve">Diambil tiga puluh sampel sepanjang waktu naik, di tengah rentang anjuran.</w:t>
-      </w:r>
-      <w:r>
-        <w:rPr>
-          <w:rFonts w:ascii="Arial" w:hAnsi="Arial" w:cs="Arial"/>
-          <w:b w:val="0"/>
-          <w:i w:val="0"/>
-          <w:sz w:val="22"/>
-        </w:rPr>
-        <w:t xml:space="preserve"> Persamaan (11) memadatkan aturan tersebut.</w:t>
-      </w:r>
-    </w:p>
-    <w:p>
-      <w:pPr>
-        <w:spacing w:line="360" w:lineRule="auto" w:after="120"/>
-        <w:jc w:val="both"/>
-      </w:pPr>
-      <w:r>
-        <w:rPr>
-          <w:rFonts w:ascii="Arial" w:hAnsi="Arial" w:cs="Arial"/>
-          <w:b w:val="0"/>
-          <w:i w:val="0"/>
-          <w:sz w:val="22"/>
-        </w:rPr>
-        <w:t xml:space="preserve">2. Hitung waktu sampling</w:t>
-      </w:r>
-    </w:p>
-    <w:p>
-      <w:pPr>
-        <w:spacing w:before="40" w:after="120"/>
-        <w:jc w:val="center"/>
-      </w:pPr>
+        <w:t xml:space="preserve">/30 = 0,4/30</w:t>
+      </w:r>
       <w:r>
         <w:rPr>
           <w:rFonts w:ascii="Arial" w:hAnsi="Arial" w:cs="Arial"/>
@@ -4891,8 +4975,57 @@
           <w:color w:val="305496"/>
           <w:sz w:val="22"/>
         </w:rPr>
-        <w:t xml:space="preserve">T = 0,0133 s</w:t>
-      </w:r>
+        <w:tab/>
+        <w:t xml:space="preserve">(10)</w:t>
+      </w:r>
+    </w:p>
+    <w:p>
+      <w:pPr>
+        <w:spacing w:line="360" w:lineRule="auto" w:after="120"/>
+        <w:jc w:val="both"/>
+      </w:pPr>
+      <w:r>
+        <w:rPr>
+          <w:rFonts w:ascii="Arial" w:hAnsi="Arial" w:cs="Arial"/>
+          <w:b w:val="0"/>
+          <w:i w:val="0"/>
+          <w:sz w:val="22"/>
+        </w:rPr>
+        <w:t xml:space="preserve">Diambil tiga puluh sampel sepanjang waktu naik, di tengah rentang anjuran.</w:t>
+      </w:r>
+      <w:r>
+        <w:rPr>
+          <w:rFonts w:ascii="Arial" w:hAnsi="Arial" w:cs="Arial"/>
+          <w:b w:val="0"/>
+          <w:i w:val="0"/>
+          <w:sz w:val="22"/>
+        </w:rPr>
+        <w:t xml:space="preserve"> Persamaan (11) memadatkan aturan tersebut.</w:t>
+      </w:r>
+    </w:p>
+    <w:p>
+      <w:pPr>
+        <w:spacing w:line="360" w:lineRule="auto" w:after="120"/>
+        <w:jc w:val="both"/>
+      </w:pPr>
+      <w:r>
+        <w:rPr>
+          <w:rFonts w:ascii="Arial" w:hAnsi="Arial" w:cs="Arial"/>
+          <w:b w:val="0"/>
+          <w:i w:val="0"/>
+          <w:sz w:val="22"/>
+        </w:rPr>
+        <w:t xml:space="preserve">2. Hitung waktu sampling</w:t>
+      </w:r>
+    </w:p>
+    <w:p>
+      <w:pPr>
+        <w:tabs>
+          <w:tab w:val="center" w:pos="4393"/>
+          <w:tab w:val="right" w:pos="8787"/>
+        </w:tabs>
+        <w:spacing w:before="40" w:after="120"/>
+      </w:pPr>
       <w:r>
         <w:rPr>
           <w:rFonts w:ascii="Arial" w:hAnsi="Arial" w:cs="Arial"/>
@@ -4901,53 +5034,8 @@
           <w:color w:val="305496"/>
           <w:sz w:val="22"/>
         </w:rPr>
-        <w:t xml:space="preserve">   (11)</w:t>
-      </w:r>
-    </w:p>
-    <w:p>
-      <w:pPr>
-        <w:spacing w:line="360" w:lineRule="auto" w:after="120"/>
-        <w:jc w:val="both"/>
-      </w:pPr>
-      <w:r>
-        <w:rPr>
-          <w:rFonts w:ascii="Arial" w:hAnsi="Arial" w:cs="Arial"/>
-          <w:b w:val="0"/>
-          <w:i w:val="0"/>
-          <w:sz w:val="22"/>
-        </w:rPr>
-        <w:t xml:space="preserve">Dibulatkan ke nilai yang mudah dijadwalkan, yaitu 0,01 detik atau 100 hertz.</w:t>
-      </w:r>
-      <w:r>
-        <w:rPr>
-          <w:rFonts w:ascii="Arial" w:hAnsi="Arial" w:cs="Arial"/>
-          <w:b w:val="0"/>
-          <w:i w:val="0"/>
-          <w:sz w:val="22"/>
-        </w:rPr>
-        <w:t xml:space="preserve"> Rangkuman kuantitatifnya tertulis pada Persamaan (12).</w:t>
-      </w:r>
-    </w:p>
-    <w:p>
-      <w:pPr>
-        <w:spacing w:line="360" w:lineRule="auto" w:after="120"/>
-        <w:jc w:val="both"/>
-      </w:pPr>
-      <w:r>
-        <w:rPr>
-          <w:rFonts w:ascii="Arial" w:hAnsi="Arial" w:cs="Arial"/>
-          <w:b w:val="0"/>
-          <w:i w:val="0"/>
-          <w:sz w:val="22"/>
-        </w:rPr>
-        <w:t xml:space="preserve">3. Perkirakan tundaan tambahan</w:t>
-      </w:r>
-    </w:p>
-    <w:p>
-      <w:pPr>
-        <w:spacing w:before="40" w:after="120"/>
-        <w:jc w:val="center"/>
-      </w:pPr>
+        <w:tab/>
+      </w:r>
       <w:r>
         <w:rPr>
           <w:rFonts w:ascii="Arial" w:hAnsi="Arial" w:cs="Arial"/>
@@ -4956,7 +5044,7 @@
           <w:color w:val="305496"/>
           <w:sz w:val="22"/>
         </w:rPr>
-        <w:t xml:space="preserve">T/2 = 0,005 s</w:t>
+        <w:t xml:space="preserve">T = 0,0133 s</w:t>
       </w:r>
       <w:r>
         <w:rPr>
@@ -4966,52 +5054,56 @@
           <w:color w:val="305496"/>
           <w:sz w:val="22"/>
         </w:rPr>
-        <w:t xml:space="preserve">   (12)</w:t>
-      </w:r>
-    </w:p>
-    <w:p>
-      <w:pPr>
-        <w:spacing w:line="360" w:lineRule="auto" w:after="120"/>
-        <w:jc w:val="both"/>
-      </w:pPr>
-      <w:r>
-        <w:rPr>
-          <w:rFonts w:ascii="Arial" w:hAnsi="Arial" w:cs="Arial"/>
-          <w:b w:val="0"/>
-          <w:i w:val="0"/>
-          <w:sz w:val="22"/>
-        </w:rPr>
-        <w:t xml:space="preserve">Penahanan orde nol setara tundaan setengah waktu sampling.</w:t>
-      </w:r>
-      <w:r>
-        <w:rPr>
-          <w:rFonts w:ascii="Arial" w:hAnsi="Arial" w:cs="Arial"/>
-          <w:b w:val="0"/>
-          <w:i w:val="0"/>
-          <w:sz w:val="22"/>
-        </w:rPr>
-        <w:t xml:space="preserve"> Hubungan ini dirangkum dalam Persamaan (13).</w:t>
-      </w:r>
-    </w:p>
-    <w:p>
-      <w:pPr>
-        <w:spacing w:line="360" w:lineRule="auto" w:after="120"/>
-        <w:jc w:val="both"/>
-      </w:pPr>
-      <w:r>
-        <w:rPr>
-          <w:rFonts w:ascii="Arial" w:hAnsi="Arial" w:cs="Arial"/>
-          <w:b w:val="0"/>
-          <w:i w:val="0"/>
-          <w:sz w:val="22"/>
-        </w:rPr>
-        <w:t xml:space="preserve">4. Ubah menjadi susut fase</w:t>
-      </w:r>
-    </w:p>
-    <w:p>
-      <w:pPr>
+        <w:tab/>
+        <w:t xml:space="preserve">(11)</w:t>
+      </w:r>
+    </w:p>
+    <w:p>
+      <w:pPr>
+        <w:spacing w:line="360" w:lineRule="auto" w:after="120"/>
+        <w:jc w:val="both"/>
+      </w:pPr>
+      <w:r>
+        <w:rPr>
+          <w:rFonts w:ascii="Arial" w:hAnsi="Arial" w:cs="Arial"/>
+          <w:b w:val="0"/>
+          <w:i w:val="0"/>
+          <w:sz w:val="22"/>
+        </w:rPr>
+        <w:t xml:space="preserve">Dibulatkan ke nilai yang mudah dijadwalkan, yaitu 0,01 detik atau 100 hertz.</w:t>
+      </w:r>
+      <w:r>
+        <w:rPr>
+          <w:rFonts w:ascii="Arial" w:hAnsi="Arial" w:cs="Arial"/>
+          <w:b w:val="0"/>
+          <w:i w:val="0"/>
+          <w:sz w:val="22"/>
+        </w:rPr>
+        <w:t xml:space="preserve"> Rangkuman kuantitatifnya tertulis pada Persamaan (12).</w:t>
+      </w:r>
+    </w:p>
+    <w:p>
+      <w:pPr>
+        <w:spacing w:line="360" w:lineRule="auto" w:after="120"/>
+        <w:jc w:val="both"/>
+      </w:pPr>
+      <w:r>
+        <w:rPr>
+          <w:rFonts w:ascii="Arial" w:hAnsi="Arial" w:cs="Arial"/>
+          <w:b w:val="0"/>
+          <w:i w:val="0"/>
+          <w:sz w:val="22"/>
+        </w:rPr>
+        <w:t xml:space="preserve">3. Perkirakan tundaan tambahan</w:t>
+      </w:r>
+    </w:p>
+    <w:p>
+      <w:pPr>
+        <w:tabs>
+          <w:tab w:val="center" w:pos="4393"/>
+          <w:tab w:val="right" w:pos="8787"/>
+        </w:tabs>
         <w:spacing w:before="40" w:after="120"/>
-        <w:jc w:val="center"/>
       </w:pPr>
       <w:r>
         <w:rPr>
@@ -5021,7 +5113,7 @@
           <w:color w:val="305496"/>
           <w:sz w:val="22"/>
         </w:rPr>
-        <w:t xml:space="preserve">fase = wc·T/2, dengan wc ~ 2/</w:t>
+        <w:tab/>
       </w:r>
       <w:r>
         <w:rPr>
@@ -5031,7 +5123,7 @@
           <w:color w:val="305496"/>
           <w:sz w:val="22"/>
         </w:rPr>
-        <w:t xml:space="preserve">t</w:t>
+        <w:t xml:space="preserve">T/2 = 0,005 s</w:t>
       </w:r>
       <w:r>
         <w:rPr>
@@ -5040,10 +5132,58 @@
           <w:i/>
           <w:color w:val="305496"/>
           <w:sz w:val="22"/>
-          <w:vertAlign w:val="subscript"/>
-        </w:rPr>
-        <w:t xml:space="preserve">r</w:t>
-      </w:r>
+        </w:rPr>
+        <w:tab/>
+        <w:t xml:space="preserve">(12)</w:t>
+      </w:r>
+    </w:p>
+    <w:p>
+      <w:pPr>
+        <w:spacing w:line="360" w:lineRule="auto" w:after="120"/>
+        <w:jc w:val="both"/>
+      </w:pPr>
+      <w:r>
+        <w:rPr>
+          <w:rFonts w:ascii="Arial" w:hAnsi="Arial" w:cs="Arial"/>
+          <w:b w:val="0"/>
+          <w:i w:val="0"/>
+          <w:sz w:val="22"/>
+        </w:rPr>
+        <w:t xml:space="preserve">Penahanan orde nol setara tundaan setengah waktu sampling.</w:t>
+      </w:r>
+      <w:r>
+        <w:rPr>
+          <w:rFonts w:ascii="Arial" w:hAnsi="Arial" w:cs="Arial"/>
+          <w:b w:val="0"/>
+          <w:i w:val="0"/>
+          <w:sz w:val="22"/>
+        </w:rPr>
+        <w:t xml:space="preserve"> Hubungan ini dirangkum dalam Persamaan (13).</w:t>
+      </w:r>
+    </w:p>
+    <w:p>
+      <w:pPr>
+        <w:spacing w:line="360" w:lineRule="auto" w:after="120"/>
+        <w:jc w:val="both"/>
+      </w:pPr>
+      <w:r>
+        <w:rPr>
+          <w:rFonts w:ascii="Arial" w:hAnsi="Arial" w:cs="Arial"/>
+          <w:b w:val="0"/>
+          <w:i w:val="0"/>
+          <w:sz w:val="22"/>
+        </w:rPr>
+        <w:t xml:space="preserve">4. Ubah menjadi susut fase</w:t>
+      </w:r>
+    </w:p>
+    <w:p>
+      <w:pPr>
+        <w:tabs>
+          <w:tab w:val="center" w:pos="4393"/>
+          <w:tab w:val="right" w:pos="8787"/>
+        </w:tabs>
+        <w:spacing w:before="40" w:after="120"/>
+      </w:pPr>
       <w:r>
         <w:rPr>
           <w:rFonts w:ascii="Arial" w:hAnsi="Arial" w:cs="Arial"/>
@@ -5052,7 +5192,7 @@
           <w:color w:val="305496"/>
           <w:sz w:val="22"/>
         </w:rPr>
-        <w:t xml:space="preserve"> = 5 rad/s</w:t>
+        <w:tab/>
       </w:r>
       <w:r>
         <w:rPr>
@@ -5062,7 +5202,49 @@
           <w:color w:val="305496"/>
           <w:sz w:val="22"/>
         </w:rPr>
-        <w:t xml:space="preserve">   (13)</w:t>
+        <w:t xml:space="preserve">fase = wc·T/2, dengan wc ~ 2/</w:t>
+      </w:r>
+      <w:r>
+        <w:rPr>
+          <w:rFonts w:ascii="Arial" w:hAnsi="Arial" w:cs="Arial"/>
+          <w:b/>
+          <w:i/>
+          <w:color w:val="305496"/>
+          <w:sz w:val="22"/>
+        </w:rPr>
+        <w:t xml:space="preserve">t</w:t>
+      </w:r>
+      <w:r>
+        <w:rPr>
+          <w:rFonts w:ascii="Arial" w:hAnsi="Arial" w:cs="Arial"/>
+          <w:b/>
+          <w:i/>
+          <w:color w:val="305496"/>
+          <w:sz w:val="22"/>
+          <w:vertAlign w:val="subscript"/>
+        </w:rPr>
+        <w:t xml:space="preserve">r</w:t>
+      </w:r>
+      <w:r>
+        <w:rPr>
+          <w:rFonts w:ascii="Arial" w:hAnsi="Arial" w:cs="Arial"/>
+          <w:b/>
+          <w:i/>
+          <w:color w:val="305496"/>
+          <w:sz w:val="22"/>
+        </w:rPr>
+        <w:t xml:space="preserve"> = 5 rad/s</w:t>
+      </w:r>
+      <w:r>
+        <w:rPr>
+          <w:rFonts w:ascii="Arial" w:hAnsi="Arial" w:cs="Arial"/>
+          <w:b/>
+          <w:i/>
+          <w:color w:val="305496"/>
+          <w:sz w:val="22"/>
+        </w:rPr>
+        <w:tab/>
+        <w:t xml:space="preserve">(13)</w:t>
       </w:r>
     </w:p>
     <w:p>

--- a/Sistem-Kendali-Cerdas/Modul-Word/Modul-6-Perancangan-Kontrol-melalui-Komputer.docx
+++ b/Sistem-Kendali-Cerdas/Modul-Word/Modul-6-Perancangan-Kontrol-melalui-Komputer.docx
@@ -2578,17 +2578,66 @@
     </w:p>
     <w:p>
       <w:pPr>
-        <w:spacing w:line="360" w:lineRule="auto" w:after="120"/>
-        <w:jc w:val="both"/>
-      </w:pPr>
-      <w:r>
-        <w:rPr>
-          <w:rFonts w:ascii="Arial" w:hAnsi="Arial" w:cs="Arial"/>
-          <w:b w:val="0"/>
-          <w:i w:val="0"/>
-          <w:sz w:val="22"/>
-        </w:rPr>
-        <w:t xml:space="preserve">🔗 Modul Interaktif: https://dedik-romahadi.github.io/Mechanical-Engineering-Courses/Sistem-Kendali-Cerdas/Modul/Modul-6.html. Pada layar masuk, pilih tombol “👁️ Mode Preview (Tanpa Login)” untuk membaca seluruh materi tanpa perlu NIM dan PIN. Untuk mengerjakan Tugas dan Forum, masuk sebagai Mahasiswa memakai NIM dan PIN.</w:t>
+        <w:pBdr>
+          <w:top w:val="single" w:sz="6" w:space="10" w:color="BFE3D0"/>
+          <w:left w:val="single" w:sz="24" w:space="12" w:color="1F7A55"/>
+          <w:bottom w:val="single" w:sz="6" w:space="10" w:color="BFE3D0"/>
+          <w:right w:val="single" w:sz="6" w:space="10" w:color="BFE3D0"/>
+        </w:pBdr>
+        <w:shd w:val="clear" w:fill="F1FAF5"/>
+        <w:spacing w:before="140" w:after="60" w:line="264" w:lineRule="auto"/>
+        <w:ind w:left="170" w:right="170"/>
+        <w:jc w:val="left"/>
+      </w:pPr>
+      <w:r>
+        <w:rPr>
+          <w:rFonts w:ascii="Arial" w:hAnsi="Arial" w:cs="Arial"/>
+          <w:b/>
+          <w:i w:val="0"/>
+          <w:color w:val="1F7A55"/>
+          <w:sz w:val="17"/>
+          <w:spacing w:val="30"/>
+        </w:rPr>
+        <w:t xml:space="preserve">🔗 MODUL INTERAKTIF</w:t>
+      </w:r>
+      <w:r>
+        <w:br/>
+      </w:r>
+      <w:hyperlink r:id="rId19">
+        <w:r>
+          <w:rPr>
+            <w:rFonts w:ascii="Arial" w:hAnsi="Arial" w:cs="Arial"/>
+            <w:b/>
+            <w:color w:val="0563C1"/>
+            <w:sz w:val="20"/>
+            <w:u w:val="single"/>
+          </w:rPr>
+          <w:t xml:space="preserve">https://dedik-romahadi.github.io/Mechanical-Engineering-Courses/Sistem-Kendali-Cerdas/Modul/Modul-6.html</w:t>
+        </w:r>
+      </w:hyperlink>
+    </w:p>
+    <w:p>
+      <w:pPr>
+        <w:pBdr>
+          <w:top w:val="single" w:sz="6" w:space="10" w:color="BFE3D0"/>
+          <w:left w:val="single" w:sz="24" w:space="12" w:color="1F7A55"/>
+          <w:bottom w:val="single" w:sz="6" w:space="10" w:color="BFE3D0"/>
+          <w:right w:val="single" w:sz="6" w:space="10" w:color="BFE3D0"/>
+        </w:pBdr>
+        <w:shd w:val="clear" w:fill="F1FAF5"/>
+        <w:spacing w:before="0" w:after="140" w:line="264" w:lineRule="auto"/>
+        <w:ind w:left="170" w:right="170"/>
+        <w:jc w:val="left"/>
+      </w:pPr>
+      <w:r>
+        <w:rPr>
+          <w:rFonts w:ascii="Arial" w:hAnsi="Arial" w:cs="Arial"/>
+          <w:b w:val="0"/>
+          <w:i w:val="0"/>
+          <w:color w:val="44525F"/>
+          <w:sz w:val="19"/>
+        </w:rPr>
+        <w:t xml:space="preserve">Pada layar masuk, pilih tombol “👁️ Mode Preview (Tanpa Login)” untuk membaca seluruh materi tanpa perlu NIM dan PIN. Untuk mengerjakan Tugas dan Forum, masuk sebagai Mahasiswa memakai NIM dan PIN.</w:t>
       </w:r>
     </w:p>
     <w:p>
